--- a/ПАМЯТКА-РЕЖИССЁРУ.docx
+++ b/ПАМЯТКА-РЕЖИССЁРУ.docx
@@ -2682,7 +2682,7 @@
     </w:p>
     <w:bookmarkEnd w:id="29"/>
     <w:bookmarkEnd w:id="30"/>
-    <w:bookmarkStart w:id="32" w:name="часть-4.-дашборд"/>
+    <w:bookmarkStart w:id="33" w:name="часть-4.-дашборд"/>
     <w:p>
       <w:pPr>
         <w:pStyle w:val="Heading1"/>
@@ -2892,7 +2892,23 @@
         <w:t xml:space="preserve"> </w:t>
       </w:r>
       <w:r>
-        <w:t xml:space="preserve">— кадр принят. Ваше одобрение считается финальным, режиссёрским.</w:t>
+        <w:t xml:space="preserve">— кадр принят. Ваше одобрение —</w:t>
+      </w:r>
+      <w:r>
+        <w:t xml:space="preserve"> </w:t>
+      </w:r>
+      <w:r>
+        <w:rPr>
+          <w:b/>
+          <w:bCs/>
+        </w:rPr>
+        <w:t xml:space="preserve">финальное, режиссёрское</w:t>
+      </w:r>
+      <w:r>
+        <w:t xml:space="preserve"> </w:t>
+      </w:r>
+      <w:r>
+        <w:t xml:space="preserve">(см. ниже про роли).</w:t>
       </w:r>
     </w:p>
     <w:p>
@@ -2998,19 +3014,34 @@
         <w:t xml:space="preserve"> </w:t>
       </w:r>
       <w:r>
-        <w:t xml:space="preserve">— только у вас: загрузить материалы (Часть 3),</w:t>
-      </w:r>
-      <w:r>
-        <w:t xml:space="preserve"> </w:t>
-      </w:r>
-      <w:r>
-        <w:t xml:space="preserve">завести серию, добавить сотрудника и выдать ему личную ссылку, посмотреть</w:t>
-      </w:r>
-      <w:r>
-        <w:t xml:space="preserve"> </w:t>
-      </w:r>
-      <w:r>
-        <w:t xml:space="preserve">ленту работы конвейера.</w:t>
+        <w:t xml:space="preserve">— только у режиссёров: загрузить материалы (Часть 3),</w:t>
+      </w:r>
+      <w:r>
+        <w:t xml:space="preserve"> </w:t>
+      </w:r>
+      <w:r>
+        <w:t xml:space="preserve">завести серию, назначить на неё аниматоров, добавить сотрудника и выдать ему</w:t>
+      </w:r>
+      <w:r>
+        <w:t xml:space="preserve"> </w:t>
+      </w:r>
+      <w:r>
+        <w:t xml:space="preserve">личную ссылку, скачать одобренные кадры серии разом, посмотреть ленту работы</w:t>
+      </w:r>
+      <w:r>
+        <w:t xml:space="preserve"> </w:t>
+      </w:r>
+      <w:r>
+        <w:t xml:space="preserve">конвейера.</w:t>
+      </w:r>
+    </w:p>
+    <w:bookmarkStart w:id="32" w:name="кто-что-делает"/>
+    <w:p>
+      <w:pPr>
+        <w:pStyle w:val="Heading2"/>
+      </w:pPr>
+      <w:r>
+        <w:t xml:space="preserve">Кто что делает</w:t>
       </w:r>
     </w:p>
     <w:p>
@@ -3018,6 +3049,220 @@
         <w:pStyle w:val="FirstParagraph"/>
       </w:pPr>
       <w:r>
+        <w:t xml:space="preserve">В команде сейчас восемь человек: режиссёры</w:t>
+      </w:r>
+      <w:r>
+        <w:t xml:space="preserve"> </w:t>
+      </w:r>
+      <w:r>
+        <w:rPr>
+          <w:b/>
+          <w:bCs/>
+        </w:rPr>
+        <w:t xml:space="preserve">Иса</w:t>
+      </w:r>
+      <w:r>
+        <w:t xml:space="preserve"> </w:t>
+      </w:r>
+      <w:r>
+        <w:t xml:space="preserve">и</w:t>
+      </w:r>
+      <w:r>
+        <w:t xml:space="preserve"> </w:t>
+      </w:r>
+      <w:r>
+        <w:rPr>
+          <w:b/>
+          <w:bCs/>
+        </w:rPr>
+        <w:t xml:space="preserve">Режиссёр</w:t>
+      </w:r>
+      <w:r>
+        <w:t xml:space="preserve">, аниматоры</w:t>
+      </w:r>
+      <w:r>
+        <w:t xml:space="preserve"> </w:t>
+      </w:r>
+      <w:r>
+        <w:rPr>
+          <w:b/>
+          <w:bCs/>
+        </w:rPr>
+        <w:t xml:space="preserve">Иман</w:t>
+      </w:r>
+      <w:r>
+        <w:t xml:space="preserve">,</w:t>
+      </w:r>
+      <w:r>
+        <w:t xml:space="preserve"> </w:t>
+      </w:r>
+      <w:r>
+        <w:rPr>
+          <w:b/>
+          <w:bCs/>
+        </w:rPr>
+        <w:t xml:space="preserve">Хава</w:t>
+      </w:r>
+      <w:r>
+        <w:t xml:space="preserve">,</w:t>
+      </w:r>
+      <w:r>
+        <w:t xml:space="preserve"> </w:t>
+      </w:r>
+      <w:r>
+        <w:rPr>
+          <w:b/>
+          <w:bCs/>
+        </w:rPr>
+        <w:t xml:space="preserve">Алихановна</w:t>
+      </w:r>
+      <w:r>
+        <w:t xml:space="preserve">,</w:t>
+      </w:r>
+      <w:r>
+        <w:t xml:space="preserve"> </w:t>
+      </w:r>
+      <w:r>
+        <w:rPr>
+          <w:b/>
+          <w:bCs/>
+        </w:rPr>
+        <w:t xml:space="preserve">Нади</w:t>
+      </w:r>
+      <w:r>
+        <w:t xml:space="preserve">,</w:t>
+      </w:r>
+      <w:r>
+        <w:t xml:space="preserve"> </w:t>
+      </w:r>
+      <w:r>
+        <w:rPr>
+          <w:b/>
+          <w:bCs/>
+        </w:rPr>
+        <w:t xml:space="preserve">Валентина</w:t>
+      </w:r>
+      <w:r>
+        <w:t xml:space="preserve"> </w:t>
+      </w:r>
+      <w:r>
+        <w:t xml:space="preserve">и</w:t>
+      </w:r>
+      <w:r>
+        <w:t xml:space="preserve"> </w:t>
+      </w:r>
+      <w:r>
+        <w:rPr>
+          <w:b/>
+          <w:bCs/>
+        </w:rPr>
+        <w:t xml:space="preserve">Михаил</w:t>
+      </w:r>
+      <w:r>
+        <w:t xml:space="preserve">.</w:t>
+      </w:r>
+    </w:p>
+    <w:p>
+      <w:pPr>
+        <w:pStyle w:val="BodyText"/>
+      </w:pPr>
+      <w:r>
+        <w:rPr>
+          <w:b/>
+          <w:bCs/>
+        </w:rPr>
+        <w:t xml:space="preserve">Аниматор ведёт свою серию сам</w:t>
+      </w:r>
+      <w:r>
+        <w:t xml:space="preserve"> </w:t>
+      </w:r>
+      <w:r>
+        <w:t xml:space="preserve">— ему не нужно ждать вас на каждом шаге. По</w:t>
+      </w:r>
+      <w:r>
+        <w:t xml:space="preserve"> </w:t>
+      </w:r>
+      <w:r>
+        <w:t xml:space="preserve">назначенной серии он одобряет кадры, отправляет на переделку с комментарием,</w:t>
+      </w:r>
+      <w:r>
+        <w:t xml:space="preserve"> </w:t>
+      </w:r>
+      <w:r>
+        <w:t xml:space="preserve">правит запросы и скачивает одобренные кадры, чтобы делать из них видео. Чужие</w:t>
+      </w:r>
+      <w:r>
+        <w:t xml:space="preserve"> </w:t>
+      </w:r>
+      <w:r>
+        <w:t xml:space="preserve">серии он не видит: каждый работает только со своими.</w:t>
+      </w:r>
+    </w:p>
+    <w:p>
+      <w:pPr>
+        <w:pStyle w:val="BodyText"/>
+      </w:pPr>
+      <w:r>
+        <w:rPr>
+          <w:b/>
+          <w:bCs/>
+        </w:rPr>
+        <w:t xml:space="preserve">Ваша роль сверх этого — финальная печать.</w:t>
+      </w:r>
+      <w:r>
+        <w:t xml:space="preserve"> </w:t>
+      </w:r>
+      <w:r>
+        <w:t xml:space="preserve">Когда кадр одобряете вы, он</w:t>
+      </w:r>
+      <w:r>
+        <w:t xml:space="preserve"> </w:t>
+      </w:r>
+      <w:r>
+        <w:t xml:space="preserve">помечается как принятый режиссёром; одобрение аниматора такой пометки не ставит.</w:t>
+      </w:r>
+      <w:r>
+        <w:t xml:space="preserve"> </w:t>
+      </w:r>
+      <w:r>
+        <w:t xml:space="preserve">То есть аниматор двигает работу вперёд, а вы подтверждаете результат.</w:t>
+      </w:r>
+    </w:p>
+    <w:p>
+      <w:pPr>
+        <w:pStyle w:val="BodyText"/>
+      </w:pPr>
+      <w:r>
+        <w:t xml:space="preserve">Кто за какой серией закреплён — видно и настраивается во вкладке «Управление»:</w:t>
+      </w:r>
+      <w:r>
+        <w:t xml:space="preserve"> </w:t>
+      </w:r>
+      <w:r>
+        <w:t xml:space="preserve">кнопка</w:t>
+      </w:r>
+      <w:r>
+        <w:t xml:space="preserve"> </w:t>
+      </w:r>
+      <w:r>
+        <w:rPr>
+          <w:b/>
+          <w:bCs/>
+        </w:rPr>
+        <w:t xml:space="preserve">«Кто ведёт»</w:t>
+      </w:r>
+      <w:r>
+        <w:t xml:space="preserve"> </w:t>
+      </w:r>
+      <w:r>
+        <w:t xml:space="preserve">у каждой серии.</w:t>
+      </w:r>
+    </w:p>
+    <w:p>
+      <w:pPr>
+        <w:pStyle w:val="BodyText"/>
+      </w:pPr>
+      <w:r>
         <w:rPr>
           <w:b/>
           <w:bCs/>
@@ -3028,7 +3273,7 @@
         <w:t xml:space="preserve"> </w:t>
       </w:r>
       <w:r>
-        <w:t xml:space="preserve">Первый кадр каждой сцены — главный. Пока вы его не одобрите,</w:t>
+        <w:t xml:space="preserve">Первый кадр каждой сцены — главный. Пока его не одобрили,</w:t>
       </w:r>
       <w:r>
         <w:t xml:space="preserve"> </w:t>
@@ -3046,29 +3291,46 @@
         <w:t xml:space="preserve"> </w:t>
       </w:r>
       <w:r>
-        <w:t xml:space="preserve">его образцу. Поэтому</w:t>
-      </w:r>
-      <w:r>
-        <w:t xml:space="preserve"> </w:t>
-      </w:r>
-      <w:r>
-        <w:rPr>
-          <w:b/>
-          <w:bCs/>
-        </w:rPr>
-        <w:t xml:space="preserve">мастер-кадры стоит смотреть в первую очередь</w:t>
-      </w:r>
-      <w:r>
-        <w:t xml:space="preserve"> </w:t>
-      </w:r>
-      <w:r>
-        <w:t xml:space="preserve">— пока он</w:t>
-      </w:r>
-      <w:r>
-        <w:t xml:space="preserve"> </w:t>
-      </w:r>
-      <w:r>
-        <w:t xml:space="preserve">висит, вся сцена стоит.</w:t>
+        <w:t xml:space="preserve">его образцу.</w:t>
+      </w:r>
+    </w:p>
+    <w:p>
+      <w:pPr>
+        <w:pStyle w:val="BodyText"/>
+      </w:pPr>
+      <w:r>
+        <w:t xml:space="preserve">Одобрить мастер-кадр может любой, кто ведёт эту серию, — и вы, и аниматор; сцена</w:t>
+      </w:r>
+      <w:r>
+        <w:t xml:space="preserve"> </w:t>
+      </w:r>
+      <w:r>
+        <w:t xml:space="preserve">откроется сразу. Поэтому</w:t>
+      </w:r>
+      <w:r>
+        <w:t xml:space="preserve"> </w:t>
+      </w:r>
+      <w:r>
+        <w:rPr>
+          <w:b/>
+          <w:bCs/>
+        </w:rPr>
+        <w:t xml:space="preserve">мастер-кадры смотрят в первую очередь</w:t>
+      </w:r>
+      <w:r>
+        <w:t xml:space="preserve">: пока он</w:t>
+      </w:r>
+      <w:r>
+        <w:t xml:space="preserve"> </w:t>
+      </w:r>
+      <w:r>
+        <w:t xml:space="preserve">висит, вся сцена стоит. Если аниматора на серии нет или он не отвечает, откройте</w:t>
+      </w:r>
+      <w:r>
+        <w:t xml:space="preserve"> </w:t>
+      </w:r>
+      <w:r>
+        <w:t xml:space="preserve">сцену сами.</w:t>
       </w:r>
     </w:p>
     <w:p>
@@ -3079,7 +3341,8 @@
       </w:r>
     </w:p>
     <w:bookmarkEnd w:id="32"/>
-    <w:bookmarkStart w:id="33" w:name="часть-5.-если-что-то-пошло-не-так"/>
+    <w:bookmarkEnd w:id="33"/>
+    <w:bookmarkStart w:id="34" w:name="часть-5.-если-что-то-пошло-не-так"/>
     <w:p>
       <w:pPr>
         <w:pStyle w:val="Heading1"/>
@@ -3278,7 +3541,13 @@
         <w:t xml:space="preserve"> </w:t>
       </w:r>
       <w:r>
-        <w:t xml:space="preserve">Вы зашли без личной ссылки. Откройте закладку с длинным хвостом</w:t>
+        <w:t xml:space="preserve">Две причины. Первая: вы зашли без личной ссылки — откройте закладку с длинным</w:t>
+      </w:r>
+      <w:r>
+        <w:t xml:space="preserve"> </w:t>
+      </w:r>
+      <w:r>
+        <w:t xml:space="preserve">хвостом</w:t>
       </w:r>
       <w:r>
         <w:t xml:space="preserve"> </w:t>
@@ -3290,7 +3559,25 @@
         <w:t xml:space="preserve">?key=...</w:t>
       </w:r>
       <w:r>
-        <w:t xml:space="preserve">.</w:t>
+        <w:t xml:space="preserve">. Вторая: открыта серия, которая за вами не закреплена, — тогда</w:t>
+      </w:r>
+      <w:r>
+        <w:t xml:space="preserve"> </w:t>
+      </w:r>
+      <w:r>
+        <w:t xml:space="preserve">сверху так и написано. Смотреть её можно, решать по кадрам — нет. Если серия</w:t>
+      </w:r>
+      <w:r>
+        <w:t xml:space="preserve"> </w:t>
+      </w:r>
+      <w:r>
+        <w:t xml:space="preserve">новая и вести её должны вы, попросите Ису прикрепить её к вам (или сделайте это</w:t>
+      </w:r>
+      <w:r>
+        <w:t xml:space="preserve"> </w:t>
+      </w:r>
+      <w:r>
+        <w:t xml:space="preserve">сами во вкладке «Управление» → «Кто ведёт»).</w:t>
       </w:r>
     </w:p>
     <w:p>
@@ -3420,8 +3707,8 @@
         </w:pict>
       </w:r>
     </w:p>
-    <w:bookmarkEnd w:id="33"/>
-    <w:bookmarkStart w:id="34" w:name="часть-6.-чего-делать-не-нужно"/>
+    <w:bookmarkEnd w:id="34"/>
+    <w:bookmarkStart w:id="35" w:name="часть-6.-чего-делать-не-нужно"/>
     <w:p>
       <w:pPr>
         <w:pStyle w:val="Heading1"/>
@@ -3651,7 +3938,7 @@
         <w:t xml:space="preserve">в общий чат.</w:t>
       </w:r>
     </w:p>
-    <w:bookmarkEnd w:id="34"/>
+    <w:bookmarkEnd w:id="35"/>
     <w:sectPr>
       <w:footnotePr>
         <w:numRestart w:val="eachSect"/>

--- a/ПАМЯТКА-РЕЖИССЁРУ.docx
+++ b/ПАМЯТКА-РЕЖИССЁРУ.docx
@@ -2992,7 +2992,13 @@
         <w:t xml:space="preserve"> </w:t>
       </w:r>
       <w:r>
-        <w:t xml:space="preserve">кадр в полном размере.</w:t>
+        <w:t xml:space="preserve">кадр в полном размере — кнопка под самим кадром. Так забирают</w:t>
+      </w:r>
+      <w:r>
+        <w:t xml:space="preserve"> </w:t>
+      </w:r>
+      <w:r>
+        <w:t xml:space="preserve">кадры по одному, когда нужен конкретный.</w:t>
       </w:r>
     </w:p>
     <w:p>
@@ -3008,6 +3014,119 @@
           <w:b/>
           <w:bCs/>
         </w:rPr>
+        <w:t xml:space="preserve">Скачать одобренные</w:t>
+      </w:r>
+      <w:r>
+        <w:t xml:space="preserve"> </w:t>
+      </w:r>
+      <w:r>
+        <w:t xml:space="preserve">— кнопка в шапке, в одном ряду со счётчиками.</w:t>
+      </w:r>
+      <w:r>
+        <w:t xml:space="preserve"> </w:t>
+      </w:r>
+      <w:r>
+        <w:t xml:space="preserve">Выкачивает разом все одобренные кадры открытой серии; рядом с ней число —</w:t>
+      </w:r>
+      <w:r>
+        <w:t xml:space="preserve"> </w:t>
+      </w:r>
+      <w:r>
+        <w:t xml:space="preserve">сколько их набралось. Пока одобренных нет, кнопка серая. Это основной способ</w:t>
+      </w:r>
+      <w:r>
+        <w:t xml:space="preserve"> </w:t>
+      </w:r>
+      <w:r>
+        <w:t xml:space="preserve">забрать материал для видео, и он есть у всех: и у вас, и у аниматоров, и даже</w:t>
+      </w:r>
+      <w:r>
+        <w:t xml:space="preserve"> </w:t>
+      </w:r>
+      <w:r>
+        <w:t xml:space="preserve">без личной ссылки — скачивание ничего не меняет, поэтому его не ограничивали.</w:t>
+      </w:r>
+      <w:r>
+        <w:t xml:space="preserve"> </w:t>
+      </w:r>
+      <w:r>
+        <w:t xml:space="preserve">Файлы называются по кадру:</w:t>
+      </w:r>
+      <w:r>
+        <w:t xml:space="preserve"> </w:t>
+      </w:r>
+      <w:r>
+        <w:rPr>
+          <w:rStyle w:val="VerbatimChar"/>
+        </w:rPr>
+        <w:t xml:space="preserve">s04_10_v1.png</w:t>
+      </w:r>
+      <w:r>
+        <w:t xml:space="preserve"> </w:t>
+      </w:r>
+      <w:r>
+        <w:t xml:space="preserve">— это сцена 4, кадр 10, первая</w:t>
+      </w:r>
+      <w:r>
+        <w:t xml:space="preserve"> </w:t>
+      </w:r>
+      <w:r>
+        <w:t xml:space="preserve">версия. Имена латиницей и по порядку, поэтому в видеоредакторе кадры лягут</w:t>
+      </w:r>
+      <w:r>
+        <w:t xml:space="preserve"> </w:t>
+      </w:r>
+      <w:r>
+        <w:t xml:space="preserve">сами как надо.</w:t>
+      </w:r>
+    </w:p>
+    <w:p>
+      <w:pPr>
+        <w:pStyle w:val="Compact"/>
+        <w:numPr>
+          <w:ilvl w:val="0"/>
+          <w:numId w:val="1011"/>
+        </w:numPr>
+      </w:pPr>
+      <w:r>
+        <w:rPr>
+          <w:b/>
+          <w:bCs/>
+        </w:rPr>
+        <w:t xml:space="preserve">Переключатель серий</w:t>
+      </w:r>
+      <w:r>
+        <w:t xml:space="preserve"> </w:t>
+      </w:r>
+      <w:r>
+        <w:t xml:space="preserve">— если вам доступна не одна серия, в шапке появляется</w:t>
+      </w:r>
+      <w:r>
+        <w:t xml:space="preserve"> </w:t>
+      </w:r>
+      <w:r>
+        <w:t xml:space="preserve">список: выбираете, с какой работать. Счётчики, фильтры и выгрузка считаются по</w:t>
+      </w:r>
+      <w:r>
+        <w:t xml:space="preserve"> </w:t>
+      </w:r>
+      <w:r>
+        <w:t xml:space="preserve">выбранной серии, а не по всем сразу.</w:t>
+      </w:r>
+    </w:p>
+    <w:p>
+      <w:pPr>
+        <w:pStyle w:val="Compact"/>
+        <w:numPr>
+          <w:ilvl w:val="0"/>
+          <w:numId w:val="1011"/>
+        </w:numPr>
+      </w:pPr>
+      <w:r>
+        <w:rPr>
+          <w:b/>
+          <w:bCs/>
+        </w:rPr>
         <w:t xml:space="preserve">Вкладка «Управление»</w:t>
       </w:r>
       <w:r>
@@ -3026,13 +3145,29 @@
         <w:t xml:space="preserve"> </w:t>
       </w:r>
       <w:r>
-        <w:t xml:space="preserve">личную ссылку, скачать одобренные кадры серии разом, посмотреть ленту работы</w:t>
-      </w:r>
-      <w:r>
-        <w:t xml:space="preserve"> </w:t>
-      </w:r>
-      <w:r>
-        <w:t xml:space="preserve">конвейера.</w:t>
+        <w:t xml:space="preserve">личную ссылку, посмотреть ленту работы конвейера. Там же можно выгрузить</w:t>
+      </w:r>
+      <w:r>
+        <w:t xml:space="preserve"> </w:t>
+      </w:r>
+      <w:r>
+        <w:t xml:space="preserve">одобренные кадры</w:t>
+      </w:r>
+      <w:r>
+        <w:t xml:space="preserve"> </w:t>
+      </w:r>
+      <w:r>
+        <w:rPr>
+          <w:b/>
+          <w:bCs/>
+        </w:rPr>
+        <w:t xml:space="preserve">любой</w:t>
+      </w:r>
+      <w:r>
+        <w:t xml:space="preserve"> </w:t>
+      </w:r>
+      <w:r>
+        <w:t xml:space="preserve">серии, не открывая её.</w:t>
       </w:r>
     </w:p>
     <w:bookmarkStart w:id="32" w:name="кто-что-делает"/>
@@ -3183,19 +3318,73 @@
         <w:t xml:space="preserve"> </w:t>
       </w:r>
       <w:r>
-        <w:t xml:space="preserve">назначенной серии он одобряет кадры, отправляет на переделку с комментарием,</w:t>
-      </w:r>
-      <w:r>
-        <w:t xml:space="preserve"> </w:t>
-      </w:r>
-      <w:r>
-        <w:t xml:space="preserve">правит запросы и скачивает одобренные кадры, чтобы делать из них видео. Чужие</w:t>
-      </w:r>
-      <w:r>
-        <w:t xml:space="preserve"> </w:t>
-      </w:r>
-      <w:r>
-        <w:t xml:space="preserve">серии он не видит: каждый работает только со своими.</w:t>
+        <w:t xml:space="preserve">назначенной серии он одобряет кадры (в том числе мастер-кадр, а это открывает</w:t>
+      </w:r>
+      <w:r>
+        <w:t xml:space="preserve"> </w:t>
+      </w:r>
+      <w:r>
+        <w:t xml:space="preserve">всю сцену), правит запросы, отправляет на переделку с комментарием и сам</w:t>
+      </w:r>
+      <w:r>
+        <w:t xml:space="preserve"> </w:t>
+      </w:r>
+      <w:r>
+        <w:t xml:space="preserve">выкачивает готовое — и по одному кадру, и всё одобренное разом кнопкой в шапке,</w:t>
+      </w:r>
+      <w:r>
+        <w:t xml:space="preserve"> </w:t>
+      </w:r>
+      <w:r>
+        <w:t xml:space="preserve">чтобы делать из этого видео. Чужие серии он не видит вовсе: в его дашборде</w:t>
+      </w:r>
+      <w:r>
+        <w:t xml:space="preserve"> </w:t>
+      </w:r>
+      <w:r>
+        <w:t xml:space="preserve">открыты только назначенные ему, а если серий у него несколько — он переключает</w:t>
+      </w:r>
+      <w:r>
+        <w:t xml:space="preserve"> </w:t>
+      </w:r>
+      <w:r>
+        <w:t xml:space="preserve">их списком в шапке. Пока ему не назначили ни одной, дашборд так и напишет, что</w:t>
+      </w:r>
+      <w:r>
+        <w:t xml:space="preserve"> </w:t>
+      </w:r>
+      <w:r>
+        <w:t xml:space="preserve">серий нет и надо обратиться к режиссёру.</w:t>
+      </w:r>
+    </w:p>
+    <w:p>
+      <w:pPr>
+        <w:pStyle w:val="BodyText"/>
+      </w:pPr>
+      <w:r>
+        <w:rPr>
+          <w:b/>
+          <w:bCs/>
+        </w:rPr>
+        <w:t xml:space="preserve">Вы видите все серии</w:t>
+      </w:r>
+      <w:r>
+        <w:t xml:space="preserve"> </w:t>
+      </w:r>
+      <w:r>
+        <w:t xml:space="preserve">— вас список закреплённых серий не ограничивает, это</w:t>
+      </w:r>
+      <w:r>
+        <w:t xml:space="preserve"> </w:t>
+      </w:r>
+      <w:r>
+        <w:t xml:space="preserve">роль режиссёра. В «Кадрах» переключаетесь между сериями тем же списком в шапке,</w:t>
+      </w:r>
+      <w:r>
+        <w:t xml:space="preserve"> </w:t>
+      </w:r>
+      <w:r>
+        <w:t xml:space="preserve">а из «Управления» можно открыть кадры любой серии кнопкой «Открыть кадры».</w:t>
       </w:r>
     </w:p>
     <w:p>
@@ -3541,13 +3730,7 @@
         <w:t xml:space="preserve"> </w:t>
       </w:r>
       <w:r>
-        <w:t xml:space="preserve">Две причины. Первая: вы зашли без личной ссылки — откройте закладку с длинным</w:t>
-      </w:r>
-      <w:r>
-        <w:t xml:space="preserve"> </w:t>
-      </w:r>
-      <w:r>
-        <w:t xml:space="preserve">хвостом</w:t>
+        <w:t xml:space="preserve">Вы зашли без личной ссылки — откройте закладку с длинным хвостом</w:t>
       </w:r>
       <w:r>
         <w:t xml:space="preserve"> </w:t>
@@ -3559,25 +3742,31 @@
         <w:t xml:space="preserve">?key=...</w:t>
       </w:r>
       <w:r>
-        <w:t xml:space="preserve">. Вторая: открыта серия, которая за вами не закреплена, — тогда</w:t>
-      </w:r>
-      <w:r>
-        <w:t xml:space="preserve"> </w:t>
-      </w:r>
-      <w:r>
-        <w:t xml:space="preserve">сверху так и написано. Смотреть её можно, решать по кадрам — нет. Если серия</w:t>
-      </w:r>
-      <w:r>
-        <w:t xml:space="preserve"> </w:t>
-      </w:r>
-      <w:r>
-        <w:t xml:space="preserve">новая и вести её должны вы, попросите Ису прикрепить её к вам (или сделайте это</w:t>
-      </w:r>
-      <w:r>
-        <w:t xml:space="preserve"> </w:t>
-      </w:r>
-      <w:r>
-        <w:t xml:space="preserve">сами во вкладке «Управление» → «Кто ведёт»).</w:t>
+        <w:t xml:space="preserve">.</w:t>
+      </w:r>
+      <w:r>
+        <w:t xml:space="preserve"> </w:t>
+      </w:r>
+      <w:r>
+        <w:t xml:space="preserve">Других причин у режиссёра нет: серии вас не ограничивают, решать вы можете в</w:t>
+      </w:r>
+      <w:r>
+        <w:t xml:space="preserve"> </w:t>
+      </w:r>
+      <w:r>
+        <w:t xml:space="preserve">любой. А вот у аниматора причина может быть вторая — ему открыты только</w:t>
+      </w:r>
+      <w:r>
+        <w:t xml:space="preserve"> </w:t>
+      </w:r>
+      <w:r>
+        <w:t xml:space="preserve">назначенные серии, и если нужной среди них нет, прикрепите её во вкладке</w:t>
+      </w:r>
+      <w:r>
+        <w:t xml:space="preserve"> </w:t>
+      </w:r>
+      <w:r>
+        <w:t xml:space="preserve">«Управление» → «Кто ведёт».</w:t>
       </w:r>
     </w:p>
     <w:p>

--- a/ПАМЯТКА-РЕЖИССЁРУ.docx
+++ b/ПАМЯТКА-РЕЖИССЁРУ.docx
@@ -51,31 +51,75 @@
         <w:pStyle w:val="FirstParagraph"/>
       </w:pPr>
       <w:r>
-        <w:t xml:space="preserve">На вашем компьютере работает помощник Claude. Он берёт раскадровку, сам пишет</w:t>
-      </w:r>
-      <w:r>
-        <w:t xml:space="preserve"> </w:t>
-      </w:r>
-      <w:r>
-        <w:t xml:space="preserve">запросы к нейросети, генерирует картинку для каждого кадра прямо в браузере — в</w:t>
-      </w:r>
-      <w:r>
-        <w:t xml:space="preserve"> </w:t>
-      </w:r>
-      <w:r>
-        <w:t xml:space="preserve">ChatGPT и Google Labs под нашими общими подписками — и складывает готовые кадры в</w:t>
-      </w:r>
-      <w:r>
-        <w:t xml:space="preserve"> </w:t>
-      </w:r>
-      <w:r>
-        <w:t xml:space="preserve">дашборд. Вы и аниматоры заходите в дашборд и одобряете кадры или отправляете их на</w:t>
-      </w:r>
-      <w:r>
-        <w:t xml:space="preserve"> </w:t>
-      </w:r>
-      <w:r>
-        <w:t xml:space="preserve">переделку с комментарием; на следующем заходе Claude учитывает правки.</w:t>
+        <w:t xml:space="preserve">На вашем компьютере работает</w:t>
+      </w:r>
+      <w:r>
+        <w:t xml:space="preserve"> </w:t>
+      </w:r>
+      <w:r>
+        <w:rPr>
+          <w:b/>
+          <w:bCs/>
+        </w:rPr>
+        <w:t xml:space="preserve">воркер</w:t>
+      </w:r>
+      <w:r>
+        <w:t xml:space="preserve"> </w:t>
+      </w:r>
+      <w:r>
+        <w:t xml:space="preserve">— это Claude, который рисует кадры прямо</w:t>
+      </w:r>
+      <w:r>
+        <w:t xml:space="preserve"> </w:t>
+      </w:r>
+      <w:r>
+        <w:t xml:space="preserve">на этом компьютере. Он берёт раскадровку, сам пишет</w:t>
+      </w:r>
+      <w:r>
+        <w:t xml:space="preserve"> </w:t>
+      </w:r>
+      <w:r>
+        <w:rPr>
+          <w:b/>
+          <w:bCs/>
+        </w:rPr>
+        <w:t xml:space="preserve">промт</w:t>
+      </w:r>
+      <w:r>
+        <w:t xml:space="preserve"> </w:t>
+      </w:r>
+      <w:r>
+        <w:t xml:space="preserve">к каждому кадру</w:t>
+      </w:r>
+      <w:r>
+        <w:t xml:space="preserve"> </w:t>
+      </w:r>
+      <w:r>
+        <w:t xml:space="preserve">(промт — это текстовое задание нейросети, по-английски), генерирует картинку в</w:t>
+      </w:r>
+      <w:r>
+        <w:t xml:space="preserve"> </w:t>
+      </w:r>
+      <w:r>
+        <w:t xml:space="preserve">браузере — в ChatGPT и Google Labs под нашими общими подписками — и складывает</w:t>
+      </w:r>
+      <w:r>
+        <w:t xml:space="preserve"> </w:t>
+      </w:r>
+      <w:r>
+        <w:t xml:space="preserve">готовые кадры в дашборд. Вы и аниматоры заходите в дашборд, одобряете кадры или</w:t>
+      </w:r>
+      <w:r>
+        <w:t xml:space="preserve"> </w:t>
+      </w:r>
+      <w:r>
+        <w:t xml:space="preserve">отправляете их на переделку с комментарием; на следующем заходе воркер учитывает</w:t>
+      </w:r>
+      <w:r>
+        <w:t xml:space="preserve"> </w:t>
+      </w:r>
+      <w:r>
+        <w:t xml:space="preserve">правки.</w:t>
       </w:r>
     </w:p>
     <w:p>
@@ -89,7 +133,7 @@
         <w:t xml:space="preserve"> </w:t>
       </w:r>
       <w:r>
-        <w:t xml:space="preserve">откуда угодно. Claude забирает их сам.</w:t>
+        <w:t xml:space="preserve">откуда угодно. Воркер забирает их сам.</w:t>
       </w:r>
     </w:p>
     <w:p>
@@ -97,13 +141,19 @@
         <w:pStyle w:val="BodyText"/>
       </w:pPr>
       <w:r>
-        <w:t xml:space="preserve">От вас нужно немного: один раз всё настроить, держать компьютер включённым и</w:t>
-      </w:r>
-      <w:r>
-        <w:t xml:space="preserve"> </w:t>
-      </w:r>
-      <w:r>
-        <w:t xml:space="preserve">входить в аккаунты, когда об этом попросят.</w:t>
+        <w:t xml:space="preserve">От вас нужно немного: один раз всё настроить (это делает установщик почти</w:t>
+      </w:r>
+      <w:r>
+        <w:t xml:space="preserve"> </w:t>
+      </w:r>
+      <w:r>
+        <w:t xml:space="preserve">целиком), держать компьютер включённым и входить в аккаунты, когда воркер об этом</w:t>
+      </w:r>
+      <w:r>
+        <w:t xml:space="preserve"> </w:t>
+      </w:r>
+      <w:r>
+        <w:t xml:space="preserve">попросит.</w:t>
       </w:r>
     </w:p>
     <w:p>
@@ -115,7 +165,7 @@
     </w:p>
     <w:bookmarkEnd w:id="9"/>
     <w:bookmarkEnd w:id="10"/>
-    <w:bookmarkStart w:id="18" w:name="часть-1.-разовая-настройка"/>
+    <w:bookmarkStart w:id="15" w:name="часть-1.-разовая-настройка"/>
     <w:p>
       <w:pPr>
         <w:pStyle w:val="Heading1"/>
@@ -129,16 +179,44 @@
         <w:pStyle w:val="FirstParagraph"/>
       </w:pPr>
       <w:r>
-        <w:t xml:space="preserve">Делается один раз. Займёт примерно полчаса.</w:t>
-      </w:r>
-    </w:p>
-    <w:bookmarkStart w:id="11" w:name="шаг-1.-решите-где-будет-жить-проект"/>
+        <w:t xml:space="preserve">Раньше это был десяток ручных шагов. Теперь почти всё делает</w:t>
+      </w:r>
+      <w:r>
+        <w:t xml:space="preserve"> </w:t>
+      </w:r>
+      <w:r>
+        <w:rPr>
+          <w:b/>
+          <w:bCs/>
+        </w:rPr>
+        <w:t xml:space="preserve">установщик</w:t>
+      </w:r>
+      <w:r>
+        <w:t xml:space="preserve"> </w:t>
+      </w:r>
+      <w:r>
+        <w:t xml:space="preserve">—</w:t>
+      </w:r>
+      <w:r>
+        <w:t xml:space="preserve"> </w:t>
+      </w:r>
+      <w:r>
+        <w:t xml:space="preserve">одна программа. Ваша задача: запустить её и потом доделать три вещи, которые</w:t>
+      </w:r>
+      <w:r>
+        <w:t xml:space="preserve"> </w:t>
+      </w:r>
+      <w:r>
+        <w:t xml:space="preserve">может сделать только человек.</w:t>
+      </w:r>
+    </w:p>
+    <w:bookmarkStart w:id="11" w:name="шаг-1.-получите-папку-от-исы"/>
     <w:p>
       <w:pPr>
         <w:pStyle w:val="Heading2"/>
       </w:pPr>
       <w:r>
-        <w:t xml:space="preserve">Шаг 1. Решите, где будет жить проект</w:t>
+        <w:t xml:space="preserve">Шаг 1. Получите папку от Исы</w:t>
       </w:r>
     </w:p>
     <w:p>
@@ -146,7 +224,23 @@
         <w:pStyle w:val="FirstParagraph"/>
       </w:pPr>
       <w:r>
-        <w:t xml:space="preserve">Проект будет лежать в папке</w:t>
+        <w:t xml:space="preserve">Иса передаст вам</w:t>
+      </w:r>
+      <w:r>
+        <w:t xml:space="preserve"> </w:t>
+      </w:r>
+      <w:r>
+        <w:rPr>
+          <w:b/>
+          <w:bCs/>
+        </w:rPr>
+        <w:t xml:space="preserve">папку</w:t>
+      </w:r>
+      <w:r>
+        <w:t xml:space="preserve"> </w:t>
+      </w:r>
+      <w:r>
+        <w:t xml:space="preserve">(через диск, флешку или архив). Внутри — файл</w:t>
       </w:r>
       <w:r>
         <w:t xml:space="preserve"> </w:t>
@@ -154,17 +248,45 @@
       <w:r>
         <w:rPr>
           <w:rStyle w:val="VerbatimChar"/>
-        </w:rPr>
-        <w:t xml:space="preserve">C:\amintako</w:t>
-      </w:r>
-      <w:r>
-        <w:t xml:space="preserve">. Она создастся сама на следующем шаге —</w:t>
-      </w:r>
-      <w:r>
-        <w:t xml:space="preserve"> </w:t>
-      </w:r>
-      <w:r>
-        <w:t xml:space="preserve">заранее ничего создавать не нужно.</w:t>
+          <w:b/>
+          <w:bCs/>
+        </w:rPr>
+        <w:t xml:space="preserve">УСТАНОВКА.bat</w:t>
+      </w:r>
+      <w:r>
+        <w:t xml:space="preserve"> </w:t>
+      </w:r>
+      <w:r>
+        <w:t xml:space="preserve">и файл ключей</w:t>
+      </w:r>
+      <w:r>
+        <w:t xml:space="preserve"> </w:t>
+      </w:r>
+      <w:r>
+        <w:rPr>
+          <w:rStyle w:val="VerbatimChar"/>
+          <w:b/>
+          <w:bCs/>
+        </w:rPr>
+        <w:t xml:space="preserve">.env</w:t>
+      </w:r>
+      <w:r>
+        <w:t xml:space="preserve"> </w:t>
+      </w:r>
+      <w:r>
+        <w:t xml:space="preserve">(в нём доступы к нашей базе; никому</w:t>
+      </w:r>
+      <w:r>
+        <w:t xml:space="preserve"> </w:t>
+      </w:r>
+      <w:r>
+        <w:t xml:space="preserve">его не пересылайте). Ничего в этой папке не трогайте и не раскладывайте — просто</w:t>
+      </w:r>
+      <w:r>
+        <w:t xml:space="preserve"> </w:t>
+      </w:r>
+      <w:r>
+        <w:t xml:space="preserve">запомните, куда её положили.</w:t>
       </w:r>
     </w:p>
     <w:p>
@@ -185,31 +307,17 @@
         <w:t xml:space="preserve">20 ГБ</w:t>
       </w:r>
       <w:r>
-        <w:t xml:space="preserve">. Картинок будет много.</w:t>
+        <w:t xml:space="preserve">, картинок будет много.</w:t>
       </w:r>
     </w:p>
     <w:bookmarkEnd w:id="11"/>
-    <w:bookmarkStart w:id="12" w:name="шаг-2.-установите-git-и-скачайте-проект"/>
+    <w:bookmarkStart w:id="12" w:name="шаг-2.-запустите-установщик"/>
     <w:p>
       <w:pPr>
         <w:pStyle w:val="Heading2"/>
       </w:pPr>
       <w:r>
-        <w:t xml:space="preserve">Шаг 2. Установите Git и скачайте проект</w:t>
-      </w:r>
-    </w:p>
-    <w:p>
-      <w:pPr>
-        <w:pStyle w:val="FirstParagraph"/>
-      </w:pPr>
-      <w:r>
-        <w:t xml:space="preserve">Git — это программа, которая забирает проект из интернета и потом сама отправляет</w:t>
-      </w:r>
-      <w:r>
-        <w:t xml:space="preserve"> </w:t>
-      </w:r>
-      <w:r>
-        <w:t xml:space="preserve">туда готовые кадры.</w:t>
+        <w:t xml:space="preserve">Шаг 2. Запустите установщик</w:t>
       </w:r>
     </w:p>
     <w:p>
@@ -221,23 +329,35 @@
         </w:numPr>
       </w:pPr>
       <w:r>
-        <w:t xml:space="preserve">Откройте</w:t>
-      </w:r>
-      <w:r>
-        <w:t xml:space="preserve"> </w:t>
-      </w:r>
-      <w:r>
-        <w:rPr>
-          <w:b/>
-          <w:bCs/>
-        </w:rPr>
-        <w:t xml:space="preserve">git-scm.com/download/win</w:t>
-      </w:r>
-      <w:r>
-        <w:t xml:space="preserve"> </w:t>
-      </w:r>
-      <w:r>
-        <w:t xml:space="preserve">и скачайте установщик.</w:t>
+        <w:t xml:space="preserve">Откройте папку от Исы и</w:t>
+      </w:r>
+      <w:r>
+        <w:t xml:space="preserve"> </w:t>
+      </w:r>
+      <w:r>
+        <w:rPr>
+          <w:b/>
+          <w:bCs/>
+        </w:rPr>
+        <w:t xml:space="preserve">дважды щёлкните</w:t>
+      </w:r>
+      <w:r>
+        <w:rPr>
+          <w:b/>
+          <w:bCs/>
+        </w:rPr>
+        <w:t xml:space="preserve"> </w:t>
+      </w:r>
+      <w:r>
+        <w:rPr>
+          <w:rStyle w:val="VerbatimChar"/>
+          <w:b/>
+          <w:bCs/>
+        </w:rPr>
+        <w:t xml:space="preserve">УСТАНОВКА.bat</w:t>
+      </w:r>
+      <w:r>
+        <w:t xml:space="preserve">.</w:t>
       </w:r>
     </w:p>
     <w:p>
@@ -249,46 +369,36 @@
         </w:numPr>
       </w:pPr>
       <w:r>
-        <w:t xml:space="preserve">Запустите его и нажимайте</w:t>
-      </w:r>
-      <w:r>
-        <w:t xml:space="preserve"> </w:t>
-      </w:r>
-      <w:r>
-        <w:rPr>
-          <w:b/>
-          <w:bCs/>
-        </w:rPr>
-        <w:t xml:space="preserve">Next</w:t>
-      </w:r>
-      <w:r>
-        <w:t xml:space="preserve"> </w:t>
-      </w:r>
-      <w:r>
-        <w:t xml:space="preserve">до конца, ничего не меняя. В конце —</w:t>
-      </w:r>
-      <w:r>
-        <w:t xml:space="preserve"> </w:t>
-      </w:r>
-      <w:r>
-        <w:rPr>
-          <w:b/>
-          <w:bCs/>
-        </w:rPr>
-        <w:t xml:space="preserve">Install</w:t>
-      </w:r>
-      <w:r>
-        <w:t xml:space="preserve">, потом</w:t>
-      </w:r>
-      <w:r>
-        <w:t xml:space="preserve"> </w:t>
-      </w:r>
-      <w:r>
-        <w:rPr>
-          <w:b/>
-          <w:bCs/>
-        </w:rPr>
-        <w:t xml:space="preserve">Finish</w:t>
+        <w:t xml:space="preserve">Windows может предупредить, что запускает незнакомую программу</w:t>
+      </w:r>
+      <w:r>
+        <w:t xml:space="preserve"> </w:t>
+      </w:r>
+      <w:r>
+        <w:t xml:space="preserve">(«Windows защитила ваш компьютер»). Это нормально: нажмите</w:t>
+      </w:r>
+      <w:r>
+        <w:t xml:space="preserve"> </w:t>
+      </w:r>
+      <w:r>
+        <w:rPr>
+          <w:b/>
+          <w:bCs/>
+        </w:rPr>
+        <w:t xml:space="preserve">«Подробнее»</w:t>
+      </w:r>
+      <w:r>
+        <w:t xml:space="preserve">, затем</w:t>
+      </w:r>
+      <w:r>
+        <w:t xml:space="preserve"> </w:t>
+      </w:r>
+      <w:r>
+        <w:rPr>
+          <w:b/>
+          <w:bCs/>
+        </w:rPr>
+        <w:t xml:space="preserve">«Выполнить в любом случае»</w:t>
       </w:r>
       <w:r>
         <w:t xml:space="preserve">.</w:t>
@@ -303,20 +413,54 @@
         </w:numPr>
       </w:pPr>
       <w:r>
-        <w:t xml:space="preserve">Нажмите</w:t>
-      </w:r>
-      <w:r>
-        <w:t xml:space="preserve"> </w:t>
-      </w:r>
-      <w:r>
-        <w:rPr>
-          <w:b/>
-          <w:bCs/>
-        </w:rPr>
-        <w:t xml:space="preserve">Пуск</w:t>
-      </w:r>
-      <w:r>
-        <w:t xml:space="preserve">, наберите</w:t>
+        <w:t xml:space="preserve">Дальше установщик работает сам и по-русски рассказывает, что делает. Несколько</w:t>
+      </w:r>
+      <w:r>
+        <w:t xml:space="preserve"> </w:t>
+      </w:r>
+      <w:r>
+        <w:t xml:space="preserve">раз выскочат окна Windows «Разрешить приложению внести изменения?» —</w:t>
+      </w:r>
+      <w:r>
+        <w:t xml:space="preserve"> </w:t>
+      </w:r>
+      <w:r>
+        <w:rPr>
+          <w:b/>
+          <w:bCs/>
+        </w:rPr>
+        <w:t xml:space="preserve">нажимайте</w:t>
+      </w:r>
+      <w:r>
+        <w:rPr>
+          <w:b/>
+          <w:bCs/>
+        </w:rPr>
+        <w:t xml:space="preserve"> </w:t>
+      </w:r>
+      <w:r>
+        <w:rPr>
+          <w:b/>
+          <w:bCs/>
+        </w:rPr>
+        <w:t xml:space="preserve">«Да»</w:t>
+      </w:r>
+      <w:r>
+        <w:t xml:space="preserve">. Больше от вас на этом шаге ничего не нужно.</w:t>
+      </w:r>
+    </w:p>
+    <w:p>
+      <w:pPr>
+        <w:pStyle w:val="FirstParagraph"/>
+      </w:pPr>
+      <w:r>
+        <w:t xml:space="preserve">Что он делает без вас: ставит Git, Python и Chrome, если их нет; скачивает проект</w:t>
+      </w:r>
+      <w:r>
+        <w:t xml:space="preserve"> </w:t>
+      </w:r>
+      <w:r>
+        <w:t xml:space="preserve">в папку</w:t>
       </w:r>
       <w:r>
         <w:t xml:space="preserve"> </w:t>
@@ -324,56 +468,114 @@
       <w:r>
         <w:rPr>
           <w:rStyle w:val="VerbatimChar"/>
-        </w:rPr>
-        <w:t xml:space="preserve">cmd</w:t>
-      </w:r>
-      <w:r>
-        <w:t xml:space="preserve">, откройте</w:t>
-      </w:r>
-      <w:r>
-        <w:t xml:space="preserve"> </w:t>
-      </w:r>
-      <w:r>
-        <w:rPr>
-          <w:b/>
-          <w:bCs/>
-        </w:rPr>
-        <w:t xml:space="preserve">Командную строку</w:t>
-      </w:r>
-      <w:r>
-        <w:t xml:space="preserve">.</w:t>
-      </w:r>
-    </w:p>
-    <w:p>
-      <w:pPr>
-        <w:pStyle w:val="Compact"/>
-        <w:numPr>
-          <w:ilvl w:val="0"/>
-          <w:numId w:val="1001"/>
-        </w:numPr>
-      </w:pPr>
-      <w:r>
-        <w:t xml:space="preserve">Введите по очереди две команды, после каждой — Enter:</w:t>
-      </w:r>
-    </w:p>
-    <w:p>
-      <w:pPr>
-        <w:pStyle w:val="SourceCode"/>
-      </w:pPr>
+          <w:b/>
+          <w:bCs/>
+        </w:rPr>
+        <w:t xml:space="preserve">%USERPROFILE%\amintako</w:t>
+      </w:r>
+      <w:r>
+        <w:t xml:space="preserve"> </w:t>
+      </w:r>
+      <w:r>
+        <w:t xml:space="preserve">(это</w:t>
+      </w:r>
+      <w:r>
+        <w:t xml:space="preserve"> </w:t>
+      </w:r>
       <w:r>
         <w:rPr>
           <w:rStyle w:val="VerbatimChar"/>
         </w:rPr>
-        <w:t xml:space="preserve">cd C:\</w:t>
-      </w:r>
-      <w:r>
-        <w:br/>
+        <w:t xml:space="preserve">C:\Users\ВашеИмя\amintako</w:t>
+      </w:r>
+      <w:r>
+        <w:t xml:space="preserve">); кладёт на</w:t>
+      </w:r>
+      <w:r>
+        <w:t xml:space="preserve"> </w:t>
+      </w:r>
+      <w:r>
+        <w:t xml:space="preserve">место файл ключей; настраивает отправку готовых кадров; создаёт на рабочем столе</w:t>
+      </w:r>
+      <w:r>
+        <w:t xml:space="preserve"> </w:t>
+      </w:r>
+      <w:r>
+        <w:t xml:space="preserve">ярлык</w:t>
+      </w:r>
+      <w:r>
+        <w:t xml:space="preserve"> </w:t>
+      </w:r>
+      <w:r>
+        <w:rPr>
+          <w:b/>
+          <w:bCs/>
+        </w:rPr>
+        <w:t xml:space="preserve">«Chrome — Воркер»</w:t>
+      </w:r>
+      <w:r>
+        <w:t xml:space="preserve">; запрещает компьютеру засыпать. Занимает несколько</w:t>
+      </w:r>
+      <w:r>
+        <w:t xml:space="preserve"> </w:t>
+      </w:r>
+      <w:r>
+        <w:t xml:space="preserve">минут.</w:t>
+      </w:r>
+    </w:p>
+    <w:p>
+      <w:pPr>
+        <w:pStyle w:val="BlockText"/>
+      </w:pPr>
+      <w:r>
+        <w:rPr>
+          <w:b/>
+          <w:bCs/>
+        </w:rPr>
+        <w:t xml:space="preserve">Если установщик остановился</w:t>
+      </w:r>
+      <w:r>
+        <w:t xml:space="preserve"> </w:t>
+      </w:r>
+      <w:r>
+        <w:t xml:space="preserve">и просит «Установщик приложений» (App Installer) —</w:t>
+      </w:r>
+      <w:r>
+        <w:t xml:space="preserve"> </w:t>
+      </w:r>
+      <w:r>
+        <w:t xml:space="preserve">откройте Microsoft Store, установите его и запустите</w:t>
+      </w:r>
+      <w:r>
+        <w:t xml:space="preserve"> </w:t>
       </w:r>
       <w:r>
         <w:rPr>
           <w:rStyle w:val="VerbatimChar"/>
         </w:rPr>
-        <w:t xml:space="preserve">git clone https://github.com/genvid25/amintako.git</w:t>
+        <w:t xml:space="preserve">УСТАНОВКА.bat</w:t>
+      </w:r>
+      <w:r>
+        <w:t xml:space="preserve"> </w:t>
+      </w:r>
+      <w:r>
+        <w:t xml:space="preserve">снова. Любую</w:t>
+      </w:r>
+      <w:r>
+        <w:t xml:space="preserve"> </w:t>
+      </w:r>
+      <w:r>
+        <w:t xml:space="preserve">другую красную ошибку сфотографируйте и пришлите Исе.</w:t>
+      </w:r>
+    </w:p>
+    <w:bookmarkEnd w:id="12"/>
+    <w:bookmarkStart w:id="13" w:name="шаг-3.-доделайте-три-ручных-шага"/>
+    <w:p>
+      <w:pPr>
+        <w:pStyle w:val="Heading2"/>
+      </w:pPr>
+      <w:r>
+        <w:t xml:space="preserve">Шаг 3. Доделайте три ручных шага</w:t>
       </w:r>
     </w:p>
     <w:p>
@@ -381,253 +583,294 @@
         <w:pStyle w:val="FirstParagraph"/>
       </w:pPr>
       <w:r>
-        <w:t xml:space="preserve">Пойдут строчки с процентами. Когда они закончатся, появится папка</w:t>
-      </w:r>
-      <w:r>
-        <w:t xml:space="preserve"> </w:t>
-      </w:r>
-      <w:r>
-        <w:rPr>
-          <w:rStyle w:val="VerbatimChar"/>
-        </w:rPr>
-        <w:t xml:space="preserve">C:\amintako</w:t>
-      </w:r>
-      <w:r>
-        <w:t xml:space="preserve"> </w:t>
-      </w:r>
-      <w:r>
-        <w:t xml:space="preserve">—</w:t>
-      </w:r>
-      <w:r>
-        <w:t xml:space="preserve"> </w:t>
-      </w:r>
-      <w:r>
-        <w:t xml:space="preserve">проект скачан.</w:t>
-      </w:r>
-    </w:p>
-    <w:p>
-      <w:pPr>
-        <w:pStyle w:val="BlockText"/>
-      </w:pPr>
-      <w:r>
-        <w:rPr>
-          <w:b/>
-          <w:bCs/>
-        </w:rPr>
-        <w:t xml:space="preserve">Первая отправка кадров попросит войти в GitHub.</w:t>
-      </w:r>
-      <w:r>
-        <w:t xml:space="preserve"> </w:t>
-      </w:r>
-      <w:r>
-        <w:t xml:space="preserve">Откроется окно браузера с</w:t>
-      </w:r>
-      <w:r>
-        <w:t xml:space="preserve"> </w:t>
-      </w:r>
-      <w:r>
-        <w:t xml:space="preserve">просьбой войти в аккаунт GitHub. Войдите под тем аккаунтом, который вам дал Иса.</w:t>
-      </w:r>
-      <w:r>
-        <w:t xml:space="preserve"> </w:t>
-      </w:r>
-      <w:r>
-        <w:t xml:space="preserve">Спросят один раз, дальше запомнится. Если аккаунта нет — напишите Исе.</w:t>
-      </w:r>
-    </w:p>
-    <w:bookmarkEnd w:id="12"/>
-    <w:bookmarkStart w:id="13" w:name="шаг-3.-установите-python"/>
-    <w:p>
-      <w:pPr>
-        <w:pStyle w:val="Heading2"/>
-      </w:pPr>
-      <w:r>
-        <w:t xml:space="preserve">Шаг 3. Установите Python</w:t>
-      </w:r>
-    </w:p>
-    <w:p>
-      <w:pPr>
-        <w:pStyle w:val="FirstParagraph"/>
-      </w:pPr>
-      <w:r>
-        <w:t xml:space="preserve">Python нужен, чтобы сжимать картинки: он ужимает кадр в шесть раз без потери</w:t>
-      </w:r>
-      <w:r>
-        <w:t xml:space="preserve"> </w:t>
-      </w:r>
-      <w:r>
-        <w:t xml:space="preserve">качества. Без него готовые кадры не поместятся в хранилище.</w:t>
-      </w:r>
-    </w:p>
-    <w:p>
-      <w:pPr>
-        <w:pStyle w:val="Compact"/>
+        <w:t xml:space="preserve">В конце установщик покажет сводку</w:t>
+      </w:r>
+      <w:r>
+        <w:t xml:space="preserve"> </w:t>
+      </w:r>
+      <w:r>
+        <w:rPr>
+          <w:b/>
+          <w:bCs/>
+        </w:rPr>
+        <w:t xml:space="preserve">«Готово. Что осталось сделать руками»</w:t>
+      </w:r>
+      <w:r>
+        <w:t xml:space="preserve">. Там</w:t>
+      </w:r>
+      <w:r>
+        <w:t xml:space="preserve"> </w:t>
+      </w:r>
+      <w:r>
+        <w:t xml:space="preserve">будет ровно то, что ниже, — пройдите по списку.</w:t>
+      </w:r>
+    </w:p>
+    <w:p>
+      <w:pPr>
         <w:numPr>
           <w:ilvl w:val="0"/>
           <w:numId w:val="1002"/>
         </w:numPr>
       </w:pPr>
       <w:r>
-        <w:t xml:space="preserve">Откройте</w:t>
-      </w:r>
-      <w:r>
-        <w:t xml:space="preserve"> </w:t>
-      </w:r>
-      <w:r>
-        <w:rPr>
-          <w:b/>
-          <w:bCs/>
-        </w:rPr>
-        <w:t xml:space="preserve">python.org/downloads</w:t>
-      </w:r>
-      <w:r>
-        <w:t xml:space="preserve"> </w:t>
-      </w:r>
-      <w:r>
-        <w:t xml:space="preserve">и нажмите жёлтую кнопку</w:t>
-      </w:r>
-      <w:r>
-        <w:t xml:space="preserve"> </w:t>
-      </w:r>
-      <w:r>
-        <w:rPr>
-          <w:b/>
-          <w:bCs/>
-        </w:rPr>
-        <w:t xml:space="preserve">Download Python</w:t>
-      </w:r>
-      <w:r>
-        <w:t xml:space="preserve">.</w:t>
+        <w:rPr>
+          <w:b/>
+          <w:bCs/>
+        </w:rPr>
+        <w:t xml:space="preserve">Войдите в браузере воркера.</w:t>
+      </w:r>
+      <w:r>
+        <w:t xml:space="preserve"> </w:t>
+      </w:r>
+      <w:r>
+        <w:t xml:space="preserve">Откройте на рабочем столе ярлык</w:t>
+      </w:r>
+      <w:r>
+        <w:t xml:space="preserve"> </w:t>
+      </w:r>
+      <w:r>
+        <w:rPr>
+          <w:b/>
+          <w:bCs/>
+        </w:rPr>
+        <w:t xml:space="preserve">«Chrome —</w:t>
+      </w:r>
+      <w:r>
+        <w:rPr>
+          <w:b/>
+          <w:bCs/>
+        </w:rPr>
+        <w:t xml:space="preserve"> </w:t>
+      </w:r>
+      <w:r>
+        <w:rPr>
+          <w:b/>
+          <w:bCs/>
+        </w:rPr>
+        <w:t xml:space="preserve">Воркер»</w:t>
+      </w:r>
+      <w:r>
+        <w:t xml:space="preserve"> </w:t>
+      </w:r>
+      <w:r>
+        <w:t xml:space="preserve">(это отдельный профиль Chrome только для конвейера) и войдите в два</w:t>
+      </w:r>
+      <w:r>
+        <w:t xml:space="preserve"> </w:t>
+      </w:r>
+      <w:r>
+        <w:t xml:space="preserve">сервиса под общими аккаунтами команды — логины даст Иса:</w:t>
       </w:r>
     </w:p>
     <w:p>
       <w:pPr>
         <w:pStyle w:val="Compact"/>
+        <w:numPr>
+          <w:ilvl w:val="1"/>
+          <w:numId w:val="1003"/>
+        </w:numPr>
+      </w:pPr>
+      <w:r>
+        <w:rPr>
+          <w:b/>
+          <w:bCs/>
+        </w:rPr>
+        <w:t xml:space="preserve">chatgpt.com</w:t>
+      </w:r>
+      <w:r>
+        <w:t xml:space="preserve"> </w:t>
+      </w:r>
+      <w:r>
+        <w:t xml:space="preserve">— основной генератор;</w:t>
+      </w:r>
+    </w:p>
+    <w:p>
+      <w:pPr>
+        <w:pStyle w:val="Compact"/>
+        <w:numPr>
+          <w:ilvl w:val="1"/>
+          <w:numId w:val="1003"/>
+        </w:numPr>
+      </w:pPr>
+      <w:r>
+        <w:rPr>
+          <w:b/>
+          <w:bCs/>
+        </w:rPr>
+        <w:t xml:space="preserve">labs.google</w:t>
+      </w:r>
+      <w:r>
+        <w:t xml:space="preserve"> </w:t>
+      </w:r>
+      <w:r>
+        <w:t xml:space="preserve">— запасной генератор.</w:t>
+      </w:r>
+    </w:p>
+    <w:p>
+      <w:pPr>
+        <w:numPr>
+          <w:ilvl w:val="0"/>
+          <w:numId w:val="1000"/>
+        </w:numPr>
+      </w:pPr>
+      <w:r>
+        <w:t xml:space="preserve">Потом</w:t>
+      </w:r>
+      <w:r>
+        <w:t xml:space="preserve"> </w:t>
+      </w:r>
+      <w:r>
+        <w:rPr>
+          <w:b/>
+          <w:bCs/>
+        </w:rPr>
+        <w:t xml:space="preserve">закройте окно и откройте ярлык снова</w:t>
+      </w:r>
+      <w:r>
+        <w:t xml:space="preserve"> </w:t>
+      </w:r>
+      <w:r>
+        <w:t xml:space="preserve">— убедитесь, что вход</w:t>
+      </w:r>
+      <w:r>
+        <w:t xml:space="preserve"> </w:t>
+      </w:r>
+      <w:r>
+        <w:t xml:space="preserve">сохранился и вы всё ещё в аккаунтах. Это важно: если вход слетает при</w:t>
+      </w:r>
+      <w:r>
+        <w:t xml:space="preserve"> </w:t>
+      </w:r>
+      <w:r>
+        <w:t xml:space="preserve">перезапуске, воркер будет останавливаться каждый раз.</w:t>
+      </w:r>
+    </w:p>
+    <w:p>
+      <w:pPr>
         <w:numPr>
           <w:ilvl w:val="0"/>
           <w:numId w:val="1002"/>
         </w:numPr>
       </w:pPr>
       <w:r>
-        <w:t xml:space="preserve">Запустите установщик.</w:t>
-      </w:r>
-      <w:r>
-        <w:t xml:space="preserve"> </w:t>
-      </w:r>
-      <w:r>
-        <w:rPr>
-          <w:b/>
-          <w:bCs/>
-        </w:rPr>
-        <w:t xml:space="preserve">Обязательно</w:t>
-      </w:r>
-      <w:r>
-        <w:t xml:space="preserve"> </w:t>
-      </w:r>
-      <w:r>
-        <w:t xml:space="preserve">поставьте галочку внизу окна —</w:t>
-      </w:r>
-      <w:r>
-        <w:t xml:space="preserve"> </w:t>
-      </w:r>
-      <w:r>
-        <w:rPr>
-          <w:b/>
-          <w:bCs/>
-        </w:rPr>
-        <w:t xml:space="preserve">«Add python.exe to PATH»</w:t>
-      </w:r>
-      <w:r>
-        <w:t xml:space="preserve">. Это важно, без неё ничего не заработает.</w:t>
-      </w:r>
-    </w:p>
-    <w:p>
-      <w:pPr>
-        <w:pStyle w:val="Compact"/>
+        <w:rPr>
+          <w:b/>
+          <w:bCs/>
+        </w:rPr>
+        <w:t xml:space="preserve">Разрешите приложению Claude работать с папкой.</w:t>
+      </w:r>
+      <w:r>
+        <w:t xml:space="preserve"> </w:t>
+      </w:r>
+      <w:r>
+        <w:t xml:space="preserve">Откройте приложение</w:t>
+      </w:r>
+      <w:r>
+        <w:t xml:space="preserve"> </w:t>
+      </w:r>
+      <w:r>
+        <w:rPr>
+          <w:b/>
+          <w:bCs/>
+        </w:rPr>
+        <w:t xml:space="preserve">Claude</w:t>
+      </w:r>
+      <w:r>
+        <w:t xml:space="preserve">, зайдите в настройки работы с папками (</w:t>
+      </w:r>
+      <w:r>
+        <w:rPr>
+          <w:b/>
+          <w:bCs/>
+        </w:rPr>
+        <w:t xml:space="preserve">Cowork</w:t>
+      </w:r>
+      <w:r>
+        <w:t xml:space="preserve">, «доверенные</w:t>
+      </w:r>
+      <w:r>
+        <w:t xml:space="preserve"> </w:t>
+      </w:r>
+      <w:r>
+        <w:t xml:space="preserve">папки» / trusted folders) и добавьте туда путь</w:t>
+      </w:r>
+      <w:r>
+        <w:t xml:space="preserve"> </w:t>
+      </w:r>
+      <w:r>
+        <w:rPr>
+          <w:rStyle w:val="VerbatimChar"/>
+        </w:rPr>
+        <w:t xml:space="preserve">%USERPROFILE%\amintako</w:t>
+      </w:r>
+      <w:r>
+        <w:t xml:space="preserve"> </w:t>
+      </w:r>
+      <w:r>
+        <w:t xml:space="preserve">(полный путь установщик показал в своей сводке). Без этого воркер не сможет</w:t>
+      </w:r>
+      <w:r>
+        <w:t xml:space="preserve"> </w:t>
+      </w:r>
+      <w:r>
+        <w:t xml:space="preserve">открывать файлы проекта.</w:t>
+      </w:r>
+    </w:p>
+    <w:p>
+      <w:pPr>
         <w:numPr>
           <w:ilvl w:val="0"/>
           <w:numId w:val="1002"/>
         </w:numPr>
       </w:pPr>
       <w:r>
-        <w:t xml:space="preserve">Нажмите</w:t>
-      </w:r>
-      <w:r>
-        <w:t xml:space="preserve"> </w:t>
-      </w:r>
-      <w:r>
-        <w:rPr>
-          <w:b/>
-          <w:bCs/>
-        </w:rPr>
-        <w:t xml:space="preserve">Install Now</w:t>
-      </w:r>
-      <w:r>
-        <w:t xml:space="preserve">, дождитесь конца, нажмите</w:t>
-      </w:r>
-      <w:r>
-        <w:t xml:space="preserve"> </w:t>
-      </w:r>
-      <w:r>
-        <w:rPr>
-          <w:b/>
-          <w:bCs/>
-        </w:rPr>
-        <w:t xml:space="preserve">Close</w:t>
-      </w:r>
-      <w:r>
-        <w:t xml:space="preserve">.</w:t>
-      </w:r>
-    </w:p>
-    <w:p>
-      <w:pPr>
-        <w:pStyle w:val="Compact"/>
-        <w:numPr>
-          <w:ilvl w:val="0"/>
-          <w:numId w:val="1002"/>
-        </w:numPr>
-      </w:pPr>
-      <w:r>
-        <w:t xml:space="preserve">Откройте</w:t>
-      </w:r>
-      <w:r>
-        <w:t xml:space="preserve"> </w:t>
-      </w:r>
-      <w:r>
-        <w:rPr>
-          <w:b/>
-          <w:bCs/>
-        </w:rPr>
-        <w:t xml:space="preserve">Командную строку</w:t>
-      </w:r>
-      <w:r>
-        <w:t xml:space="preserve"> </w:t>
-      </w:r>
-      <w:r>
-        <w:t xml:space="preserve">(Пуск →</w:t>
-      </w:r>
-      <w:r>
-        <w:t xml:space="preserve"> </w:t>
-      </w:r>
-      <w:r>
-        <w:rPr>
-          <w:rStyle w:val="VerbatimChar"/>
-        </w:rPr>
-        <w:t xml:space="preserve">cmd</w:t>
-      </w:r>
-      <w:r>
-        <w:t xml:space="preserve">) и введите:</w:t>
-      </w:r>
-    </w:p>
-    <w:p>
-      <w:pPr>
-        <w:pStyle w:val="SourceCode"/>
-      </w:pPr>
-      <w:r>
-        <w:rPr>
-          <w:rStyle w:val="VerbatimChar"/>
-        </w:rPr>
-        <w:t xml:space="preserve">pip install Pillow openpyxl</w:t>
+        <w:rPr>
+          <w:b/>
+          <w:bCs/>
+        </w:rPr>
+        <w:t xml:space="preserve">Первый запуск — рядом с человеком.</w:t>
+      </w:r>
+      <w:r>
+        <w:t xml:space="preserve"> </w:t>
+      </w:r>
+      <w:r>
+        <w:t xml:space="preserve">Запустите воркер первый раз, когда вы</w:t>
+      </w:r>
+      <w:r>
+        <w:t xml:space="preserve"> </w:t>
+      </w:r>
+      <w:r>
+        <w:t xml:space="preserve">рядом (как — в Части 2). Самая первая отправка кадров попросит</w:t>
+      </w:r>
+      <w:r>
+        <w:t xml:space="preserve"> </w:t>
+      </w:r>
+      <w:r>
+        <w:rPr>
+          <w:b/>
+          <w:bCs/>
+        </w:rPr>
+        <w:t xml:space="preserve">подтвердить</w:t>
+      </w:r>
+      <w:r>
+        <w:rPr>
+          <w:b/>
+          <w:bCs/>
+        </w:rPr>
+        <w:t xml:space="preserve"> </w:t>
+      </w:r>
+      <w:r>
+        <w:rPr>
+          <w:b/>
+          <w:bCs/>
+        </w:rPr>
+        <w:t xml:space="preserve">доступ один раз</w:t>
+      </w:r>
+      <w:r>
+        <w:t xml:space="preserve"> </w:t>
+      </w:r>
+      <w:r>
+        <w:t xml:space="preserve">— подтвердите. Дальше воркер отправляет кадры сам.</w:t>
       </w:r>
     </w:p>
     <w:p>
@@ -635,29 +878,39 @@
         <w:pStyle w:val="FirstParagraph"/>
       </w:pPr>
       <w:r>
-        <w:t xml:space="preserve">Дождитесь строчки со словом</w:t>
-      </w:r>
-      <w:r>
-        <w:t xml:space="preserve"> </w:t>
-      </w:r>
-      <w:r>
-        <w:rPr>
-          <w:rStyle w:val="VerbatimChar"/>
-        </w:rPr>
-        <w:t xml:space="preserve">Successfully</w:t>
-      </w:r>
-      <w:r>
-        <w:t xml:space="preserve">.</w:t>
+        <w:t xml:space="preserve">И ещё одно, не из списка:</w:t>
+      </w:r>
+      <w:r>
+        <w:t xml:space="preserve"> </w:t>
+      </w:r>
+      <w:r>
+        <w:rPr>
+          <w:b/>
+          <w:bCs/>
+        </w:rPr>
+        <w:t xml:space="preserve">у ноутбука не закрывайте крышку.</w:t>
+      </w:r>
+      <w:r>
+        <w:t xml:space="preserve"> </w:t>
+      </w:r>
+      <w:r>
+        <w:t xml:space="preserve">От закрытой крышки</w:t>
+      </w:r>
+      <w:r>
+        <w:t xml:space="preserve"> </w:t>
+      </w:r>
+      <w:r>
+        <w:t xml:space="preserve">компьютер засыпает, и работа встаёт, даже если засыпание по времени отключено.</w:t>
       </w:r>
     </w:p>
     <w:bookmarkEnd w:id="13"/>
-    <w:bookmarkStart w:id="14" w:name="шаг-3а.-положите-файл-с-ключами"/>
+    <w:bookmarkStart w:id="14" w:name="как-понять-что-всё-готово"/>
     <w:p>
       <w:pPr>
         <w:pStyle w:val="Heading2"/>
       </w:pPr>
       <w:r>
-        <w:t xml:space="preserve">Шаг 3а. Положите файл с ключами</w:t>
+        <w:t xml:space="preserve">Как понять, что всё готово</w:t>
       </w:r>
     </w:p>
     <w:p>
@@ -665,222 +918,7 @@
         <w:pStyle w:val="FirstParagraph"/>
       </w:pPr>
       <w:r>
-        <w:t xml:space="preserve">Claude ведёт очередь кадров в нашей общей базе, и ему нужен ключ доступа к ней.</w:t>
-      </w:r>
-      <w:r>
-        <w:t xml:space="preserve"> </w:t>
-      </w:r>
-      <w:r>
-        <w:t xml:space="preserve">Ключ лежит в отдельном файле, который</w:t>
-      </w:r>
-      <w:r>
-        <w:t xml:space="preserve"> </w:t>
-      </w:r>
-      <w:r>
-        <w:rPr>
-          <w:b/>
-          <w:bCs/>
-        </w:rPr>
-        <w:t xml:space="preserve">намеренно не хранится в интернете</w:t>
-      </w:r>
-      <w:r>
-        <w:t xml:space="preserve"> </w:t>
-      </w:r>
-      <w:r>
-        <w:t xml:space="preserve">—</w:t>
-      </w:r>
-      <w:r>
-        <w:t xml:space="preserve"> </w:t>
-      </w:r>
-      <w:r>
-        <w:t xml:space="preserve">поэтому вместе с проектом он не скачался.</w:t>
-      </w:r>
-    </w:p>
-    <w:p>
-      <w:pPr>
-        <w:pStyle w:val="Compact"/>
-        <w:numPr>
-          <w:ilvl w:val="0"/>
-          <w:numId w:val="1003"/>
-        </w:numPr>
-      </w:pPr>
-      <w:r>
-        <w:t xml:space="preserve">Попросите у Исы файл</w:t>
-      </w:r>
-      <w:r>
-        <w:t xml:space="preserve"> </w:t>
-      </w:r>
-      <w:r>
-        <w:rPr>
-          <w:rStyle w:val="VerbatimChar"/>
-          <w:b/>
-          <w:bCs/>
-        </w:rPr>
-        <w:t xml:space="preserve">.env</w:t>
-      </w:r>
-      <w:r>
-        <w:t xml:space="preserve">.</w:t>
-      </w:r>
-    </w:p>
-    <w:p>
-      <w:pPr>
-        <w:pStyle w:val="Compact"/>
-        <w:numPr>
-          <w:ilvl w:val="0"/>
-          <w:numId w:val="1003"/>
-        </w:numPr>
-      </w:pPr>
-      <w:r>
-        <w:t xml:space="preserve">Положите его прямо в папку</w:t>
-      </w:r>
-      <w:r>
-        <w:t xml:space="preserve"> </w:t>
-      </w:r>
-      <w:r>
-        <w:rPr>
-          <w:rStyle w:val="VerbatimChar"/>
-        </w:rPr>
-        <w:t xml:space="preserve">C:\amintako</w:t>
-      </w:r>
-      <w:r>
-        <w:t xml:space="preserve"> </w:t>
-      </w:r>
-      <w:r>
-        <w:t xml:space="preserve">— рядом с папками</w:t>
-      </w:r>
-      <w:r>
-        <w:t xml:space="preserve"> </w:t>
-      </w:r>
-      <w:r>
-        <w:rPr>
-          <w:rStyle w:val="VerbatimChar"/>
-        </w:rPr>
-        <w:t xml:space="preserve">dashboard</w:t>
-      </w:r>
-      <w:r>
-        <w:t xml:space="preserve"> </w:t>
-      </w:r>
-      <w:r>
-        <w:t xml:space="preserve">и</w:t>
-      </w:r>
-      <w:r>
-        <w:t xml:space="preserve"> </w:t>
-      </w:r>
-      <w:r>
-        <w:rPr>
-          <w:rStyle w:val="VerbatimChar"/>
-        </w:rPr>
-        <w:t xml:space="preserve">scripts</w:t>
-      </w:r>
-      <w:r>
-        <w:t xml:space="preserve">, никуда не вкладывая.</w:t>
-      </w:r>
-    </w:p>
-    <w:p>
-      <w:pPr>
-        <w:pStyle w:val="Compact"/>
-        <w:numPr>
-          <w:ilvl w:val="0"/>
-          <w:numId w:val="1003"/>
-        </w:numPr>
-      </w:pPr>
-      <w:r>
-        <w:t xml:space="preserve">Имя файла должно быть ровно</w:t>
-      </w:r>
-      <w:r>
-        <w:t xml:space="preserve"> </w:t>
-      </w:r>
-      <w:r>
-        <w:rPr>
-          <w:rStyle w:val="VerbatimChar"/>
-        </w:rPr>
-        <w:t xml:space="preserve">.env</w:t>
-      </w:r>
-      <w:r>
-        <w:t xml:space="preserve">, с точкой в начале и без «.txt» на конце.</w:t>
-      </w:r>
-      <w:r>
-        <w:t xml:space="preserve"> </w:t>
-      </w:r>
-      <w:r>
-        <w:t xml:space="preserve">Windows любит дописывать расширения: если в папке видно</w:t>
-      </w:r>
-      <w:r>
-        <w:t xml:space="preserve"> </w:t>
-      </w:r>
-      <w:r>
-        <w:rPr>
-          <w:rStyle w:val="VerbatimChar"/>
-        </w:rPr>
-        <w:t xml:space="preserve">.env.txt</w:t>
-      </w:r>
-      <w:r>
-        <w:t xml:space="preserve"> </w:t>
-      </w:r>
-      <w:r>
-        <w:t xml:space="preserve">—</w:t>
-      </w:r>
-      <w:r>
-        <w:t xml:space="preserve"> </w:t>
-      </w:r>
-      <w:r>
-        <w:t xml:space="preserve">переименуйте в</w:t>
-      </w:r>
-      <w:r>
-        <w:t xml:space="preserve"> </w:t>
-      </w:r>
-      <w:r>
-        <w:rPr>
-          <w:rStyle w:val="VerbatimChar"/>
-        </w:rPr>
-        <w:t xml:space="preserve">.env</w:t>
-      </w:r>
-      <w:r>
-        <w:t xml:space="preserve">.</w:t>
-      </w:r>
-    </w:p>
-    <w:p>
-      <w:pPr>
-        <w:pStyle w:val="FirstParagraph"/>
-      </w:pPr>
-      <w:r>
-        <w:t xml:space="preserve">Без этого файла Claude на первом же запуске остановится и напишет, что нужен</w:t>
-      </w:r>
-      <w:r>
-        <w:t xml:space="preserve"> </w:t>
-      </w:r>
-      <w:r>
-        <w:rPr>
-          <w:rStyle w:val="VerbatimChar"/>
-        </w:rPr>
-        <w:t xml:space="preserve">.env</w:t>
-      </w:r>
-      <w:r>
-        <w:t xml:space="preserve">. Никому этот файл не пересылайте: в нём ключи от всей базы.</w:t>
-      </w:r>
-    </w:p>
-    <w:bookmarkEnd w:id="14"/>
-    <w:bookmarkStart w:id="15" w:name="X411592f91a5dfb9b0cfaf732fdebb04bb4a6069"/>
-    <w:p>
-      <w:pPr>
-        <w:pStyle w:val="Heading2"/>
-      </w:pPr>
-      <w:r>
-        <w:t xml:space="preserve">Шаг 4. Заведите отдельный профиль Chrome для конвейера</w:t>
-      </w:r>
-    </w:p>
-    <w:p>
-      <w:pPr>
-        <w:pStyle w:val="FirstParagraph"/>
-      </w:pPr>
-      <w:r>
-        <w:t xml:space="preserve">Нужен отдельный профиль, чтобы работа конвейера не мешалась с вашими личными</w:t>
-      </w:r>
-      <w:r>
-        <w:t xml:space="preserve"> </w:t>
-      </w:r>
-      <w:r>
-        <w:t xml:space="preserve">вкладками и аккаунтами, и чтобы Claude случайно не работал не под тем аккаунтом.</w:t>
+        <w:t xml:space="preserve">Посмотрите на финальную сводку установщика:</w:t>
       </w:r>
     </w:p>
     <w:p>
@@ -892,7 +930,45 @@
         </w:numPr>
       </w:pPr>
       <w:r>
-        <w:t xml:space="preserve">Откройте Chrome.</w:t>
+        <w:t xml:space="preserve">Если в ней</w:t>
+      </w:r>
+      <w:r>
+        <w:t xml:space="preserve"> </w:t>
+      </w:r>
+      <w:r>
+        <w:rPr>
+          <w:b/>
+          <w:bCs/>
+        </w:rPr>
+        <w:t xml:space="preserve">нет красных строк</w:t>
+      </w:r>
+      <w:r>
+        <w:t xml:space="preserve"> </w:t>
+      </w:r>
+      <w:r>
+        <w:t xml:space="preserve">и</w:t>
+      </w:r>
+      <w:r>
+        <w:t xml:space="preserve"> </w:t>
+      </w:r>
+      <w:r>
+        <w:rPr>
+          <w:b/>
+          <w:bCs/>
+        </w:rPr>
+        <w:t xml:space="preserve">нет блока «Внимание»</w:t>
+      </w:r>
+      <w:r>
+        <w:t xml:space="preserve"> </w:t>
+      </w:r>
+      <w:r>
+        <w:t xml:space="preserve">— техническая часть</w:t>
+      </w:r>
+      <w:r>
+        <w:t xml:space="preserve"> </w:t>
+      </w:r>
+      <w:r>
+        <w:t xml:space="preserve">настроена, остаются только три ручных шага выше.</w:t>
       </w:r>
     </w:p>
     <w:p>
@@ -904,20 +980,133 @@
         </w:numPr>
       </w:pPr>
       <w:r>
-        <w:t xml:space="preserve">Справа вверху, рядом с адресной строкой, нажмите</w:t>
-      </w:r>
-      <w:r>
-        <w:t xml:space="preserve"> </w:t>
-      </w:r>
-      <w:r>
-        <w:rPr>
-          <w:b/>
-          <w:bCs/>
-        </w:rPr>
-        <w:t xml:space="preserve">кружок с вашим аватаром</w:t>
+        <w:t xml:space="preserve">Если есть блок</w:t>
+      </w:r>
+      <w:r>
+        <w:t xml:space="preserve"> </w:t>
+      </w:r>
+      <w:r>
+        <w:rPr>
+          <w:b/>
+          <w:bCs/>
+        </w:rPr>
+        <w:t xml:space="preserve">«Внимание»</w:t>
+      </w:r>
+      <w:r>
+        <w:t xml:space="preserve"> </w:t>
+      </w:r>
+      <w:r>
+        <w:t xml:space="preserve">(например, «в .env не заполнено…» или «GitHub</w:t>
+      </w:r>
+      <w:r>
+        <w:t xml:space="preserve"> </w:t>
+      </w:r>
+      <w:r>
+        <w:t xml:space="preserve">отклонил отправку») — это к Исе: чаще всего не хватает ключей в файле</w:t>
+      </w:r>
+      <w:r>
+        <w:t xml:space="preserve"> </w:t>
+      </w:r>
+      <w:r>
+        <w:rPr>
+          <w:rStyle w:val="VerbatimChar"/>
+        </w:rPr>
+        <w:t xml:space="preserve">.env</w:t>
       </w:r>
       <w:r>
         <w:t xml:space="preserve">.</w:t>
+      </w:r>
+      <w:r>
+        <w:t xml:space="preserve"> </w:t>
+      </w:r>
+      <w:r>
+        <w:t xml:space="preserve">Передайте ей текст этого блока, получите исправленный</w:t>
+      </w:r>
+      <w:r>
+        <w:t xml:space="preserve"> </w:t>
+      </w:r>
+      <w:r>
+        <w:rPr>
+          <w:rStyle w:val="VerbatimChar"/>
+        </w:rPr>
+        <w:t xml:space="preserve">.env</w:t>
+      </w:r>
+      <w:r>
+        <w:t xml:space="preserve"> </w:t>
+      </w:r>
+      <w:r>
+        <w:t xml:space="preserve">и запустите</w:t>
+      </w:r>
+      <w:r>
+        <w:t xml:space="preserve"> </w:t>
+      </w:r>
+      <w:r>
+        <w:rPr>
+          <w:rStyle w:val="VerbatimChar"/>
+        </w:rPr>
+        <w:t xml:space="preserve">УСТАНОВКА.bat</w:t>
+      </w:r>
+      <w:r>
+        <w:t xml:space="preserve"> </w:t>
+      </w:r>
+      <w:r>
+        <w:t xml:space="preserve">ещё раз. Повторный запуск безопасен: готовое установщик</w:t>
+      </w:r>
+      <w:r>
+        <w:t xml:space="preserve"> </w:t>
+      </w:r>
+      <w:r>
+        <w:t xml:space="preserve">пропускает.</w:t>
+      </w:r>
+    </w:p>
+    <w:p>
+      <w:r>
+        <w:pict>
+          <v:rect style="width:0;height:1.5pt" o:hralign="center" o:hrstd="t" o:hr="t"/>
+        </w:pict>
+      </w:r>
+    </w:p>
+    <w:bookmarkEnd w:id="14"/>
+    <w:bookmarkEnd w:id="15"/>
+    <w:bookmarkStart w:id="21" w:name="часть-2.-ежедневная-работа"/>
+    <w:p>
+      <w:pPr>
+        <w:pStyle w:val="Heading1"/>
+      </w:pPr>
+      <w:r>
+        <w:t xml:space="preserve">Часть 2. Ежедневная работа</w:t>
+      </w:r>
+    </w:p>
+    <w:bookmarkStart w:id="18" w:name="как-запустить-воркера"/>
+    <w:p>
+      <w:pPr>
+        <w:pStyle w:val="Heading2"/>
+      </w:pPr>
+      <w:r>
+        <w:t xml:space="preserve">Как запустить воркера</w:t>
+      </w:r>
+    </w:p>
+    <w:p>
+      <w:pPr>
+        <w:pStyle w:val="FirstParagraph"/>
+      </w:pPr>
+      <w:r>
+        <w:t xml:space="preserve">Есть два способа. Начните с первого, а когда убедитесь, что всё идёт как надо,</w:t>
+      </w:r>
+      <w:r>
+        <w:t xml:space="preserve"> </w:t>
+      </w:r>
+      <w:r>
+        <w:t xml:space="preserve">переходите на второй.</w:t>
+      </w:r>
+    </w:p>
+    <w:bookmarkStart w:id="16" w:name="способ-1.-вручную"/>
+    <w:p>
+      <w:pPr>
+        <w:pStyle w:val="Heading3"/>
+      </w:pPr>
+      <w:r>
+        <w:t xml:space="preserve">Способ 1. Вручную</w:t>
       </w:r>
     </w:p>
     <w:p>
@@ -925,27 +1114,27 @@
         <w:pStyle w:val="Compact"/>
         <w:numPr>
           <w:ilvl w:val="0"/>
-          <w:numId w:val="1004"/>
+          <w:numId w:val="1005"/>
         </w:numPr>
       </w:pPr>
       <w:r>
-        <w:t xml:space="preserve">В открывшемся меню нажмите</w:t>
-      </w:r>
-      <w:r>
-        <w:t xml:space="preserve"> </w:t>
-      </w:r>
-      <w:r>
-        <w:rPr>
-          <w:b/>
-          <w:bCs/>
-        </w:rPr>
-        <w:t xml:space="preserve">«Добавить»</w:t>
-      </w:r>
-      <w:r>
-        <w:t xml:space="preserve"> </w:t>
-      </w:r>
-      <w:r>
-        <w:t xml:space="preserve">(или «Добавить профиль»).</w:t>
+        <w:t xml:space="preserve">Проверьте, что открыт</w:t>
+      </w:r>
+      <w:r>
+        <w:t xml:space="preserve"> </w:t>
+      </w:r>
+      <w:r>
+        <w:rPr>
+          <w:b/>
+          <w:bCs/>
+        </w:rPr>
+        <w:t xml:space="preserve">«Chrome — Воркер»</w:t>
+      </w:r>
+      <w:r>
+        <w:t xml:space="preserve"> </w:t>
+      </w:r>
+      <w:r>
+        <w:t xml:space="preserve">и вы в аккаунтах.</w:t>
       </w:r>
     </w:p>
     <w:p>
@@ -953,47 +1142,21 @@
         <w:pStyle w:val="Compact"/>
         <w:numPr>
           <w:ilvl w:val="0"/>
-          <w:numId w:val="1004"/>
+          <w:numId w:val="1005"/>
         </w:numPr>
       </w:pPr>
       <w:r>
-        <w:t xml:space="preserve">Выберите</w:t>
-      </w:r>
-      <w:r>
-        <w:t xml:space="preserve"> </w:t>
-      </w:r>
-      <w:r>
-        <w:rPr>
-          <w:b/>
-          <w:bCs/>
-        </w:rPr>
-        <w:t xml:space="preserve">«Продолжить без аккаунта»</w:t>
-      </w:r>
-      <w:r>
-        <w:t xml:space="preserve">, назовите профиль</w:t>
-      </w:r>
-      <w:r>
-        <w:t xml:space="preserve"> </w:t>
-      </w:r>
-      <w:r>
-        <w:rPr>
-          <w:b/>
-          <w:bCs/>
-        </w:rPr>
-        <w:t xml:space="preserve">Конвейер</w:t>
-      </w:r>
-      <w:r>
-        <w:t xml:space="preserve">, нажмите</w:t>
-      </w:r>
-      <w:r>
-        <w:t xml:space="preserve"> </w:t>
-      </w:r>
-      <w:r>
-        <w:rPr>
-          <w:b/>
-          <w:bCs/>
-        </w:rPr>
-        <w:t xml:space="preserve">Готово</w:t>
+        <w:t xml:space="preserve">Откройте приложение</w:t>
+      </w:r>
+      <w:r>
+        <w:t xml:space="preserve"> </w:t>
+      </w:r>
+      <w:r>
+        <w:rPr>
+          <w:b/>
+          <w:bCs/>
+        </w:rPr>
+        <w:t xml:space="preserve">Claude</w:t>
       </w:r>
       <w:r>
         <w:t xml:space="preserve">.</w:t>
@@ -1004,104 +1167,21 @@
         <w:pStyle w:val="Compact"/>
         <w:numPr>
           <w:ilvl w:val="0"/>
-          <w:numId w:val="1004"/>
-        </w:numPr>
-      </w:pPr>
-      <w:r>
-        <w:t xml:space="preserve">Откроется новое окно Chrome — это и есть рабочий профиль. Дальше всё делаем</w:t>
-      </w:r>
-      <w:r>
-        <w:t xml:space="preserve"> </w:t>
-      </w:r>
-      <w:r>
-        <w:rPr>
-          <w:b/>
-          <w:bCs/>
-        </w:rPr>
-        <w:t xml:space="preserve">в нём</w:t>
-      </w:r>
-      <w:r>
-        <w:t xml:space="preserve">.</w:t>
-      </w:r>
-    </w:p>
-    <w:p>
-      <w:pPr>
-        <w:pStyle w:val="Compact"/>
-        <w:numPr>
-          <w:ilvl w:val="0"/>
-          <w:numId w:val="1004"/>
-        </w:numPr>
-      </w:pPr>
-      <w:r>
-        <w:t xml:space="preserve">В этом окне войдите в два сервиса под общими аккаунтами команды (логины и</w:t>
-      </w:r>
-      <w:r>
-        <w:t xml:space="preserve"> </w:t>
-      </w:r>
-      <w:r>
-        <w:t xml:space="preserve">пароли даст Иса):</w:t>
-      </w:r>
-    </w:p>
-    <w:p>
-      <w:pPr>
-        <w:pStyle w:val="Compact"/>
-        <w:numPr>
-          <w:ilvl w:val="1"/>
           <w:numId w:val="1005"/>
         </w:numPr>
       </w:pPr>
       <w:r>
-        <w:rPr>
-          <w:b/>
-          <w:bCs/>
-        </w:rPr>
-        <w:t xml:space="preserve">chatgpt.com</w:t>
-      </w:r>
-      <w:r>
-        <w:t xml:space="preserve"> </w:t>
-      </w:r>
-      <w:r>
-        <w:t xml:space="preserve">— основной генератор;</w:t>
-      </w:r>
-    </w:p>
-    <w:p>
-      <w:pPr>
-        <w:pStyle w:val="Compact"/>
-        <w:numPr>
-          <w:ilvl w:val="1"/>
-          <w:numId w:val="1005"/>
-        </w:numPr>
-      </w:pPr>
-      <w:r>
-        <w:rPr>
-          <w:b/>
-          <w:bCs/>
-        </w:rPr>
-        <w:t xml:space="preserve">labs.google</w:t>
-      </w:r>
-      <w:r>
-        <w:t xml:space="preserve"> </w:t>
-      </w:r>
-      <w:r>
-        <w:t xml:space="preserve">— запасной генератор.</w:t>
-      </w:r>
-    </w:p>
-    <w:p>
-      <w:pPr>
-        <w:pStyle w:val="Compact"/>
-        <w:numPr>
-          <w:ilvl w:val="0"/>
-          <w:numId w:val="1004"/>
-        </w:numPr>
-      </w:pPr>
-      <w:r>
-        <w:t xml:space="preserve">Проверьте, что вход сохранился: закройте окно, снова откройте профиль</w:t>
-      </w:r>
-      <w:r>
-        <w:t xml:space="preserve"> </w:t>
-      </w:r>
-      <w:r>
-        <w:t xml:space="preserve">«Конвейер» и убедитесь, что вы всё ещё в аккаунтах.</w:t>
+        <w:t xml:space="preserve">Создайте новую задачу (</w:t>
+      </w:r>
+      <w:r>
+        <w:rPr>
+          <w:b/>
+          <w:bCs/>
+        </w:rPr>
+        <w:t xml:space="preserve">New task</w:t>
+      </w:r>
+      <w:r>
+        <w:t xml:space="preserve">) и напишите одну фразу:</w:t>
       </w:r>
     </w:p>
     <w:p>
@@ -1109,91 +1189,16 @@
         <w:pStyle w:val="BlockText"/>
       </w:pPr>
       <w:r>
-        <w:t xml:space="preserve">Дальше держите окно профиля «Конвейер» открытым. Именно в нём Claude работает.</w:t>
-      </w:r>
-    </w:p>
-    <w:bookmarkEnd w:id="15"/>
-    <w:bookmarkStart w:id="16" w:name="Xc479908204936df41dcc4e5a32692ea9b157ba7"/>
-    <w:p>
-      <w:pPr>
-        <w:pStyle w:val="Heading2"/>
-      </w:pPr>
-      <w:r>
-        <w:t xml:space="preserve">Шаг 5. Разрешите Claude работать с папкой проекта</w:t>
-      </w:r>
-    </w:p>
-    <w:p>
-      <w:pPr>
-        <w:pStyle w:val="FirstParagraph"/>
-      </w:pPr>
-      <w:r>
-        <w:t xml:space="preserve">В приложении Claude откройте</w:t>
-      </w:r>
-      <w:r>
-        <w:t xml:space="preserve"> </w:t>
-      </w:r>
-      <w:r>
-        <w:rPr>
-          <w:b/>
-          <w:bCs/>
-        </w:rPr>
-        <w:t xml:space="preserve">настройки</w:t>
-      </w:r>
-      <w:r>
-        <w:t xml:space="preserve">, найдите раздел про работу с папками</w:t>
-      </w:r>
-      <w:r>
-        <w:t xml:space="preserve"> </w:t>
-      </w:r>
-      <w:r>
-        <w:t xml:space="preserve">(</w:t>
-      </w:r>
-      <w:r>
-        <w:rPr>
-          <w:b/>
-          <w:bCs/>
-        </w:rPr>
-        <w:t xml:space="preserve">Cowork</w:t>
-      </w:r>
-      <w:r>
-        <w:t xml:space="preserve">, «доверенные папки» / trusted folders) и добавьте туда путь:</w:t>
-      </w:r>
-    </w:p>
-    <w:p>
-      <w:pPr>
-        <w:pStyle w:val="SourceCode"/>
-      </w:pPr>
-      <w:r>
-        <w:rPr>
-          <w:rStyle w:val="VerbatimChar"/>
-        </w:rPr>
-        <w:t xml:space="preserve">C:\amintako</w:t>
-      </w:r>
-    </w:p>
-    <w:p>
-      <w:pPr>
-        <w:pStyle w:val="FirstParagraph"/>
-      </w:pPr>
-      <w:r>
-        <w:t xml:space="preserve">Без этого Claude не сможет открывать файлы проекта и сохранять кадры.</w:t>
-      </w:r>
-    </w:p>
-    <w:bookmarkEnd w:id="16"/>
-    <w:bookmarkStart w:id="17" w:name="шаг-6.-запретите-компьютеру-засыпать"/>
-    <w:p>
-      <w:pPr>
-        <w:pStyle w:val="Heading2"/>
-      </w:pPr>
-      <w:r>
-        <w:t xml:space="preserve">Шаг 6. Запретите компьютеру засыпать</w:t>
-      </w:r>
-    </w:p>
-    <w:p>
-      <w:pPr>
-        <w:pStyle w:val="FirstParagraph"/>
-      </w:pPr>
-      <w:r>
-        <w:t xml:space="preserve">Если компьютер уснёт, работа встанет посреди сцены.</w:t>
+        <w:t xml:space="preserve">Открой папку %USERPROFILE%</w:t>
+      </w:r>
+      <w:r>
+        <w:t xml:space="preserve">и выполни инструкцию из файла ВОРКЕР.md.</w:t>
+      </w:r>
+      <w:r>
+        <w:t xml:space="preserve"> </w:t>
+      </w:r>
+      <w:r>
+        <w:t xml:space="preserve">Работай по порядку до конца очереди.</w:t>
       </w:r>
     </w:p>
     <w:p>
@@ -1205,153 +1210,30 @@
         </w:numPr>
       </w:pPr>
       <w:r>
-        <w:rPr>
-          <w:b/>
-          <w:bCs/>
-        </w:rPr>
-        <w:t xml:space="preserve">Пуск</w:t>
-      </w:r>
-      <w:r>
-        <w:t xml:space="preserve"> </w:t>
-      </w:r>
-      <w:r>
-        <w:t xml:space="preserve">→</w:t>
-      </w:r>
-      <w:r>
-        <w:t xml:space="preserve"> </w:t>
-      </w:r>
-      <w:r>
-        <w:rPr>
-          <w:b/>
-          <w:bCs/>
-        </w:rPr>
-        <w:t xml:space="preserve">Параметры</w:t>
+        <w:t xml:space="preserve">Дальше воркер работает сам. Можно свернуть окно и заниматься своими делами, но</w:t>
+      </w:r>
+      <w:r>
+        <w:t xml:space="preserve"> </w:t>
+      </w:r>
+      <w:r>
+        <w:rPr>
+          <w:b/>
+          <w:bCs/>
+        </w:rPr>
+        <w:t xml:space="preserve">не выключайте компьютер</w:t>
       </w:r>
       <w:r>
         <w:t xml:space="preserve">.</w:t>
       </w:r>
     </w:p>
-    <w:p>
-      <w:pPr>
-        <w:pStyle w:val="Compact"/>
-        <w:numPr>
-          <w:ilvl w:val="0"/>
-          <w:numId w:val="1006"/>
-        </w:numPr>
-      </w:pPr>
-      <w:r>
-        <w:t xml:space="preserve">Слева</w:t>
-      </w:r>
-      <w:r>
-        <w:t xml:space="preserve"> </w:t>
-      </w:r>
-      <w:r>
-        <w:rPr>
-          <w:b/>
-          <w:bCs/>
-        </w:rPr>
-        <w:t xml:space="preserve">Система</w:t>
-      </w:r>
-      <w:r>
-        <w:t xml:space="preserve"> </w:t>
-      </w:r>
-      <w:r>
-        <w:t xml:space="preserve">→</w:t>
-      </w:r>
-      <w:r>
-        <w:t xml:space="preserve"> </w:t>
-      </w:r>
-      <w:r>
-        <w:rPr>
-          <w:b/>
-          <w:bCs/>
-        </w:rPr>
-        <w:t xml:space="preserve">Питание и батарея</w:t>
-      </w:r>
-      <w:r>
-        <w:t xml:space="preserve"> </w:t>
-      </w:r>
-      <w:r>
-        <w:t xml:space="preserve">(на стационарном компьютере просто</w:t>
-      </w:r>
-      <w:r>
-        <w:t xml:space="preserve"> </w:t>
-      </w:r>
-      <w:r>
-        <w:rPr>
-          <w:b/>
-          <w:bCs/>
-        </w:rPr>
-        <w:t xml:space="preserve">Питание</w:t>
-      </w:r>
-      <w:r>
-        <w:t xml:space="preserve">).</w:t>
-      </w:r>
-    </w:p>
-    <w:p>
-      <w:pPr>
-        <w:pStyle w:val="Compact"/>
-        <w:numPr>
-          <w:ilvl w:val="0"/>
-          <w:numId w:val="1006"/>
-        </w:numPr>
-      </w:pPr>
-      <w:r>
-        <w:t xml:space="preserve">Раскройте</w:t>
-      </w:r>
-      <w:r>
-        <w:t xml:space="preserve"> </w:t>
-      </w:r>
-      <w:r>
-        <w:rPr>
-          <w:b/>
-          <w:bCs/>
-        </w:rPr>
-        <w:t xml:space="preserve">«Экран и спящий режим»</w:t>
-      </w:r>
-      <w:r>
-        <w:t xml:space="preserve">.</w:t>
-      </w:r>
-    </w:p>
-    <w:p>
-      <w:pPr>
-        <w:pStyle w:val="Compact"/>
-        <w:numPr>
-          <w:ilvl w:val="0"/>
-          <w:numId w:val="1006"/>
-        </w:numPr>
-      </w:pPr>
-      <w:r>
-        <w:t xml:space="preserve">В строке</w:t>
-      </w:r>
-      <w:r>
-        <w:t xml:space="preserve"> </w:t>
-      </w:r>
-      <w:r>
-        <w:rPr>
-          <w:b/>
-          <w:bCs/>
-        </w:rPr>
-        <w:t xml:space="preserve">«При питании от сети переводить в спящий режим через»</w:t>
-      </w:r>
-      <w:r>
-        <w:t xml:space="preserve"> </w:t>
-      </w:r>
-      <w:r>
-        <w:t xml:space="preserve">выберите</w:t>
-      </w:r>
-      <w:r>
-        <w:t xml:space="preserve"> </w:t>
-      </w:r>
-      <w:r>
-        <w:rPr>
-          <w:b/>
-          <w:bCs/>
-        </w:rPr>
-        <w:t xml:space="preserve">«Никогда»</w:t>
-      </w:r>
-      <w:r>
-        <w:t xml:space="preserve">.</w:t>
+    <w:bookmarkEnd w:id="16"/>
+    <w:bookmarkStart w:id="17" w:name="способ-2.-по-расписанию"/>
+    <w:p>
+      <w:pPr>
+        <w:pStyle w:val="Heading3"/>
+      </w:pPr>
+      <w:r>
+        <w:t xml:space="preserve">Способ 2. По расписанию</w:t>
       </w:r>
     </w:p>
     <w:p>
@@ -1359,241 +1241,50 @@
         <w:pStyle w:val="FirstParagraph"/>
       </w:pPr>
       <w:r>
-        <w:t xml:space="preserve">Экран пусть гаснет, это не мешает. Главное — чтобы не засыпал сам компьютер.</w:t>
-      </w:r>
-    </w:p>
-    <w:p>
-      <w:r>
-        <w:pict>
-          <v:rect style="width:0;height:1.5pt" o:hralign="center" o:hrstd="t" o:hr="t"/>
-        </w:pict>
+        <w:t xml:space="preserve">В приложении Claude можно поставить эту же задачу на расписание — тогда она будет</w:t>
+      </w:r>
+      <w:r>
+        <w:t xml:space="preserve"> </w:t>
+      </w:r>
+      <w:r>
+        <w:t xml:space="preserve">запускаться сама, например каждый день в 9:00 и в 15:00, с тем же текстом.</w:t>
+      </w:r>
+      <w:r>
+        <w:t xml:space="preserve"> </w:t>
+      </w:r>
+      <w:r>
+        <w:t xml:space="preserve">Найдите в приложении раздел с запланированными задачами (Schedule / Tasks) и</w:t>
+      </w:r>
+      <w:r>
+        <w:t xml:space="preserve"> </w:t>
+      </w:r>
+      <w:r>
+        <w:t xml:space="preserve">создайте задачу с этим текстом.</w:t>
+      </w:r>
+    </w:p>
+    <w:p>
+      <w:pPr>
+        <w:pStyle w:val="BodyText"/>
+      </w:pPr>
+      <w:r>
+        <w:t xml:space="preserve">Так удобнее: компьютер и так включён круглосуточно, а вы просто время от времени</w:t>
+      </w:r>
+      <w:r>
+        <w:t xml:space="preserve"> </w:t>
+      </w:r>
+      <w:r>
+        <w:t xml:space="preserve">заглядываете в дашборд.</w:t>
       </w:r>
     </w:p>
     <w:bookmarkEnd w:id="17"/>
     <w:bookmarkEnd w:id="18"/>
-    <w:bookmarkStart w:id="24" w:name="часть-2.-ежедневная-работа"/>
-    <w:p>
-      <w:pPr>
-        <w:pStyle w:val="Heading1"/>
-      </w:pPr>
-      <w:r>
-        <w:t xml:space="preserve">Часть 2. Ежедневная работа</w:t>
-      </w:r>
-    </w:p>
-    <w:bookmarkStart w:id="21" w:name="как-запустить"/>
+    <w:bookmarkStart w:id="19" w:name="что-делать-когда-воркер-о-чём-то-просит"/>
     <w:p>
       <w:pPr>
         <w:pStyle w:val="Heading2"/>
       </w:pPr>
       <w:r>
-        <w:t xml:space="preserve">Как запустить</w:t>
-      </w:r>
-    </w:p>
-    <w:p>
-      <w:pPr>
-        <w:pStyle w:val="FirstParagraph"/>
-      </w:pPr>
-      <w:r>
-        <w:t xml:space="preserve">Есть два способа. Начните с первого, а когда убедитесь, что всё идёт как надо,</w:t>
-      </w:r>
-      <w:r>
-        <w:t xml:space="preserve"> </w:t>
-      </w:r>
-      <w:r>
-        <w:t xml:space="preserve">переходите на второй.</w:t>
-      </w:r>
-    </w:p>
-    <w:bookmarkStart w:id="19" w:name="способ-1.-вручную"/>
-    <w:p>
-      <w:pPr>
-        <w:pStyle w:val="Heading3"/>
-      </w:pPr>
-      <w:r>
-        <w:t xml:space="preserve">Способ 1. Вручную</w:t>
-      </w:r>
-    </w:p>
-    <w:p>
-      <w:pPr>
-        <w:pStyle w:val="Compact"/>
-        <w:numPr>
-          <w:ilvl w:val="0"/>
-          <w:numId w:val="1007"/>
-        </w:numPr>
-      </w:pPr>
-      <w:r>
-        <w:t xml:space="preserve">Проверьте, что открыто окно Chrome с профилем</w:t>
-      </w:r>
-      <w:r>
-        <w:t xml:space="preserve"> </w:t>
-      </w:r>
-      <w:r>
-        <w:rPr>
-          <w:b/>
-          <w:bCs/>
-        </w:rPr>
-        <w:t xml:space="preserve">Конвейер</w:t>
-      </w:r>
-      <w:r>
-        <w:t xml:space="preserve"> </w:t>
-      </w:r>
-      <w:r>
-        <w:t xml:space="preserve">и вы в аккаунтах.</w:t>
-      </w:r>
-    </w:p>
-    <w:p>
-      <w:pPr>
-        <w:pStyle w:val="Compact"/>
-        <w:numPr>
-          <w:ilvl w:val="0"/>
-          <w:numId w:val="1007"/>
-        </w:numPr>
-      </w:pPr>
-      <w:r>
-        <w:t xml:space="preserve">Откройте приложение</w:t>
-      </w:r>
-      <w:r>
-        <w:t xml:space="preserve"> </w:t>
-      </w:r>
-      <w:r>
-        <w:rPr>
-          <w:b/>
-          <w:bCs/>
-        </w:rPr>
-        <w:t xml:space="preserve">Claude</w:t>
-      </w:r>
-      <w:r>
-        <w:t xml:space="preserve">.</w:t>
-      </w:r>
-    </w:p>
-    <w:p>
-      <w:pPr>
-        <w:pStyle w:val="Compact"/>
-        <w:numPr>
-          <w:ilvl w:val="0"/>
-          <w:numId w:val="1007"/>
-        </w:numPr>
-      </w:pPr>
-      <w:r>
-        <w:t xml:space="preserve">Создайте новую задачу (</w:t>
-      </w:r>
-      <w:r>
-        <w:rPr>
-          <w:b/>
-          <w:bCs/>
-        </w:rPr>
-        <w:t xml:space="preserve">New task</w:t>
-      </w:r>
-      <w:r>
-        <w:t xml:space="preserve">) и напишите одну фразу:</w:t>
-      </w:r>
-    </w:p>
-    <w:p>
-      <w:pPr>
-        <w:pStyle w:val="BlockText"/>
-      </w:pPr>
-      <w:r>
-        <w:t xml:space="preserve">Открой папку C:</w:t>
-      </w:r>
-      <w:r>
-        <w:t xml:space="preserve">и выполни инструкцию из файла ВОРКЕР.md. Работай по</w:t>
-      </w:r>
-      <w:r>
-        <w:t xml:space="preserve"> </w:t>
-      </w:r>
-      <w:r>
-        <w:t xml:space="preserve">порядку до конца очереди.</w:t>
-      </w:r>
-    </w:p>
-    <w:p>
-      <w:pPr>
-        <w:pStyle w:val="Compact"/>
-        <w:numPr>
-          <w:ilvl w:val="0"/>
-          <w:numId w:val="1008"/>
-        </w:numPr>
-      </w:pPr>
-      <w:r>
-        <w:t xml:space="preserve">Дальше Claude работает сам. Можно свернуть окно и заниматься своими делами,</w:t>
-      </w:r>
-      <w:r>
-        <w:t xml:space="preserve"> </w:t>
-      </w:r>
-      <w:r>
-        <w:t xml:space="preserve">но</w:t>
-      </w:r>
-      <w:r>
-        <w:t xml:space="preserve"> </w:t>
-      </w:r>
-      <w:r>
-        <w:rPr>
-          <w:b/>
-          <w:bCs/>
-        </w:rPr>
-        <w:t xml:space="preserve">не выключайте компьютер</w:t>
-      </w:r>
-      <w:r>
-        <w:t xml:space="preserve">.</w:t>
-      </w:r>
-    </w:p>
-    <w:bookmarkEnd w:id="19"/>
-    <w:bookmarkStart w:id="20" w:name="способ-2.-по-расписанию"/>
-    <w:p>
-      <w:pPr>
-        <w:pStyle w:val="Heading3"/>
-      </w:pPr>
-      <w:r>
-        <w:t xml:space="preserve">Способ 2. По расписанию</w:t>
-      </w:r>
-    </w:p>
-    <w:p>
-      <w:pPr>
-        <w:pStyle w:val="FirstParagraph"/>
-      </w:pPr>
-      <w:r>
-        <w:t xml:space="preserve">В приложении Claude можно поставить задачу на расписание — тогда она будет</w:t>
-      </w:r>
-      <w:r>
-        <w:t xml:space="preserve"> </w:t>
-      </w:r>
-      <w:r>
-        <w:t xml:space="preserve">запускаться сама, например каждый день в 9:00 и в 15:00, с тем же текстом, что и</w:t>
-      </w:r>
-      <w:r>
-        <w:t xml:space="preserve"> </w:t>
-      </w:r>
-      <w:r>
-        <w:t xml:space="preserve">выше. Найдите в приложении раздел с запланированными задачами (Schedule / Tasks) и</w:t>
-      </w:r>
-      <w:r>
-        <w:t xml:space="preserve"> </w:t>
-      </w:r>
-      <w:r>
-        <w:t xml:space="preserve">создайте задачу с этим текстом.</w:t>
-      </w:r>
-    </w:p>
-    <w:p>
-      <w:pPr>
-        <w:pStyle w:val="BodyText"/>
-      </w:pPr>
-      <w:r>
-        <w:t xml:space="preserve">Так удобнее: компьютер и так включён круглосуточно, а вы просто время от времени</w:t>
-      </w:r>
-      <w:r>
-        <w:t xml:space="preserve"> </w:t>
-      </w:r>
-      <w:r>
-        <w:t xml:space="preserve">заглядываете в дашборд.</w:t>
-      </w:r>
-    </w:p>
-    <w:bookmarkEnd w:id="20"/>
-    <w:bookmarkEnd w:id="21"/>
-    <w:bookmarkStart w:id="22" w:name="что-делать-когда-claude-о-чём-то-просит"/>
-    <w:p>
-      <w:pPr>
-        <w:pStyle w:val="Heading2"/>
-      </w:pPr>
-      <w:r>
-        <w:t xml:space="preserve">Что делать, когда Claude о чём-то просит</w:t>
+        <w:t xml:space="preserve">Что делать, когда воркер о чём-то просит</w:t>
       </w:r>
     </w:p>
     <w:p>
@@ -1639,7 +1330,7 @@
               <w:pStyle w:val="Compact"/>
             </w:pPr>
             <w:r>
-              <w:t xml:space="preserve">Claude просит</w:t>
+              <w:t xml:space="preserve">Воркер просит</w:t>
             </w:r>
           </w:p>
         </w:tc>
@@ -1674,7 +1365,7 @@
               <w:pStyle w:val="Compact"/>
             </w:pPr>
             <w:r>
-              <w:t xml:space="preserve">Заходите в окно Chrome, вводите логин и пароль, возвращаетесь и говорите Claude «готово»</w:t>
+              <w:t xml:space="preserve">Заходите в «Chrome — Воркер», вводите логин и пароль, возвращаетесь и говорите воркеру «готово»</w:t>
             </w:r>
           </w:p>
         </w:tc>
@@ -1698,7 +1389,7 @@
               <w:pStyle w:val="Compact"/>
             </w:pPr>
             <w:r>
-              <w:t xml:space="preserve">Проходите сами, галочка или картинки — и говорите «готово»</w:t>
+              <w:t xml:space="preserve">Проходите сами (галочка или картинки) — и говорите «готово»</w:t>
             </w:r>
           </w:p>
         </w:tc>
@@ -1746,7 +1437,7 @@
               <w:pStyle w:val="Compact"/>
             </w:pPr>
             <w:r>
-              <w:t xml:space="preserve">Смотрите картинку: похоже на нашего героя — «да», не похоже — «нет, переделай» и скажите, что не так</w:t>
+              <w:t xml:space="preserve">Смотрите картинку: похоже на нашего героя — «да»; не похоже — «нет, переделай» и скажите, что не так</w:t>
             </w:r>
           </w:p>
         </w:tc>
@@ -1757,7 +1448,7 @@
         <w:pStyle w:val="BodyText"/>
       </w:pPr>
       <w:r>
-        <w:t xml:space="preserve">Claude никогда не проходит проверки сам и не пытается обойти лимиты — он просто</w:t>
+        <w:t xml:space="preserve">Воркер никогда не проходит проверки сам и не пытается обойти лимиты — он просто</w:t>
       </w:r>
       <w:r>
         <w:t xml:space="preserve"> </w:t>
@@ -1766,8 +1457,8 @@
         <w:t xml:space="preserve">ждёт вас.</w:t>
       </w:r>
     </w:p>
-    <w:bookmarkEnd w:id="22"/>
-    <w:bookmarkStart w:id="23" w:name="как-понять-что-всё-работает"/>
+    <w:bookmarkEnd w:id="19"/>
+    <w:bookmarkStart w:id="20" w:name="как-понять-что-всё-работает"/>
     <w:p>
       <w:pPr>
         <w:pStyle w:val="Heading2"/>
@@ -1781,27 +1472,24 @@
         <w:pStyle w:val="Compact"/>
         <w:numPr>
           <w:ilvl w:val="0"/>
-          <w:numId w:val="1009"/>
+          <w:numId w:val="1007"/>
         </w:numPr>
       </w:pPr>
       <w:r>
-        <w:t xml:space="preserve">В</w:t>
-      </w:r>
-      <w:r>
-        <w:t xml:space="preserve"> </w:t>
-      </w:r>
-      <w:r>
-        <w:rPr>
-          <w:b/>
-          <w:bCs/>
-        </w:rPr>
-        <w:t xml:space="preserve">дашборде</w:t>
-      </w:r>
-      <w:r>
-        <w:t xml:space="preserve"> </w:t>
-      </w:r>
-      <w:r>
-        <w:t xml:space="preserve">появляются новые кадры со статусом «на проверке».</w:t>
+        <w:t xml:space="preserve">В дашборде появляются новые кадры со статусом</w:t>
+      </w:r>
+      <w:r>
+        <w:t xml:space="preserve"> </w:t>
+      </w:r>
+      <w:r>
+        <w:rPr>
+          <w:b/>
+          <w:bCs/>
+        </w:rPr>
+        <w:t xml:space="preserve">«Ждут проверки»</w:t>
+      </w:r>
+      <w:r>
+        <w:t xml:space="preserve">.</w:t>
       </w:r>
     </w:p>
     <w:p>
@@ -1809,7 +1497,7 @@
         <w:pStyle w:val="Compact"/>
         <w:numPr>
           <w:ilvl w:val="0"/>
-          <w:numId w:val="1009"/>
+          <w:numId w:val="1007"/>
         </w:numPr>
       </w:pPr>
       <w:r>
@@ -1823,13 +1511,19 @@
           <w:b/>
           <w:bCs/>
         </w:rPr>
-        <w:t xml:space="preserve">ленте событий</w:t>
-      </w:r>
-      <w:r>
-        <w:t xml:space="preserve"> </w:t>
-      </w:r>
-      <w:r>
-        <w:t xml:space="preserve">внизу дашборда появляются записи о прогонах.</w:t>
+        <w:t xml:space="preserve">«Ленте воркера»</w:t>
+      </w:r>
+      <w:r>
+        <w:t xml:space="preserve"> </w:t>
+      </w:r>
+      <w:r>
+        <w:t xml:space="preserve">(вкладка «Управление») появляются записи о прогонах:</w:t>
+      </w:r>
+      <w:r>
+        <w:t xml:space="preserve"> </w:t>
+      </w:r>
+      <w:r>
+        <w:t xml:space="preserve">когда запускался, что сгенерировал, что забрал из материалов.</w:t>
       </w:r>
     </w:p>
     <w:p>
@@ -1837,11 +1531,11 @@
         <w:pStyle w:val="Compact"/>
         <w:numPr>
           <w:ilvl w:val="0"/>
-          <w:numId w:val="1009"/>
+          <w:numId w:val="1007"/>
         </w:numPr>
       </w:pPr>
       <w:r>
-        <w:t xml:space="preserve">Claude пишет в чате, что делает и на каком кадре находится.</w:t>
+        <w:t xml:space="preserve">Воркер пишет в чате приложения Claude, что делает и на каком кадре находится.</w:t>
       </w:r>
     </w:p>
     <w:p>
@@ -1849,13 +1543,19 @@
         <w:pStyle w:val="FirstParagraph"/>
       </w:pPr>
       <w:r>
-        <w:t xml:space="preserve">Если Claude уперся в лимит генераций — он напишет об этом, подождёт и продолжит</w:t>
-      </w:r>
-      <w:r>
-        <w:t xml:space="preserve"> </w:t>
-      </w:r>
-      <w:r>
-        <w:t xml:space="preserve">сам. Это нормально: за один день сгенерировать всю серию не получится.</w:t>
+        <w:t xml:space="preserve">Если воркер упёрся в лимит генераций — он напишет об этом, подождёт и продолжит</w:t>
+      </w:r>
+      <w:r>
+        <w:t xml:space="preserve"> </w:t>
+      </w:r>
+      <w:r>
+        <w:t xml:space="preserve">сам либо перейдёт на второй генератор. Это нормально: за один день всю серию не</w:t>
+      </w:r>
+      <w:r>
+        <w:t xml:space="preserve"> </w:t>
+      </w:r>
+      <w:r>
+        <w:t xml:space="preserve">сгенерировать.</w:t>
       </w:r>
     </w:p>
     <w:p>
@@ -1865,9 +1565,9 @@
         </w:pict>
       </w:r>
     </w:p>
-    <w:bookmarkEnd w:id="23"/>
-    <w:bookmarkEnd w:id="24"/>
-    <w:bookmarkStart w:id="30" w:name="часть-3.-как-загружать-новые-материалы"/>
+    <w:bookmarkEnd w:id="20"/>
+    <w:bookmarkEnd w:id="21"/>
+    <w:bookmarkStart w:id="27" w:name="часть-3.-как-загружать-новые-материалы"/>
     <w:p>
       <w:pPr>
         <w:pStyle w:val="Heading1"/>
@@ -1903,22 +1603,22 @@
         <w:t xml:space="preserve"> </w:t>
       </w:r>
       <w:r>
-        <w:t xml:space="preserve">хоть с телефона. Компьютер с конвейером для этого включать не нужно: файлы</w:t>
-      </w:r>
-      <w:r>
-        <w:t xml:space="preserve"> </w:t>
-      </w:r>
-      <w:r>
-        <w:t xml:space="preserve">уходят в наше облако, а Claude заберёт их оттуда на ближайшем прогоне, разложит</w:t>
-      </w:r>
-      <w:r>
-        <w:t xml:space="preserve"> </w:t>
-      </w:r>
-      <w:r>
-        <w:t xml:space="preserve">по местам и заведёт кадры в очередь.</w:t>
-      </w:r>
-    </w:p>
-    <w:bookmarkStart w:id="25" w:name="как-загрузить"/>
+        <w:t xml:space="preserve">хоть с телефона. Компьютер с конвейером для этого включать не нужно: файлы уходят</w:t>
+      </w:r>
+      <w:r>
+        <w:t xml:space="preserve"> </w:t>
+      </w:r>
+      <w:r>
+        <w:t xml:space="preserve">в наше облако, а воркер заберёт их оттуда на ближайшем прогоне, разложит по</w:t>
+      </w:r>
+      <w:r>
+        <w:t xml:space="preserve"> </w:t>
+      </w:r>
+      <w:r>
+        <w:t xml:space="preserve">местам и заведёт кадры в очередь.</w:t>
+      </w:r>
+    </w:p>
+    <w:bookmarkStart w:id="22" w:name="как-загрузить"/>
     <w:p>
       <w:pPr>
         <w:pStyle w:val="Heading2"/>
@@ -1932,7 +1632,7 @@
         <w:pStyle w:val="Compact"/>
         <w:numPr>
           <w:ilvl w:val="0"/>
-          <w:numId w:val="1010"/>
+          <w:numId w:val="1008"/>
         </w:numPr>
       </w:pPr>
       <w:r>
@@ -1944,7 +1644,7 @@
         <w:pStyle w:val="Compact"/>
         <w:numPr>
           <w:ilvl w:val="0"/>
-          <w:numId w:val="1010"/>
+          <w:numId w:val="1008"/>
         </w:numPr>
       </w:pPr>
       <w:r>
@@ -1969,11 +1669,27 @@
         <w:pStyle w:val="Compact"/>
         <w:numPr>
           <w:ilvl w:val="0"/>
-          <w:numId w:val="1010"/>
+          <w:numId w:val="1008"/>
         </w:numPr>
       </w:pPr>
       <w:r>
-        <w:t xml:space="preserve">Выберите</w:t>
+        <w:t xml:space="preserve">В панели</w:t>
+      </w:r>
+      <w:r>
+        <w:t xml:space="preserve"> </w:t>
+      </w:r>
+      <w:r>
+        <w:rPr>
+          <w:b/>
+          <w:bCs/>
+        </w:rPr>
+        <w:t xml:space="preserve">«Материалы серии»</w:t>
+      </w:r>
+      <w:r>
+        <w:t xml:space="preserve"> </w:t>
+      </w:r>
+      <w:r>
+        <w:t xml:space="preserve">выберите</w:t>
       </w:r>
       <w:r>
         <w:t xml:space="preserve"> </w:t>
@@ -1986,7 +1702,7 @@
         <w:t xml:space="preserve">серию</w:t>
       </w:r>
       <w:r>
-        <w:t xml:space="preserve">, к которой относятся материалы.</w:t>
+        <w:t xml:space="preserve">, к которой относятся файлы.</w:t>
       </w:r>
     </w:p>
     <w:p>
@@ -1994,11 +1710,40 @@
         <w:pStyle w:val="Compact"/>
         <w:numPr>
           <w:ilvl w:val="0"/>
-          <w:numId w:val="1010"/>
+          <w:numId w:val="1008"/>
         </w:numPr>
       </w:pPr>
       <w:r>
-        <w:t xml:space="preserve">Выберите раздел:</w:t>
+        <w:t xml:space="preserve">В строке</w:t>
+      </w:r>
+      <w:r>
+        <w:t xml:space="preserve"> </w:t>
+      </w:r>
+      <w:r>
+        <w:rPr>
+          <w:b/>
+          <w:bCs/>
+        </w:rPr>
+        <w:t xml:space="preserve">«Куда кладём»</w:t>
+      </w:r>
+      <w:r>
+        <w:t xml:space="preserve"> </w:t>
+      </w:r>
+      <w:r>
+        <w:t xml:space="preserve">выберите раздел:</w:t>
+      </w:r>
+      <w:r>
+        <w:t xml:space="preserve"> </w:t>
+      </w:r>
+      <w:r>
+        <w:rPr>
+          <w:b/>
+          <w:bCs/>
+        </w:rPr>
+        <w:t xml:space="preserve">Раскадровка</w:t>
+      </w:r>
+      <w:r>
+        <w:t xml:space="preserve">,</w:t>
       </w:r>
       <w:r>
         <w:t xml:space="preserve"> </w:t>
@@ -2035,19 +1780,6 @@
           <w:bCs/>
         </w:rPr>
         <w:t xml:space="preserve">Предметы</w:t>
-      </w:r>
-      <w:r>
-        <w:t xml:space="preserve">,</w:t>
-      </w:r>
-      <w:r>
-        <w:t xml:space="preserve"> </w:t>
-      </w:r>
-      <w:r>
-        <w:rPr>
-          <w:b/>
-          <w:bCs/>
-        </w:rPr>
-        <w:t xml:space="preserve">Раскадровка</w:t>
       </w:r>
       <w:r>
         <w:t xml:space="preserve"> </w:t>
@@ -2074,7 +1806,7 @@
         <w:pStyle w:val="Compact"/>
         <w:numPr>
           <w:ilvl w:val="0"/>
-          <w:numId w:val="1010"/>
+          <w:numId w:val="1008"/>
         </w:numPr>
       </w:pPr>
       <w:r>
@@ -2088,13 +1820,29 @@
         <w:t xml:space="preserve"> </w:t>
       </w:r>
       <w:r>
-        <w:t xml:space="preserve">в поле загрузки — или нажмите на него и выберите файлы</w:t>
-      </w:r>
-      <w:r>
-        <w:t xml:space="preserve"> </w:t>
-      </w:r>
-      <w:r>
-        <w:t xml:space="preserve">обычным окном.</w:t>
+        <w:t xml:space="preserve">в поле</w:t>
+      </w:r>
+      <w:r>
+        <w:t xml:space="preserve"> </w:t>
+      </w:r>
+      <w:r>
+        <w:rPr>
+          <w:b/>
+          <w:bCs/>
+        </w:rPr>
+        <w:t xml:space="preserve">«Перетащите сюда файлы или папку»</w:t>
+      </w:r>
+      <w:r>
+        <w:t xml:space="preserve"> </w:t>
+      </w:r>
+      <w:r>
+        <w:t xml:space="preserve">— или нажмите</w:t>
+      </w:r>
+      <w:r>
+        <w:t xml:space="preserve"> </w:t>
+      </w:r>
+      <w:r>
+        <w:t xml:space="preserve">на него и выберите файлы обычным окном.</w:t>
       </w:r>
     </w:p>
     <w:p>
@@ -2108,19 +1856,19 @@
         <w:t xml:space="preserve"> </w:t>
       </w:r>
       <w:r>
-        <w:t xml:space="preserve">подошёл, там же будет написано, почему: обычно это не картинка или файл тяжелее</w:t>
-      </w:r>
-      <w:r>
-        <w:t xml:space="preserve"> </w:t>
-      </w:r>
-      <w:r>
-        <w:t xml:space="preserve">50 МБ. Ниже, в списке загруженного, файл можно открыть и посмотреть или удалить,</w:t>
-      </w:r>
-      <w:r>
-        <w:t xml:space="preserve"> </w:t>
-      </w:r>
-      <w:r>
-        <w:t xml:space="preserve">если ошиблись.</w:t>
+        <w:t xml:space="preserve">подошёл, там же будет написано, почему: обычно это не та категория файла или файл</w:t>
+      </w:r>
+      <w:r>
+        <w:t xml:space="preserve"> </w:t>
+      </w:r>
+      <w:r>
+        <w:t xml:space="preserve">тяжелее 50 МБ. Ниже, в списке загруженного, файл можно открыть и посмотреть или</w:t>
+      </w:r>
+      <w:r>
+        <w:t xml:space="preserve"> </w:t>
+      </w:r>
+      <w:r>
+        <w:t xml:space="preserve">удалить, если ошиблись.</w:t>
       </w:r>
     </w:p>
     <w:p>
@@ -2195,8 +1943,8 @@
         <w:t xml:space="preserve">) сохранит.</w:t>
       </w:r>
     </w:p>
-    <w:bookmarkEnd w:id="25"/>
-    <w:bookmarkStart w:id="26" w:name="как-называть-файлы"/>
+    <w:bookmarkEnd w:id="22"/>
+    <w:bookmarkStart w:id="23" w:name="как-называть-файлы"/>
     <w:p>
       <w:pPr>
         <w:pStyle w:val="Heading2"/>
@@ -2253,25 +2001,25 @@
         <w:t xml:space="preserve"> </w:t>
       </w:r>
       <w:r>
-        <w:t xml:space="preserve">Облачное хранилище не умеет хранить</w:t>
-      </w:r>
-      <w:r>
-        <w:t xml:space="preserve"> </w:t>
-      </w:r>
-      <w:r>
-        <w:t xml:space="preserve">русские имена, поэтому дашборд при загрузке переписывает имя латиницей — вы</w:t>
-      </w:r>
-      <w:r>
-        <w:t xml:space="preserve"> </w:t>
-      </w:r>
-      <w:r>
-        <w:t xml:space="preserve">увидите «doroga k aulu.jpeg». Так и задумано: настоящее имя дашборд</w:t>
-      </w:r>
-      <w:r>
-        <w:t xml:space="preserve"> </w:t>
-      </w:r>
-      <w:r>
-        <w:t xml:space="preserve">запоминает отдельно, и на компьютере файл снова станет «дорога к аулу.jpeg».</w:t>
+        <w:t xml:space="preserve">Облачное хранилище не умеет хранить русские</w:t>
+      </w:r>
+      <w:r>
+        <w:t xml:space="preserve"> </w:t>
+      </w:r>
+      <w:r>
+        <w:t xml:space="preserve">имена, поэтому дашборд при загрузке переписывает имя латиницей — вы увидите</w:t>
+      </w:r>
+      <w:r>
+        <w:t xml:space="preserve"> </w:t>
+      </w:r>
+      <w:r>
+        <w:t xml:space="preserve">«doroga k aulu.jpeg». Так и задумано: настоящее имя дашборд запоминает</w:t>
+      </w:r>
+      <w:r>
+        <w:t xml:space="preserve"> </w:t>
+      </w:r>
+      <w:r>
+        <w:t xml:space="preserve">отдельно, и на компьютере файл снова станет «дорога к аулу.jpeg».</w:t>
       </w:r>
       <w:r>
         <w:t xml:space="preserve"> </w:t>
@@ -2280,8 +2028,8 @@
         <w:t xml:space="preserve">Переименовывать ничего не нужно.</w:t>
       </w:r>
     </w:p>
-    <w:bookmarkEnd w:id="26"/>
-    <w:bookmarkStart w:id="27" w:name="что-можно-загружать"/>
+    <w:bookmarkEnd w:id="23"/>
+    <w:bookmarkStart w:id="24" w:name="что-можно-загружать"/>
     <w:p>
       <w:pPr>
         <w:pStyle w:val="Heading2"/>
@@ -2346,7 +2094,7 @@
               <w:pStyle w:val="Compact"/>
             </w:pPr>
             <w:r>
-              <w:t xml:space="preserve">Excel: XLS, XLSX</w:t>
+              <w:t xml:space="preserve">файл Excel (XLS, XLSX)</w:t>
             </w:r>
           </w:p>
         </w:tc>
@@ -2370,7 +2118,7 @@
               <w:pStyle w:val="Compact"/>
             </w:pPr>
             <w:r>
-              <w:t xml:space="preserve">DOCX, TXT, PDF, RTF</w:t>
+              <w:t xml:space="preserve">документ (DOCX, TXT, PDF, RTF)</w:t>
             </w:r>
           </w:p>
         </w:tc>
@@ -2394,7 +2142,7 @@
               <w:pStyle w:val="Compact"/>
             </w:pPr>
             <w:r>
-              <w:t xml:space="preserve">картинки: PNG, JPG, WEBP</w:t>
+              <w:t xml:space="preserve">картинки (PNG, JPG, WEBP)</w:t>
             </w:r>
           </w:p>
         </w:tc>
@@ -2408,13 +2156,179 @@
         <w:t xml:space="preserve">Один файл — не больше 50 МБ.</w:t>
       </w:r>
     </w:p>
-    <w:bookmarkEnd w:id="27"/>
-    <w:bookmarkStart w:id="28" w:name="запасной-способ-папка-на-компьютере"/>
+    <w:bookmarkEnd w:id="24"/>
+    <w:bookmarkStart w:id="25" w:name="требования-к-картинкам"/>
     <w:p>
       <w:pPr>
         <w:pStyle w:val="Heading2"/>
       </w:pPr>
       <w:r>
+        <w:t xml:space="preserve">Требования к картинкам</w:t>
+      </w:r>
+    </w:p>
+    <w:p>
+      <w:pPr>
+        <w:pStyle w:val="FirstParagraph"/>
+      </w:pPr>
+      <w:r>
+        <w:rPr>
+          <w:b/>
+          <w:bCs/>
+        </w:rPr>
+        <w:t xml:space="preserve">Персонажи.</w:t>
+      </w:r>
+      <w:r>
+        <w:t xml:space="preserve"> </w:t>
+      </w:r>
+      <w:r>
+        <w:t xml:space="preserve">Один файл на героя. Лучший референс — turnaround: анфас, профиль и</w:t>
+      </w:r>
+      <w:r>
+        <w:t xml:space="preserve"> </w:t>
+      </w:r>
+      <w:r>
+        <w:t xml:space="preserve">три четверти на</w:t>
+      </w:r>
+      <w:r>
+        <w:t xml:space="preserve"> </w:t>
+      </w:r>
+      <w:r>
+        <w:rPr>
+          <w:b/>
+          <w:bCs/>
+        </w:rPr>
+        <w:t xml:space="preserve">белом фоне</w:t>
+      </w:r>
+      <w:r>
+        <w:t xml:space="preserve">, спокойная поза, нейтральное лицо. Никакого фона,</w:t>
+      </w:r>
+      <w:r>
+        <w:t xml:space="preserve"> </w:t>
+      </w:r>
+      <w:r>
+        <w:t xml:space="preserve">эмоций и действия — иначе они «протекут» во все кадры.</w:t>
+      </w:r>
+    </w:p>
+    <w:p>
+      <w:pPr>
+        <w:pStyle w:val="BodyText"/>
+      </w:pPr>
+      <w:r>
+        <w:rPr>
+          <w:b/>
+          <w:bCs/>
+        </w:rPr>
+        <w:t xml:space="preserve">Локации.</w:t>
+      </w:r>
+      <w:r>
+        <w:t xml:space="preserve"> </w:t>
+      </w:r>
+      <w:r>
+        <w:t xml:space="preserve">По одному фото на каждый ракурс локации: двор, крыльцо, комната,</w:t>
+      </w:r>
+      <w:r>
+        <w:t xml:space="preserve"> </w:t>
+      </w:r>
+      <w:r>
+        <w:t xml:space="preserve">тропинка. Общим планом, чтобы было видно пространство.</w:t>
+      </w:r>
+    </w:p>
+    <w:p>
+      <w:pPr>
+        <w:pStyle w:val="BlockText"/>
+      </w:pPr>
+      <w:r>
+        <w:rPr>
+          <w:b/>
+          <w:bCs/>
+        </w:rPr>
+        <w:t xml:space="preserve">Важно про погоду и время суток.</w:t>
+      </w:r>
+      <w:r>
+        <w:t xml:space="preserve"> </w:t>
+      </w:r>
+      <w:r>
+        <w:t xml:space="preserve">Нейросеть берёт свет, погоду и время суток</w:t>
+      </w:r>
+      <w:r>
+        <w:t xml:space="preserve"> </w:t>
+      </w:r>
+      <w:r>
+        <w:rPr>
+          <w:b/>
+          <w:bCs/>
+        </w:rPr>
+        <w:t xml:space="preserve">из фотографии локации</w:t>
+      </w:r>
+      <w:r>
+        <w:t xml:space="preserve">, а не из текста. Ночь словами не заказывается.</w:t>
+      </w:r>
+      <w:r>
+        <w:t xml:space="preserve"> </w:t>
+      </w:r>
+      <w:r>
+        <w:t xml:space="preserve">Поэтому: нужна ночная сцена — нужно</w:t>
+      </w:r>
+      <w:r>
+        <w:t xml:space="preserve"> </w:t>
+      </w:r>
+      <w:r>
+        <w:rPr>
+          <w:b/>
+          <w:bCs/>
+        </w:rPr>
+        <w:t xml:space="preserve">ночное фото</w:t>
+      </w:r>
+      <w:r>
+        <w:t xml:space="preserve"> </w:t>
+      </w:r>
+      <w:r>
+        <w:t xml:space="preserve">этой локации. Нужен дождь —</w:t>
+      </w:r>
+      <w:r>
+        <w:t xml:space="preserve"> </w:t>
+      </w:r>
+      <w:r>
+        <w:t xml:space="preserve">нужно фото с дождём. Если для сцены есть только дневное фото, а сцена ночная,</w:t>
+      </w:r>
+      <w:r>
+        <w:t xml:space="preserve"> </w:t>
+      </w:r>
+      <w:r>
+        <w:t xml:space="preserve">воркер напишет об этом в отчёте и будет ждать нужное фото.</w:t>
+      </w:r>
+    </w:p>
+    <w:p>
+      <w:pPr>
+        <w:pStyle w:val="FirstParagraph"/>
+      </w:pPr>
+      <w:r>
+        <w:rPr>
+          <w:b/>
+          <w:bCs/>
+        </w:rPr>
+        <w:t xml:space="preserve">Предметы.</w:t>
+      </w:r>
+      <w:r>
+        <w:t xml:space="preserve"> </w:t>
+      </w:r>
+      <w:r>
+        <w:t xml:space="preserve">Только те, с которыми герои реально что-то делают: куртка, блокнот,</w:t>
+      </w:r>
+      <w:r>
+        <w:t xml:space="preserve"> </w:t>
+      </w:r>
+      <w:r>
+        <w:t xml:space="preserve">фонарик. Предметы «для красоты» добавлять не нужно.</w:t>
+      </w:r>
+    </w:p>
+    <w:bookmarkEnd w:id="25"/>
+    <w:bookmarkStart w:id="26" w:name="запасной-способ-папка-на-компьютере"/>
+    <w:p>
+      <w:pPr>
+        <w:pStyle w:val="Heading2"/>
+      </w:pPr>
+      <w:r>
         <w:t xml:space="preserve">Запасной способ: папка на компьютере</w:t>
       </w:r>
     </w:p>
@@ -2438,7 +2352,7 @@
         <w:rPr>
           <w:rStyle w:val="VerbatimChar"/>
         </w:rPr>
-        <w:t xml:space="preserve">C:\amintako\ВХОДЯЩИЕ</w:t>
+        <w:t xml:space="preserve">%USERPROFILE%\amintako\ВХОДЯЩИЕ</w:t>
       </w:r>
       <w:r>
         <w:t xml:space="preserve">, с подпапками</w:t>
@@ -2498,179 +2412,13 @@
         <w:t xml:space="preserve">ВХОДЯЩИЕ</w:t>
       </w:r>
       <w:r>
-        <w:t xml:space="preserve">. Claude проверяет обе дороги — сначала</w:t>
-      </w:r>
-      <w:r>
-        <w:t xml:space="preserve"> </w:t>
-      </w:r>
-      <w:r>
-        <w:t xml:space="preserve">облако, потом эту папку. Способ рабочий, но обычный путь — дашборд.</w:t>
-      </w:r>
-    </w:p>
-    <w:bookmarkEnd w:id="28"/>
-    <w:bookmarkStart w:id="29" w:name="требования-к-картинкам"/>
-    <w:p>
-      <w:pPr>
-        <w:pStyle w:val="Heading2"/>
-      </w:pPr>
-      <w:r>
-        <w:t xml:space="preserve">Требования к картинкам</w:t>
-      </w:r>
-    </w:p>
-    <w:p>
-      <w:pPr>
-        <w:pStyle w:val="FirstParagraph"/>
-      </w:pPr>
-      <w:r>
-        <w:rPr>
-          <w:b/>
-          <w:bCs/>
-        </w:rPr>
-        <w:t xml:space="preserve">Персонажи.</w:t>
-      </w:r>
-      <w:r>
-        <w:t xml:space="preserve"> </w:t>
-      </w:r>
-      <w:r>
-        <w:t xml:space="preserve">Один файл на героя. Лучший референс — turnaround: анфас, профиль и</w:t>
-      </w:r>
-      <w:r>
-        <w:t xml:space="preserve"> </w:t>
-      </w:r>
-      <w:r>
-        <w:t xml:space="preserve">три четверти на</w:t>
-      </w:r>
-      <w:r>
-        <w:t xml:space="preserve"> </w:t>
-      </w:r>
-      <w:r>
-        <w:rPr>
-          <w:b/>
-          <w:bCs/>
-        </w:rPr>
-        <w:t xml:space="preserve">белом фоне</w:t>
-      </w:r>
-      <w:r>
-        <w:t xml:space="preserve">, спокойная поза, нейтральное лицо. Никакого фона,</w:t>
-      </w:r>
-      <w:r>
-        <w:t xml:space="preserve"> </w:t>
-      </w:r>
-      <w:r>
-        <w:t xml:space="preserve">эмоций и действия — иначе они «протекут» во все кадры.</w:t>
-      </w:r>
-    </w:p>
-    <w:p>
-      <w:pPr>
-        <w:pStyle w:val="BodyText"/>
-      </w:pPr>
-      <w:r>
-        <w:rPr>
-          <w:b/>
-          <w:bCs/>
-        </w:rPr>
-        <w:t xml:space="preserve">Локации.</w:t>
-      </w:r>
-      <w:r>
-        <w:t xml:space="preserve"> </w:t>
-      </w:r>
-      <w:r>
-        <w:t xml:space="preserve">По одному фото на каждый ракурс локации: двор, крыльцо, комната,</w:t>
-      </w:r>
-      <w:r>
-        <w:t xml:space="preserve"> </w:t>
-      </w:r>
-      <w:r>
-        <w:t xml:space="preserve">тропинка. Общим планом, чтобы было видно пространство.</w:t>
-      </w:r>
-    </w:p>
-    <w:p>
-      <w:pPr>
-        <w:pStyle w:val="BlockText"/>
-      </w:pPr>
-      <w:r>
-        <w:rPr>
-          <w:b/>
-          <w:bCs/>
-        </w:rPr>
-        <w:t xml:space="preserve">Важно про погоду и время суток.</w:t>
-      </w:r>
-      <w:r>
-        <w:t xml:space="preserve"> </w:t>
-      </w:r>
-      <w:r>
-        <w:t xml:space="preserve">Нейросеть берёт свет, погоду и время суток</w:t>
-      </w:r>
-      <w:r>
-        <w:t xml:space="preserve"> </w:t>
-      </w:r>
-      <w:r>
-        <w:rPr>
-          <w:b/>
-          <w:bCs/>
-        </w:rPr>
-        <w:t xml:space="preserve">из фотографии локации</w:t>
-      </w:r>
-      <w:r>
-        <w:t xml:space="preserve">, а не из текста. Ночь словами не заказывается.</w:t>
-      </w:r>
-      <w:r>
-        <w:t xml:space="preserve"> </w:t>
-      </w:r>
-      <w:r>
-        <w:t xml:space="preserve">Поэтому: нужна ночная сцена — нужно</w:t>
-      </w:r>
-      <w:r>
-        <w:t xml:space="preserve"> </w:t>
-      </w:r>
-      <w:r>
-        <w:rPr>
-          <w:b/>
-          <w:bCs/>
-        </w:rPr>
-        <w:t xml:space="preserve">ночное фото</w:t>
-      </w:r>
-      <w:r>
-        <w:t xml:space="preserve"> </w:t>
-      </w:r>
-      <w:r>
-        <w:t xml:space="preserve">этой локации. Нужен дождь —</w:t>
-      </w:r>
-      <w:r>
-        <w:t xml:space="preserve"> </w:t>
-      </w:r>
-      <w:r>
-        <w:t xml:space="preserve">нужно фото с дождём. Если для сцены есть только дневное фото, а сцена ночная,</w:t>
-      </w:r>
-      <w:r>
-        <w:t xml:space="preserve"> </w:t>
-      </w:r>
-      <w:r>
-        <w:t xml:space="preserve">Claude напишет об этом в отчёте и будет ждать нужное фото.</w:t>
-      </w:r>
-    </w:p>
-    <w:p>
-      <w:pPr>
-        <w:pStyle w:val="FirstParagraph"/>
-      </w:pPr>
-      <w:r>
-        <w:rPr>
-          <w:b/>
-          <w:bCs/>
-        </w:rPr>
-        <w:t xml:space="preserve">Предметы.</w:t>
-      </w:r>
-      <w:r>
-        <w:t xml:space="preserve"> </w:t>
-      </w:r>
-      <w:r>
-        <w:t xml:space="preserve">Только те, с которыми герои реально что-то делают: куртка, блокнот,</w:t>
-      </w:r>
-      <w:r>
-        <w:t xml:space="preserve"> </w:t>
-      </w:r>
-      <w:r>
-        <w:t xml:space="preserve">фонарик. Предметы «для красоты» добавлять не нужно.</w:t>
+        <w:t xml:space="preserve">. Воркер проверяет обе дороги — сначала облако,</w:t>
+      </w:r>
+      <w:r>
+        <w:t xml:space="preserve"> </w:t>
+      </w:r>
+      <w:r>
+        <w:t xml:space="preserve">потом эту папку. Способ рабочий, но обычный путь — дашборд.</w:t>
       </w:r>
     </w:p>
     <w:p>
@@ -2680,15 +2428,915 @@
         </w:pict>
       </w:r>
     </w:p>
+    <w:bookmarkEnd w:id="26"/>
+    <w:bookmarkEnd w:id="27"/>
+    <w:bookmarkStart w:id="34" w:name="часть-4.-дашборд"/>
+    <w:p>
+      <w:pPr>
+        <w:pStyle w:val="Heading1"/>
+      </w:pPr>
+      <w:r>
+        <w:t xml:space="preserve">Часть 4. Дашборд</w:t>
+      </w:r>
+    </w:p>
+    <w:p>
+      <w:pPr>
+        <w:pStyle w:val="FirstParagraph"/>
+      </w:pPr>
+      <w:r>
+        <w:rPr>
+          <w:b/>
+          <w:bCs/>
+        </w:rPr>
+        <w:t xml:space="preserve">Ваша личная ссылка:</w:t>
+      </w:r>
+    </w:p>
+    <w:p>
+      <w:pPr>
+        <w:pStyle w:val="SourceCode"/>
+      </w:pPr>
+      <w:r>
+        <w:rPr>
+          <w:rStyle w:val="VerbatimChar"/>
+        </w:rPr>
+        <w:t xml:space="preserve">https://genvid25.github.io/amintako/dashboard/?key=82c1b44a3bfea69f70ba67573601639d</w:t>
+      </w:r>
+    </w:p>
+    <w:p>
+      <w:pPr>
+        <w:pStyle w:val="FirstParagraph"/>
+      </w:pPr>
+      <w:r>
+        <w:t xml:space="preserve">Сохраните её в закладки — на компьютере и на телефоне. Дашборд открывается в</w:t>
+      </w:r>
+      <w:r>
+        <w:t xml:space="preserve"> </w:t>
+      </w:r>
+      <w:r>
+        <w:t xml:space="preserve">обычном браузере, ничего устанавливать не нужно.</w:t>
+      </w:r>
+    </w:p>
+    <w:p>
+      <w:pPr>
+        <w:pStyle w:val="Heading3"/>
+      </w:pPr>
+      <w:bookmarkStart w:id="28" w:name="ссылку-нельзя-публиковать"/>
+      <w:r>
+        <w:t xml:space="preserve">Ссылку нельзя публиковать</w:t>
+      </w:r>
+      <w:bookmarkEnd w:id="28"/>
+    </w:p>
+    <w:p>
+      <w:pPr>
+        <w:pStyle w:val="BlockText"/>
+      </w:pPr>
+      <w:r>
+        <w:t xml:space="preserve">Хвост после</w:t>
+      </w:r>
+      <w:r>
+        <w:t xml:space="preserve"> </w:t>
+      </w:r>
+      <w:r>
+        <w:rPr>
+          <w:rStyle w:val="VerbatimChar"/>
+        </w:rPr>
+        <w:t xml:space="preserve">?key=</w:t>
+      </w:r>
+      <w:r>
+        <w:t xml:space="preserve"> </w:t>
+      </w:r>
+      <w:r>
+        <w:t xml:space="preserve">— это ваш ключ режиссёра. Он даёт всё: одобрять кадры,</w:t>
+      </w:r>
+      <w:r>
+        <w:t xml:space="preserve"> </w:t>
+      </w:r>
+      <w:r>
+        <w:t xml:space="preserve">загружать материалы, заводить серии и сотрудников. По нему же видно, что кадр</w:t>
+      </w:r>
+      <w:r>
+        <w:t xml:space="preserve"> </w:t>
+      </w:r>
+      <w:r>
+        <w:t xml:space="preserve">одобрили именно вы.</w:t>
+      </w:r>
+    </w:p>
+    <w:p>
+      <w:pPr>
+        <w:pStyle w:val="BlockText"/>
+      </w:pPr>
+      <w:r>
+        <w:rPr>
+          <w:b/>
+          <w:bCs/>
+        </w:rPr>
+        <w:t xml:space="preserve">Не выкладывайте ссылку в общие чаты, не пересылайте её и не показывайте на</w:t>
+      </w:r>
+      <w:r>
+        <w:rPr>
+          <w:b/>
+          <w:bCs/>
+        </w:rPr>
+        <w:t xml:space="preserve"> </w:t>
+      </w:r>
+      <w:r>
+        <w:rPr>
+          <w:b/>
+          <w:bCs/>
+        </w:rPr>
+        <w:t xml:space="preserve">экране при демонстрации.</w:t>
+      </w:r>
+      <w:r>
+        <w:t xml:space="preserve"> </w:t>
+      </w:r>
+      <w:r>
+        <w:t xml:space="preserve">У каждого сотрудника своя ссылка — если кому-то</w:t>
+      </w:r>
+      <w:r>
+        <w:t xml:space="preserve"> </w:t>
+      </w:r>
+      <w:r>
+        <w:t xml:space="preserve">нужен доступ, заведите его во вкладке «Управление», панель «Команда». Если</w:t>
+      </w:r>
+      <w:r>
+        <w:t xml:space="preserve"> </w:t>
+      </w:r>
+      <w:r>
+        <w:t xml:space="preserve">ссылка всё же куда-то утекла — скажите Исе, её заменят.</w:t>
+      </w:r>
+    </w:p>
+    <w:p>
+      <w:pPr>
+        <w:pStyle w:val="FirstParagraph"/>
+      </w:pPr>
+      <w:r>
+        <w:t xml:space="preserve">Без ключа (просто</w:t>
+      </w:r>
+      <w:r>
+        <w:t xml:space="preserve"> </w:t>
+      </w:r>
+      <w:r>
+        <w:rPr>
+          <w:rStyle w:val="VerbatimChar"/>
+        </w:rPr>
+        <w:t xml:space="preserve">.../dashboard/</w:t>
+      </w:r>
+      <w:r>
+        <w:t xml:space="preserve">) сайт тоже открывается, но работает только на</w:t>
+      </w:r>
+      <w:r>
+        <w:t xml:space="preserve"> </w:t>
+      </w:r>
+      <w:r>
+        <w:t xml:space="preserve">просмотр: кнопок одобрения и загрузки там нет.</w:t>
+      </w:r>
+    </w:p>
+    <w:bookmarkStart w:id="29" w:name="две-вкладки"/>
+    <w:p>
+      <w:pPr>
+        <w:pStyle w:val="Heading2"/>
+      </w:pPr>
+      <w:r>
+        <w:t xml:space="preserve">Две вкладки</w:t>
+      </w:r>
+    </w:p>
+    <w:p>
+      <w:pPr>
+        <w:pStyle w:val="FirstParagraph"/>
+      </w:pPr>
+      <w:r>
+        <w:t xml:space="preserve">Вверху дашборда две вкладки:</w:t>
+      </w:r>
+    </w:p>
+    <w:p>
+      <w:pPr>
+        <w:pStyle w:val="Compact"/>
+        <w:numPr>
+          <w:ilvl w:val="0"/>
+          <w:numId w:val="1009"/>
+        </w:numPr>
+      </w:pPr>
+      <w:r>
+        <w:rPr>
+          <w:b/>
+          <w:bCs/>
+        </w:rPr>
+        <w:t xml:space="preserve">«Кадры»</w:t>
+      </w:r>
+      <w:r>
+        <w:t xml:space="preserve"> </w:t>
+      </w:r>
+      <w:r>
+        <w:t xml:space="preserve">— проверка кадров и промты (это ваш основной экран).</w:t>
+      </w:r>
+    </w:p>
+    <w:p>
+      <w:pPr>
+        <w:pStyle w:val="Compact"/>
+        <w:numPr>
+          <w:ilvl w:val="0"/>
+          <w:numId w:val="1009"/>
+        </w:numPr>
+      </w:pPr>
+      <w:r>
+        <w:rPr>
+          <w:b/>
+          <w:bCs/>
+        </w:rPr>
+        <w:t xml:space="preserve">«Управление»</w:t>
+      </w:r>
+      <w:r>
+        <w:t xml:space="preserve"> </w:t>
+      </w:r>
+      <w:r>
+        <w:t xml:space="preserve">— материалы, серии и команда (только у режиссёров, см. ниже).</w:t>
+      </w:r>
+    </w:p>
     <w:bookmarkEnd w:id="29"/>
+    <w:bookmarkStart w:id="30" w:name="вкладка-кадры"/>
+    <w:p>
+      <w:pPr>
+        <w:pStyle w:val="Heading2"/>
+      </w:pPr>
+      <w:r>
+        <w:t xml:space="preserve">Вкладка «Кадры»</w:t>
+      </w:r>
+    </w:p>
+    <w:p>
+      <w:pPr>
+        <w:pStyle w:val="FirstParagraph"/>
+      </w:pPr>
+      <w:r>
+        <w:t xml:space="preserve">Под шапкой идёт строка</w:t>
+      </w:r>
+      <w:r>
+        <w:t xml:space="preserve"> </w:t>
+      </w:r>
+      <w:r>
+        <w:rPr>
+          <w:b/>
+          <w:bCs/>
+        </w:rPr>
+        <w:t xml:space="preserve">счётчиков</w:t>
+      </w:r>
+      <w:r>
+        <w:t xml:space="preserve">: «Всего», «Ждут проверки», «Одобрено»,</w:t>
+      </w:r>
+      <w:r>
+        <w:t xml:space="preserve"> </w:t>
+      </w:r>
+      <w:r>
+        <w:t xml:space="preserve">«На переделке», «В очереди», «Генерируется», и — когда такие кадры есть — «Ждут</w:t>
+      </w:r>
+      <w:r>
+        <w:t xml:space="preserve"> </w:t>
+      </w:r>
+      <w:r>
+        <w:t xml:space="preserve">мастер-кадр». В той же строке, у правого края, — кнопка</w:t>
+      </w:r>
+      <w:r>
+        <w:t xml:space="preserve"> </w:t>
+      </w:r>
+      <w:r>
+        <w:rPr>
+          <w:b/>
+          <w:bCs/>
+        </w:rPr>
+        <w:t xml:space="preserve">«Скачать одобренные»</w:t>
+      </w:r>
+      <w:r>
+        <w:t xml:space="preserve"> </w:t>
+      </w:r>
+      <w:r>
+        <w:t xml:space="preserve">(на телефоне она встаёт отдельной строкой под счётчиками). Ниже — панель</w:t>
+      </w:r>
+      <w:r>
+        <w:t xml:space="preserve"> </w:t>
+      </w:r>
+      <w:r>
+        <w:rPr>
+          <w:b/>
+          <w:bCs/>
+        </w:rPr>
+        <w:t xml:space="preserve">«Воркер</w:t>
+      </w:r>
+      <w:r>
+        <w:rPr>
+          <w:b/>
+          <w:bCs/>
+        </w:rPr>
+        <w:t xml:space="preserve"> </w:t>
+      </w:r>
+      <w:r>
+        <w:rPr>
+          <w:b/>
+          <w:bCs/>
+        </w:rPr>
+        <w:t xml:space="preserve">кадров»</w:t>
+      </w:r>
+      <w:r>
+        <w:t xml:space="preserve"> </w:t>
+      </w:r>
+      <w:r>
+        <w:t xml:space="preserve">с короткой лентой последних прогонов, фильтры и сетка кадров.</w:t>
+      </w:r>
+    </w:p>
+    <w:p>
+      <w:pPr>
+        <w:pStyle w:val="BodyText"/>
+      </w:pPr>
+      <w:r>
+        <w:t xml:space="preserve">Что можно делать с кадром (нажмите на карточку или на саму картинку — она</w:t>
+      </w:r>
+      <w:r>
+        <w:t xml:space="preserve"> </w:t>
+      </w:r>
+      <w:r>
+        <w:t xml:space="preserve">откроется крупно):</w:t>
+      </w:r>
+    </w:p>
+    <w:p>
+      <w:pPr>
+        <w:pStyle w:val="Compact"/>
+        <w:numPr>
+          <w:ilvl w:val="0"/>
+          <w:numId w:val="1010"/>
+        </w:numPr>
+      </w:pPr>
+      <w:r>
+        <w:rPr>
+          <w:b/>
+          <w:bCs/>
+        </w:rPr>
+        <w:t xml:space="preserve">Одобрить</w:t>
+      </w:r>
+      <w:r>
+        <w:t xml:space="preserve"> </w:t>
+      </w:r>
+      <w:r>
+        <w:t xml:space="preserve">— кнопка</w:t>
+      </w:r>
+      <w:r>
+        <w:t xml:space="preserve"> </w:t>
+      </w:r>
+      <w:r>
+        <w:rPr>
+          <w:b/>
+          <w:bCs/>
+        </w:rPr>
+        <w:t xml:space="preserve">«Одобрить»</w:t>
+      </w:r>
+      <w:r>
+        <w:t xml:space="preserve"> </w:t>
+      </w:r>
+      <w:r>
+        <w:t xml:space="preserve">под кадром. Кадр принят. Ваше одобрение —</w:t>
+      </w:r>
+      <w:r>
+        <w:t xml:space="preserve"> </w:t>
+      </w:r>
+      <w:r>
+        <w:rPr>
+          <w:b/>
+          <w:bCs/>
+        </w:rPr>
+        <w:t xml:space="preserve">финальное, режиссёрское</w:t>
+      </w:r>
+      <w:r>
+        <w:t xml:space="preserve"> </w:t>
+      </w:r>
+      <w:r>
+        <w:t xml:space="preserve">(см. ниже про роли). У одобренного кадра кнопка</w:t>
+      </w:r>
+      <w:r>
+        <w:t xml:space="preserve"> </w:t>
+      </w:r>
+      <w:r>
+        <w:t xml:space="preserve">становится серой и подписана «Одобрено».</w:t>
+      </w:r>
+    </w:p>
+    <w:p>
+      <w:pPr>
+        <w:pStyle w:val="Compact"/>
+        <w:numPr>
+          <w:ilvl w:val="0"/>
+          <w:numId w:val="1010"/>
+        </w:numPr>
+      </w:pPr>
+      <w:r>
+        <w:rPr>
+          <w:b/>
+          <w:bCs/>
+        </w:rPr>
+        <w:t xml:space="preserve">Отправить на переделку</w:t>
+      </w:r>
+      <w:r>
+        <w:t xml:space="preserve"> </w:t>
+      </w:r>
+      <w:r>
+        <w:t xml:space="preserve">— кнопка</w:t>
+      </w:r>
+      <w:r>
+        <w:t xml:space="preserve"> </w:t>
+      </w:r>
+      <w:r>
+        <w:rPr>
+          <w:b/>
+          <w:bCs/>
+        </w:rPr>
+        <w:t xml:space="preserve">«Переделать»</w:t>
+      </w:r>
+      <w:r>
+        <w:t xml:space="preserve">. Откроется поле «Что</w:t>
+      </w:r>
+      <w:r>
+        <w:t xml:space="preserve"> </w:t>
+      </w:r>
+      <w:r>
+        <w:t xml:space="preserve">поправить или новые вводные для воркера…»: впишите по-русски, что именно не так</w:t>
+      </w:r>
+      <w:r>
+        <w:t xml:space="preserve"> </w:t>
+      </w:r>
+      <w:r>
+        <w:t xml:space="preserve">(«свет слишком холодный», «Хамза смотрит не туда»), и нажмите</w:t>
+      </w:r>
+      <w:r>
+        <w:t xml:space="preserve"> </w:t>
+      </w:r>
+      <w:r>
+        <w:rPr>
+          <w:b/>
+          <w:bCs/>
+        </w:rPr>
+        <w:t xml:space="preserve">«Отправить</w:t>
+      </w:r>
+      <w:r>
+        <w:rPr>
+          <w:b/>
+          <w:bCs/>
+        </w:rPr>
+        <w:t xml:space="preserve"> </w:t>
+      </w:r>
+      <w:r>
+        <w:rPr>
+          <w:b/>
+          <w:bCs/>
+        </w:rPr>
+        <w:t xml:space="preserve">воркеру»</w:t>
+      </w:r>
+      <w:r>
+        <w:t xml:space="preserve">. Чем конкретнее комментарий, тем лучше: воркер по нему перепишет</w:t>
+      </w:r>
+      <w:r>
+        <w:t xml:space="preserve"> </w:t>
+      </w:r>
+      <w:r>
+        <w:t xml:space="preserve">промт и перегенерирует кадр.</w:t>
+      </w:r>
+    </w:p>
+    <w:p>
+      <w:pPr>
+        <w:pStyle w:val="Compact"/>
+        <w:numPr>
+          <w:ilvl w:val="0"/>
+          <w:numId w:val="1010"/>
+        </w:numPr>
+      </w:pPr>
+      <w:r>
+        <w:rPr>
+          <w:b/>
+          <w:bCs/>
+        </w:rPr>
+        <w:t xml:space="preserve">Править промт вручную</w:t>
+      </w:r>
+      <w:r>
+        <w:t xml:space="preserve"> </w:t>
+      </w:r>
+      <w:r>
+        <w:t xml:space="preserve">— если знаете, как надо. Разверните строку</w:t>
+      </w:r>
+      <w:r>
+        <w:t xml:space="preserve"> </w:t>
+      </w:r>
+      <w:r>
+        <w:rPr>
+          <w:b/>
+          <w:bCs/>
+        </w:rPr>
+        <w:t xml:space="preserve">«Промт</w:t>
+      </w:r>
+      <w:r>
+        <w:rPr>
+          <w:b/>
+          <w:bCs/>
+        </w:rPr>
+        <w:t xml:space="preserve"> </w:t>
+      </w:r>
+      <w:r>
+        <w:rPr>
+          <w:b/>
+          <w:bCs/>
+        </w:rPr>
+        <w:t xml:space="preserve">(EN)»</w:t>
+      </w:r>
+      <w:r>
+        <w:t xml:space="preserve"> </w:t>
+      </w:r>
+      <w:r>
+        <w:t xml:space="preserve">под кадром, поправьте текст и нажмите</w:t>
+      </w:r>
+      <w:r>
+        <w:t xml:space="preserve"> </w:t>
+      </w:r>
+      <w:r>
+        <w:rPr>
+          <w:b/>
+          <w:bCs/>
+        </w:rPr>
+        <w:t xml:space="preserve">«Сохранить промт»</w:t>
+      </w:r>
+      <w:r>
+        <w:t xml:space="preserve">. После этого</w:t>
+      </w:r>
+      <w:r>
+        <w:t xml:space="preserve"> </w:t>
+      </w:r>
+      <w:r>
+        <w:t xml:space="preserve">воркер такой промт</w:t>
+      </w:r>
+      <w:r>
+        <w:t xml:space="preserve"> </w:t>
+      </w:r>
+      <w:r>
+        <w:rPr>
+          <w:b/>
+          <w:bCs/>
+        </w:rPr>
+        <w:t xml:space="preserve">не переписывает</w:t>
+      </w:r>
+      <w:r>
+        <w:t xml:space="preserve"> </w:t>
+      </w:r>
+      <w:r>
+        <w:t xml:space="preserve">— берёт ваш дословно (в дашборде он</w:t>
+      </w:r>
+      <w:r>
+        <w:t xml:space="preserve"> </w:t>
+      </w:r>
+      <w:r>
+        <w:t xml:space="preserve">помечается «правил человек»). Дальше дашборд предложит</w:t>
+      </w:r>
+      <w:r>
+        <w:t xml:space="preserve"> </w:t>
+      </w:r>
+      <w:r>
+        <w:rPr>
+          <w:b/>
+          <w:bCs/>
+        </w:rPr>
+        <w:t xml:space="preserve">«Отправить»</w:t>
+      </w:r>
+      <w:r>
+        <w:t xml:space="preserve"> </w:t>
+      </w:r>
+      <w:r>
+        <w:t xml:space="preserve">кадр на</w:t>
+      </w:r>
+      <w:r>
+        <w:t xml:space="preserve"> </w:t>
+      </w:r>
+      <w:r>
+        <w:t xml:space="preserve">перегенерацию сразу или</w:t>
+      </w:r>
+      <w:r>
+        <w:t xml:space="preserve"> </w:t>
+      </w:r>
+      <w:r>
+        <w:rPr>
+          <w:b/>
+          <w:bCs/>
+        </w:rPr>
+        <w:t xml:space="preserve">«Не сейчас»</w:t>
+      </w:r>
+      <w:r>
+        <w:t xml:space="preserve">.</w:t>
+      </w:r>
+    </w:p>
+    <w:p>
+      <w:pPr>
+        <w:pStyle w:val="Compact"/>
+        <w:numPr>
+          <w:ilvl w:val="0"/>
+          <w:numId w:val="1010"/>
+        </w:numPr>
+      </w:pPr>
+      <w:r>
+        <w:rPr>
+          <w:b/>
+          <w:bCs/>
+        </w:rPr>
+        <w:t xml:space="preserve">Скачать один кадр</w:t>
+      </w:r>
+      <w:r>
+        <w:t xml:space="preserve"> </w:t>
+      </w:r>
+      <w:r>
+        <w:t xml:space="preserve">— кнопка</w:t>
+      </w:r>
+      <w:r>
+        <w:t xml:space="preserve"> </w:t>
+      </w:r>
+      <w:r>
+        <w:rPr>
+          <w:b/>
+          <w:bCs/>
+        </w:rPr>
+        <w:t xml:space="preserve">«Скачать кадр»</w:t>
+      </w:r>
+      <w:r>
+        <w:t xml:space="preserve"> </w:t>
+      </w:r>
+      <w:r>
+        <w:t xml:space="preserve">под картинкой. Так забирают</w:t>
+      </w:r>
+      <w:r>
+        <w:t xml:space="preserve"> </w:t>
+      </w:r>
+      <w:r>
+        <w:t xml:space="preserve">кадры по одному, когда нужен конкретный.</w:t>
+      </w:r>
+    </w:p>
+    <w:p>
+      <w:pPr>
+        <w:pStyle w:val="Compact"/>
+        <w:numPr>
+          <w:ilvl w:val="0"/>
+          <w:numId w:val="1010"/>
+        </w:numPr>
+      </w:pPr>
+      <w:r>
+        <w:rPr>
+          <w:b/>
+          <w:bCs/>
+        </w:rPr>
+        <w:t xml:space="preserve">Скачать все одобренные</w:t>
+      </w:r>
+      <w:r>
+        <w:t xml:space="preserve"> </w:t>
+      </w:r>
+      <w:r>
+        <w:t xml:space="preserve">— кнопка</w:t>
+      </w:r>
+      <w:r>
+        <w:t xml:space="preserve"> </w:t>
+      </w:r>
+      <w:r>
+        <w:rPr>
+          <w:b/>
+          <w:bCs/>
+        </w:rPr>
+        <w:t xml:space="preserve">«Скачать одобренные»</w:t>
+      </w:r>
+      <w:r>
+        <w:t xml:space="preserve"> </w:t>
+      </w:r>
+      <w:r>
+        <w:t xml:space="preserve">в строке счётчиков.</w:t>
+      </w:r>
+      <w:r>
+        <w:t xml:space="preserve"> </w:t>
+      </w:r>
+      <w:r>
+        <w:t xml:space="preserve">Скачивает по очереди все одобренные кадры открытой серии; рядом число — сколько</w:t>
+      </w:r>
+      <w:r>
+        <w:t xml:space="preserve"> </w:t>
+      </w:r>
+      <w:r>
+        <w:t xml:space="preserve">их набралось. Браузер спросит разрешение на скачивание нескольких файлов —</w:t>
+      </w:r>
+      <w:r>
+        <w:t xml:space="preserve"> </w:t>
+      </w:r>
+      <w:r>
+        <w:t xml:space="preserve">согласитесь. Пока одобренных нет, кнопка серая. Это основной способ забрать</w:t>
+      </w:r>
+      <w:r>
+        <w:t xml:space="preserve"> </w:t>
+      </w:r>
+      <w:r>
+        <w:t xml:space="preserve">материал для видео, и он есть у всех — и у вас, и у аниматоров, и даже без</w:t>
+      </w:r>
+      <w:r>
+        <w:t xml:space="preserve"> </w:t>
+      </w:r>
+      <w:r>
+        <w:t xml:space="preserve">личной ссылки (скачивание ничего не меняет, поэтому его не ограничивали).</w:t>
+      </w:r>
+      <w:r>
+        <w:t xml:space="preserve"> </w:t>
+      </w:r>
+      <w:r>
+        <w:t xml:space="preserve">Файлы называются по кадру:</w:t>
+      </w:r>
+      <w:r>
+        <w:t xml:space="preserve"> </w:t>
+      </w:r>
+      <w:r>
+        <w:rPr>
+          <w:rStyle w:val="VerbatimChar"/>
+        </w:rPr>
+        <w:t xml:space="preserve">s04_10_v1.webp</w:t>
+      </w:r>
+      <w:r>
+        <w:t xml:space="preserve"> </w:t>
+      </w:r>
+      <w:r>
+        <w:t xml:space="preserve">— это сцена 4, кадр 10, первая</w:t>
+      </w:r>
+      <w:r>
+        <w:t xml:space="preserve"> </w:t>
+      </w:r>
+      <w:r>
+        <w:t xml:space="preserve">версия. Имена латиницей и по порядку, поэтому в видеоредакторе кадры лягут сами</w:t>
+      </w:r>
+      <w:r>
+        <w:t xml:space="preserve"> </w:t>
+      </w:r>
+      <w:r>
+        <w:t xml:space="preserve">как надо.</w:t>
+      </w:r>
+    </w:p>
+    <w:p>
+      <w:pPr>
+        <w:pStyle w:val="FirstParagraph"/>
+      </w:pPr>
+      <w:r>
+        <w:rPr>
+          <w:b/>
+          <w:bCs/>
+        </w:rPr>
+        <w:t xml:space="preserve">Версии кадра.</w:t>
+      </w:r>
+      <w:r>
+        <w:t xml:space="preserve"> </w:t>
+      </w:r>
+      <w:r>
+        <w:t xml:space="preserve">Если кадр перерисовывали, под ним появляется строка</w:t>
+      </w:r>
+      <w:r>
+        <w:t xml:space="preserve"> </w:t>
+      </w:r>
+      <w:r>
+        <w:rPr>
+          <w:b/>
+          <w:bCs/>
+        </w:rPr>
+        <w:t xml:space="preserve">«Версия»</w:t>
+      </w:r>
+      <w:r>
+        <w:t xml:space="preserve"> </w:t>
+      </w:r>
+      <w:r>
+        <w:t xml:space="preserve">с кнопками</w:t>
+      </w:r>
+      <w:r>
+        <w:t xml:space="preserve"> </w:t>
+      </w:r>
+      <w:r>
+        <w:rPr>
+          <w:b/>
+          <w:bCs/>
+        </w:rPr>
+        <w:t xml:space="preserve">v1</w:t>
+      </w:r>
+      <w:r>
+        <w:t xml:space="preserve">,</w:t>
+      </w:r>
+      <w:r>
+        <w:t xml:space="preserve"> </w:t>
+      </w:r>
+      <w:r>
+        <w:rPr>
+          <w:b/>
+          <w:bCs/>
+        </w:rPr>
+        <w:t xml:space="preserve">v2</w:t>
+      </w:r>
+      <w:r>
+        <w:t xml:space="preserve"> </w:t>
+      </w:r>
+      <w:r>
+        <w:t xml:space="preserve">и подписью движка —</w:t>
+      </w:r>
+      <w:r>
+        <w:t xml:space="preserve"> </w:t>
+      </w:r>
+      <w:r>
+        <w:rPr>
+          <w:b/>
+          <w:bCs/>
+        </w:rPr>
+        <w:t xml:space="preserve">GPT</w:t>
+      </w:r>
+      <w:r>
+        <w:t xml:space="preserve"> </w:t>
+      </w:r>
+      <w:r>
+        <w:t xml:space="preserve">или</w:t>
+      </w:r>
+      <w:r>
+        <w:t xml:space="preserve"> </w:t>
+      </w:r>
+      <w:r>
+        <w:rPr>
+          <w:b/>
+          <w:bCs/>
+        </w:rPr>
+        <w:t xml:space="preserve">Google</w:t>
+      </w:r>
+      <w:r>
+        <w:t xml:space="preserve">. Нажимая на</w:t>
+      </w:r>
+      <w:r>
+        <w:t xml:space="preserve"> </w:t>
+      </w:r>
+      <w:r>
+        <w:t xml:space="preserve">них, вы сравниваете варианты; действия (одобрить, скачать) применяются к выбранной</w:t>
+      </w:r>
+      <w:r>
+        <w:t xml:space="preserve"> </w:t>
+      </w:r>
+      <w:r>
+        <w:t xml:space="preserve">версии.</w:t>
+      </w:r>
+    </w:p>
+    <w:p>
+      <w:pPr>
+        <w:pStyle w:val="BodyText"/>
+      </w:pPr>
+      <w:r>
+        <w:rPr>
+          <w:b/>
+          <w:bCs/>
+        </w:rPr>
+        <w:t xml:space="preserve">Селектор «СЕРИЯ».</w:t>
+      </w:r>
+      <w:r>
+        <w:t xml:space="preserve"> </w:t>
+      </w:r>
+      <w:r>
+        <w:t xml:space="preserve">Если вам доступна не одна серия, справа в строке под шапкой</w:t>
+      </w:r>
+      <w:r>
+        <w:t xml:space="preserve"> </w:t>
+      </w:r>
+      <w:r>
+        <w:t xml:space="preserve">появляется список</w:t>
+      </w:r>
+      <w:r>
+        <w:t xml:space="preserve"> </w:t>
+      </w:r>
+      <w:r>
+        <w:rPr>
+          <w:b/>
+          <w:bCs/>
+        </w:rPr>
+        <w:t xml:space="preserve">«СЕРИЯ»</w:t>
+      </w:r>
+      <w:r>
+        <w:t xml:space="preserve">: выбираете, с какой работать. Счётчики, фильтры и</w:t>
+      </w:r>
+      <w:r>
+        <w:t xml:space="preserve"> </w:t>
+      </w:r>
+      <w:r>
+        <w:t xml:space="preserve">выгрузка считаются по выбранной серии, а не по всем сразу.</w:t>
+      </w:r>
+    </w:p>
+    <w:p>
+      <w:pPr>
+        <w:pStyle w:val="BodyText"/>
+      </w:pPr>
+      <w:r>
+        <w:t xml:space="preserve">Тему (светлую или тёмную) переключает кнопка в шапке — дашборд запоминает ваш</w:t>
+      </w:r>
+      <w:r>
+        <w:t xml:space="preserve"> </w:t>
+      </w:r>
+      <w:r>
+        <w:t xml:space="preserve">выбор.</w:t>
+      </w:r>
+    </w:p>
     <w:bookmarkEnd w:id="30"/>
-    <w:bookmarkStart w:id="33" w:name="часть-4.-дашборд"/>
-    <w:p>
-      <w:pPr>
-        <w:pStyle w:val="Heading1"/>
-      </w:pPr>
-      <w:r>
-        <w:t xml:space="preserve">Часть 4. Дашборд</w:t>
+    <w:bookmarkStart w:id="31" w:name="вкладка-управление-только-у-режиссёров"/>
+    <w:p>
+      <w:pPr>
+        <w:pStyle w:val="Heading2"/>
+      </w:pPr>
+      <w:r>
+        <w:t xml:space="preserve">Вкладка «Управление» (только у режиссёров)</w:t>
       </w:r>
     </w:p>
     <w:p>
@@ -2696,159 +3344,7 @@
         <w:pStyle w:val="FirstParagraph"/>
       </w:pPr>
       <w:r>
-        <w:rPr>
-          <w:b/>
-          <w:bCs/>
-        </w:rPr>
-        <w:t xml:space="preserve">Ваша личная ссылка:</w:t>
-      </w:r>
-    </w:p>
-    <w:p>
-      <w:pPr>
-        <w:pStyle w:val="SourceCode"/>
-      </w:pPr>
-      <w:r>
-        <w:rPr>
-          <w:rStyle w:val="VerbatimChar"/>
-        </w:rPr>
-        <w:t xml:space="preserve">https://genvid25.github.io/amintako/dashboard/?key=82c1b44a3bfea69f70ba67573601639d</w:t>
-      </w:r>
-    </w:p>
-    <w:p>
-      <w:pPr>
-        <w:pStyle w:val="FirstParagraph"/>
-      </w:pPr>
-      <w:r>
-        <w:t xml:space="preserve">Сохраните её в закладки — на компьютере и на телефоне. Дашборд открывается в</w:t>
-      </w:r>
-      <w:r>
-        <w:t xml:space="preserve"> </w:t>
-      </w:r>
-      <w:r>
-        <w:t xml:space="preserve">обычном браузере, ничего устанавливать не нужно.</w:t>
-      </w:r>
-    </w:p>
-    <w:p>
-      <w:pPr>
-        <w:pStyle w:val="Heading3"/>
-      </w:pPr>
-      <w:bookmarkStart w:id="31" w:name="ссылку-нельзя-публиковать"/>
-      <w:r>
-        <w:t xml:space="preserve">Ссылку нельзя публиковать</w:t>
-      </w:r>
-      <w:bookmarkEnd w:id="31"/>
-    </w:p>
-    <w:p>
-      <w:pPr>
-        <w:pStyle w:val="BlockText"/>
-      </w:pPr>
-      <w:r>
-        <w:t xml:space="preserve">Хвост после</w:t>
-      </w:r>
-      <w:r>
-        <w:t xml:space="preserve"> </w:t>
-      </w:r>
-      <w:r>
-        <w:rPr>
-          <w:rStyle w:val="VerbatimChar"/>
-        </w:rPr>
-        <w:t xml:space="preserve">?key=</w:t>
-      </w:r>
-      <w:r>
-        <w:t xml:space="preserve"> </w:t>
-      </w:r>
-      <w:r>
-        <w:t xml:space="preserve">— это ваш ключ режиссёра. Он даёт всё: одобрять кадры,</w:t>
-      </w:r>
-      <w:r>
-        <w:t xml:space="preserve"> </w:t>
-      </w:r>
-      <w:r>
-        <w:t xml:space="preserve">загружать материалы, заводить серии и сотрудников. По нему же видно, что кадр</w:t>
-      </w:r>
-      <w:r>
-        <w:t xml:space="preserve"> </w:t>
-      </w:r>
-      <w:r>
-        <w:t xml:space="preserve">одобрили именно вы.</w:t>
-      </w:r>
-    </w:p>
-    <w:p>
-      <w:pPr>
-        <w:pStyle w:val="BlockText"/>
-      </w:pPr>
-      <w:r>
-        <w:rPr>
-          <w:b/>
-          <w:bCs/>
-        </w:rPr>
-        <w:t xml:space="preserve">Не выкладывайте ссылку в общие чаты, не пересылайте её и не показывайте на</w:t>
-      </w:r>
-      <w:r>
-        <w:rPr>
-          <w:b/>
-          <w:bCs/>
-        </w:rPr>
-        <w:t xml:space="preserve"> </w:t>
-      </w:r>
-      <w:r>
-        <w:rPr>
-          <w:b/>
-          <w:bCs/>
-        </w:rPr>
-        <w:t xml:space="preserve">экране при демонстрации.</w:t>
-      </w:r>
-      <w:r>
-        <w:t xml:space="preserve"> </w:t>
-      </w:r>
-      <w:r>
-        <w:t xml:space="preserve">У каждого сотрудника своя ссылка — если кому-то</w:t>
-      </w:r>
-      <w:r>
-        <w:t xml:space="preserve"> </w:t>
-      </w:r>
-      <w:r>
-        <w:t xml:space="preserve">нужен доступ, заведите его во вкладке «Управление», раздел «Команда».</w:t>
-      </w:r>
-      <w:r>
-        <w:t xml:space="preserve"> </w:t>
-      </w:r>
-      <w:r>
-        <w:t xml:space="preserve">Если ссылка всё же куда-то утекла — скажите Исе, её заменят.</w:t>
-      </w:r>
-    </w:p>
-    <w:p>
-      <w:pPr>
-        <w:pStyle w:val="FirstParagraph"/>
-      </w:pPr>
-      <w:r>
-        <w:t xml:space="preserve">Без ключа (просто</w:t>
-      </w:r>
-      <w:r>
-        <w:t xml:space="preserve"> </w:t>
-      </w:r>
-      <w:r>
-        <w:rPr>
-          <w:rStyle w:val="VerbatimChar"/>
-        </w:rPr>
-        <w:t xml:space="preserve">.../dashboard/</w:t>
-      </w:r>
-      <w:r>
-        <w:t xml:space="preserve">) сайт тоже открывается, но работает только на</w:t>
-      </w:r>
-      <w:r>
-        <w:t xml:space="preserve"> </w:t>
-      </w:r>
-      <w:r>
-        <w:t xml:space="preserve">просмотр: кнопок одобрения и загрузки там нет.</w:t>
-      </w:r>
-    </w:p>
-    <w:p>
-      <w:pPr>
-        <w:pStyle w:val="BodyText"/>
-      </w:pPr>
-      <w:r>
-        <w:t xml:space="preserve">Что можно делать:</w:t>
+        <w:t xml:space="preserve">Здесь четыре панели:</w:t>
       </w:r>
     </w:p>
     <w:p>
@@ -2864,13 +3360,13 @@
           <w:b/>
           <w:bCs/>
         </w:rPr>
-        <w:t xml:space="preserve">Смотреть</w:t>
-      </w:r>
-      <w:r>
-        <w:t xml:space="preserve"> </w:t>
-      </w:r>
-      <w:r>
-        <w:t xml:space="preserve">все кадры сеткой, нажать на кадр — откроется в полном размере.</w:t>
+        <w:t xml:space="preserve">«Материалы серии»</w:t>
+      </w:r>
+      <w:r>
+        <w:t xml:space="preserve"> </w:t>
+      </w:r>
+      <w:r>
+        <w:t xml:space="preserve">— загрузка раскадровки, референсов и сценария (Часть 3).</w:t>
       </w:r>
     </w:p>
     <w:p>
@@ -2886,29 +3382,73 @@
           <w:b/>
           <w:bCs/>
         </w:rPr>
-        <w:t xml:space="preserve">Одобрить</w:t>
-      </w:r>
-      <w:r>
-        <w:t xml:space="preserve"> </w:t>
-      </w:r>
-      <w:r>
-        <w:t xml:space="preserve">— кадр принят. Ваше одобрение —</w:t>
-      </w:r>
-      <w:r>
-        <w:t xml:space="preserve"> </w:t>
-      </w:r>
-      <w:r>
-        <w:rPr>
-          <w:b/>
-          <w:bCs/>
-        </w:rPr>
-        <w:t xml:space="preserve">финальное, режиссёрское</w:t>
-      </w:r>
-      <w:r>
-        <w:t xml:space="preserve"> </w:t>
-      </w:r>
-      <w:r>
-        <w:t xml:space="preserve">(см. ниже про роли).</w:t>
+        <w:t xml:space="preserve">«Серии»</w:t>
+      </w:r>
+      <w:r>
+        <w:t xml:space="preserve"> </w:t>
+      </w:r>
+      <w:r>
+        <w:t xml:space="preserve">— список серий. У каждой: кнопка</w:t>
+      </w:r>
+      <w:r>
+        <w:t xml:space="preserve"> </w:t>
+      </w:r>
+      <w:r>
+        <w:rPr>
+          <w:b/>
+          <w:bCs/>
+        </w:rPr>
+        <w:t xml:space="preserve">«Открыть кадры»</w:t>
+      </w:r>
+      <w:r>
+        <w:t xml:space="preserve"> </w:t>
+      </w:r>
+      <w:r>
+        <w:t xml:space="preserve">(перейти к её</w:t>
+      </w:r>
+      <w:r>
+        <w:t xml:space="preserve"> </w:t>
+      </w:r>
+      <w:r>
+        <w:t xml:space="preserve">кадрам),</w:t>
+      </w:r>
+      <w:r>
+        <w:t xml:space="preserve"> </w:t>
+      </w:r>
+      <w:r>
+        <w:rPr>
+          <w:b/>
+          <w:bCs/>
+        </w:rPr>
+        <w:t xml:space="preserve">«Скачать одобренные»</w:t>
+      </w:r>
+      <w:r>
+        <w:t xml:space="preserve"> </w:t>
+      </w:r>
+      <w:r>
+        <w:t xml:space="preserve">(выгрузить одобренное этой серии, не открывая</w:t>
+      </w:r>
+      <w:r>
+        <w:t xml:space="preserve"> </w:t>
+      </w:r>
+      <w:r>
+        <w:t xml:space="preserve">её) и</w:t>
+      </w:r>
+      <w:r>
+        <w:t xml:space="preserve"> </w:t>
+      </w:r>
+      <w:r>
+        <w:rPr>
+          <w:b/>
+          <w:bCs/>
+        </w:rPr>
+        <w:t xml:space="preserve">«Кто ведёт»</w:t>
+      </w:r>
+      <w:r>
+        <w:t xml:space="preserve"> </w:t>
+      </w:r>
+      <w:r>
+        <w:t xml:space="preserve">— назначить на серию аниматоров.</w:t>
       </w:r>
     </w:p>
     <w:p>
@@ -2924,25 +3464,88 @@
           <w:b/>
           <w:bCs/>
         </w:rPr>
-        <w:t xml:space="preserve">Отправить на переделку</w:t>
-      </w:r>
-      <w:r>
-        <w:t xml:space="preserve"> </w:t>
-      </w:r>
-      <w:r>
-        <w:t xml:space="preserve">— впишите комментарий по-русски: что именно не так</w:t>
-      </w:r>
-      <w:r>
-        <w:t xml:space="preserve"> </w:t>
-      </w:r>
-      <w:r>
-        <w:t xml:space="preserve">(«свет слишком холодный», «Хамза смотрит не туда»). Чем конкретнее, тем лучше:</w:t>
-      </w:r>
-      <w:r>
-        <w:t xml:space="preserve"> </w:t>
-      </w:r>
-      <w:r>
-        <w:t xml:space="preserve">Claude по этому комментарию перепишет запрос и перегенерирует кадр.</w:t>
+        <w:t xml:space="preserve">«Команда»</w:t>
+      </w:r>
+      <w:r>
+        <w:t xml:space="preserve"> </w:t>
+      </w:r>
+      <w:r>
+        <w:t xml:space="preserve">— кнопка</w:t>
+      </w:r>
+      <w:r>
+        <w:t xml:space="preserve"> </w:t>
+      </w:r>
+      <w:r>
+        <w:rPr>
+          <w:b/>
+          <w:bCs/>
+        </w:rPr>
+        <w:t xml:space="preserve">«Добавить участника»</w:t>
+      </w:r>
+      <w:r>
+        <w:t xml:space="preserve">: вписываете имя, выбираете роль</w:t>
+      </w:r>
+      <w:r>
+        <w:t xml:space="preserve"> </w:t>
+      </w:r>
+      <w:r>
+        <w:t xml:space="preserve">(</w:t>
+      </w:r>
+      <w:r>
+        <w:rPr>
+          <w:b/>
+          <w:bCs/>
+        </w:rPr>
+        <w:t xml:space="preserve">Аниматор</w:t>
+      </w:r>
+      <w:r>
+        <w:t xml:space="preserve"> </w:t>
+      </w:r>
+      <w:r>
+        <w:t xml:space="preserve">или</w:t>
+      </w:r>
+      <w:r>
+        <w:t xml:space="preserve"> </w:t>
+      </w:r>
+      <w:r>
+        <w:rPr>
+          <w:b/>
+          <w:bCs/>
+        </w:rPr>
+        <w:t xml:space="preserve">Режиссёр</w:t>
+      </w:r>
+      <w:r>
+        <w:t xml:space="preserve">) и какие серии он видит, жмёте</w:t>
+      </w:r>
+      <w:r>
+        <w:t xml:space="preserve"> </w:t>
+      </w:r>
+      <w:r>
+        <w:rPr>
+          <w:b/>
+          <w:bCs/>
+        </w:rPr>
+        <w:t xml:space="preserve">«Завести и</w:t>
+      </w:r>
+      <w:r>
+        <w:rPr>
+          <w:b/>
+          <w:bCs/>
+        </w:rPr>
+        <w:t xml:space="preserve"> </w:t>
+      </w:r>
+      <w:r>
+        <w:rPr>
+          <w:b/>
+          <w:bCs/>
+        </w:rPr>
+        <w:t xml:space="preserve">получить ссылку»</w:t>
+      </w:r>
+      <w:r>
+        <w:t xml:space="preserve"> </w:t>
+      </w:r>
+      <w:r>
+        <w:t xml:space="preserve">— дашборд выдаст личную ссылку для этого человека.</w:t>
       </w:r>
     </w:p>
     <w:p>
@@ -2958,218 +3561,38 @@
           <w:b/>
           <w:bCs/>
         </w:rPr>
-        <w:t xml:space="preserve">Править запрос вручную</w:t>
-      </w:r>
-      <w:r>
-        <w:t xml:space="preserve"> </w:t>
-      </w:r>
-      <w:r>
-        <w:t xml:space="preserve">— если знаете, как надо. Ваш текст Claude использует</w:t>
-      </w:r>
-      <w:r>
-        <w:t xml:space="preserve"> </w:t>
-      </w:r>
-      <w:r>
-        <w:t xml:space="preserve">дословно и переписывать не станет.</w:t>
-      </w:r>
-    </w:p>
-    <w:p>
-      <w:pPr>
-        <w:pStyle w:val="Compact"/>
-        <w:numPr>
-          <w:ilvl w:val="0"/>
-          <w:numId w:val="1011"/>
-        </w:numPr>
-      </w:pPr>
-      <w:r>
-        <w:rPr>
-          <w:b/>
-          <w:bCs/>
-        </w:rPr>
-        <w:t xml:space="preserve">Скачать</w:t>
-      </w:r>
-      <w:r>
-        <w:t xml:space="preserve"> </w:t>
-      </w:r>
-      <w:r>
-        <w:t xml:space="preserve">кадр в полном размере — кнопка под самим кадром. Так забирают</w:t>
-      </w:r>
-      <w:r>
-        <w:t xml:space="preserve"> </w:t>
-      </w:r>
-      <w:r>
-        <w:t xml:space="preserve">кадры по одному, когда нужен конкретный.</w:t>
-      </w:r>
-    </w:p>
-    <w:p>
-      <w:pPr>
-        <w:pStyle w:val="Compact"/>
-        <w:numPr>
-          <w:ilvl w:val="0"/>
-          <w:numId w:val="1011"/>
-        </w:numPr>
-      </w:pPr>
-      <w:r>
-        <w:rPr>
-          <w:b/>
-          <w:bCs/>
-        </w:rPr>
-        <w:t xml:space="preserve">Скачать одобренные</w:t>
-      </w:r>
-      <w:r>
-        <w:t xml:space="preserve"> </w:t>
-      </w:r>
-      <w:r>
-        <w:t xml:space="preserve">— кнопка в шапке, в одном ряду со счётчиками.</w:t>
-      </w:r>
-      <w:r>
-        <w:t xml:space="preserve"> </w:t>
-      </w:r>
-      <w:r>
-        <w:t xml:space="preserve">Выкачивает разом все одобренные кадры открытой серии; рядом с ней число —</w:t>
-      </w:r>
-      <w:r>
-        <w:t xml:space="preserve"> </w:t>
-      </w:r>
-      <w:r>
-        <w:t xml:space="preserve">сколько их набралось. Пока одобренных нет, кнопка серая. Это основной способ</w:t>
-      </w:r>
-      <w:r>
-        <w:t xml:space="preserve"> </w:t>
-      </w:r>
-      <w:r>
-        <w:t xml:space="preserve">забрать материал для видео, и он есть у всех: и у вас, и у аниматоров, и даже</w:t>
-      </w:r>
-      <w:r>
-        <w:t xml:space="preserve"> </w:t>
-      </w:r>
-      <w:r>
-        <w:t xml:space="preserve">без личной ссылки — скачивание ничего не меняет, поэтому его не ограничивали.</w:t>
-      </w:r>
-      <w:r>
-        <w:t xml:space="preserve"> </w:t>
-      </w:r>
-      <w:r>
-        <w:t xml:space="preserve">Файлы называются по кадру:</w:t>
-      </w:r>
-      <w:r>
-        <w:t xml:space="preserve"> </w:t>
-      </w:r>
-      <w:r>
-        <w:rPr>
-          <w:rStyle w:val="VerbatimChar"/>
-        </w:rPr>
-        <w:t xml:space="preserve">s04_10_v1.png</w:t>
-      </w:r>
-      <w:r>
-        <w:t xml:space="preserve"> </w:t>
-      </w:r>
-      <w:r>
-        <w:t xml:space="preserve">— это сцена 4, кадр 10, первая</w:t>
-      </w:r>
-      <w:r>
-        <w:t xml:space="preserve"> </w:t>
-      </w:r>
-      <w:r>
-        <w:t xml:space="preserve">версия. Имена латиницей и по порядку, поэтому в видеоредакторе кадры лягут</w:t>
-      </w:r>
-      <w:r>
-        <w:t xml:space="preserve"> </w:t>
-      </w:r>
-      <w:r>
-        <w:t xml:space="preserve">сами как надо.</w:t>
-      </w:r>
-    </w:p>
-    <w:p>
-      <w:pPr>
-        <w:pStyle w:val="Compact"/>
-        <w:numPr>
-          <w:ilvl w:val="0"/>
-          <w:numId w:val="1011"/>
-        </w:numPr>
-      </w:pPr>
-      <w:r>
-        <w:rPr>
-          <w:b/>
-          <w:bCs/>
-        </w:rPr>
-        <w:t xml:space="preserve">Переключатель серий</w:t>
-      </w:r>
-      <w:r>
-        <w:t xml:space="preserve"> </w:t>
-      </w:r>
-      <w:r>
-        <w:t xml:space="preserve">— если вам доступна не одна серия, в шапке появляется</w:t>
-      </w:r>
-      <w:r>
-        <w:t xml:space="preserve"> </w:t>
-      </w:r>
-      <w:r>
-        <w:t xml:space="preserve">список: выбираете, с какой работать. Счётчики, фильтры и выгрузка считаются по</w:t>
-      </w:r>
-      <w:r>
-        <w:t xml:space="preserve"> </w:t>
-      </w:r>
-      <w:r>
-        <w:t xml:space="preserve">выбранной серии, а не по всем сразу.</w:t>
-      </w:r>
-    </w:p>
-    <w:p>
-      <w:pPr>
-        <w:pStyle w:val="Compact"/>
-        <w:numPr>
-          <w:ilvl w:val="0"/>
-          <w:numId w:val="1011"/>
-        </w:numPr>
-      </w:pPr>
-      <w:r>
-        <w:rPr>
-          <w:b/>
-          <w:bCs/>
-        </w:rPr>
-        <w:t xml:space="preserve">Вкладка «Управление»</w:t>
-      </w:r>
-      <w:r>
-        <w:t xml:space="preserve"> </w:t>
-      </w:r>
-      <w:r>
-        <w:t xml:space="preserve">— только у режиссёров: загрузить материалы (Часть 3),</w:t>
-      </w:r>
-      <w:r>
-        <w:t xml:space="preserve"> </w:t>
-      </w:r>
-      <w:r>
-        <w:t xml:space="preserve">завести серию, назначить на неё аниматоров, добавить сотрудника и выдать ему</w:t>
-      </w:r>
-      <w:r>
-        <w:t xml:space="preserve"> </w:t>
-      </w:r>
-      <w:r>
-        <w:t xml:space="preserve">личную ссылку, посмотреть ленту работы конвейера. Там же можно выгрузить</w:t>
-      </w:r>
-      <w:r>
-        <w:t xml:space="preserve"> </w:t>
-      </w:r>
-      <w:r>
-        <w:t xml:space="preserve">одобренные кадры</w:t>
-      </w:r>
-      <w:r>
-        <w:t xml:space="preserve"> </w:t>
-      </w:r>
-      <w:r>
-        <w:rPr>
-          <w:b/>
-          <w:bCs/>
-        </w:rPr>
-        <w:t xml:space="preserve">любой</w:t>
-      </w:r>
-      <w:r>
-        <w:t xml:space="preserve"> </w:t>
-      </w:r>
-      <w:r>
-        <w:t xml:space="preserve">серии, не открывая её.</w:t>
-      </w:r>
-    </w:p>
+        <w:t xml:space="preserve">«Лента воркера»</w:t>
+      </w:r>
+      <w:r>
+        <w:t xml:space="preserve"> </w:t>
+      </w:r>
+      <w:r>
+        <w:t xml:space="preserve">— вся история проекта: запуски воркера, решения по кадрам,</w:t>
+      </w:r>
+      <w:r>
+        <w:t xml:space="preserve"> </w:t>
+      </w:r>
+      <w:r>
+        <w:t xml:space="preserve">загрузки материалов. Кнопка</w:t>
+      </w:r>
+      <w:r>
+        <w:t xml:space="preserve"> </w:t>
+      </w:r>
+      <w:r>
+        <w:rPr>
+          <w:b/>
+          <w:bCs/>
+        </w:rPr>
+        <w:t xml:space="preserve">«Обновить»</w:t>
+      </w:r>
+      <w:r>
+        <w:t xml:space="preserve"> </w:t>
+      </w:r>
+      <w:r>
+        <w:t xml:space="preserve">подтягивает свежие записи.</w:t>
+      </w:r>
+    </w:p>
+    <w:bookmarkEnd w:id="31"/>
     <w:bookmarkStart w:id="32" w:name="кто-что-делает"/>
     <w:p>
       <w:pPr>
@@ -3184,17 +3607,17 @@
         <w:pStyle w:val="FirstParagraph"/>
       </w:pPr>
       <w:r>
-        <w:t xml:space="preserve">В команде сейчас восемь человек: режиссёры</w:t>
-      </w:r>
-      <w:r>
-        <w:t xml:space="preserve"> </w:t>
-      </w:r>
-      <w:r>
-        <w:rPr>
-          <w:b/>
-          <w:bCs/>
-        </w:rPr>
-        <w:t xml:space="preserve">Иса</w:t>
+        <w:t xml:space="preserve">В команде две роли —</w:t>
+      </w:r>
+      <w:r>
+        <w:t xml:space="preserve"> </w:t>
+      </w:r>
+      <w:r>
+        <w:rPr>
+          <w:b/>
+          <w:bCs/>
+        </w:rPr>
+        <w:t xml:space="preserve">режиссёры</w:t>
       </w:r>
       <w:r>
         <w:t xml:space="preserve"> </w:t>
@@ -3210,91 +3633,22 @@
           <w:b/>
           <w:bCs/>
         </w:rPr>
-        <w:t xml:space="preserve">Режиссёр</w:t>
-      </w:r>
-      <w:r>
-        <w:t xml:space="preserve">, аниматоры</w:t>
-      </w:r>
-      <w:r>
-        <w:t xml:space="preserve"> </w:t>
-      </w:r>
-      <w:r>
-        <w:rPr>
-          <w:b/>
-          <w:bCs/>
-        </w:rPr>
-        <w:t xml:space="preserve">Иман</w:t>
-      </w:r>
-      <w:r>
-        <w:t xml:space="preserve">,</w:t>
-      </w:r>
-      <w:r>
-        <w:t xml:space="preserve"> </w:t>
-      </w:r>
-      <w:r>
-        <w:rPr>
-          <w:b/>
-          <w:bCs/>
-        </w:rPr>
-        <w:t xml:space="preserve">Хава</w:t>
-      </w:r>
-      <w:r>
-        <w:t xml:space="preserve">,</w:t>
-      </w:r>
-      <w:r>
-        <w:t xml:space="preserve"> </w:t>
-      </w:r>
-      <w:r>
-        <w:rPr>
-          <w:b/>
-          <w:bCs/>
-        </w:rPr>
-        <w:t xml:space="preserve">Алихановна</w:t>
-      </w:r>
-      <w:r>
-        <w:t xml:space="preserve">,</w:t>
-      </w:r>
-      <w:r>
-        <w:t xml:space="preserve"> </w:t>
-      </w:r>
-      <w:r>
-        <w:rPr>
-          <w:b/>
-          <w:bCs/>
-        </w:rPr>
-        <w:t xml:space="preserve">Нади</w:t>
-      </w:r>
-      <w:r>
-        <w:t xml:space="preserve">,</w:t>
-      </w:r>
-      <w:r>
-        <w:t xml:space="preserve"> </w:t>
-      </w:r>
-      <w:r>
-        <w:rPr>
-          <w:b/>
-          <w:bCs/>
-        </w:rPr>
-        <w:t xml:space="preserve">Валентина</w:t>
-      </w:r>
-      <w:r>
-        <w:t xml:space="preserve"> </w:t>
-      </w:r>
-      <w:r>
-        <w:t xml:space="preserve">и</w:t>
-      </w:r>
-      <w:r>
-        <w:t xml:space="preserve"> </w:t>
-      </w:r>
-      <w:r>
-        <w:rPr>
-          <w:b/>
-          <w:bCs/>
-        </w:rPr>
-        <w:t xml:space="preserve">Михаил</w:t>
-      </w:r>
-      <w:r>
-        <w:t xml:space="preserve">.</w:t>
+        <w:t xml:space="preserve">аниматоры</w:t>
+      </w:r>
+      <w:r>
+        <w:t xml:space="preserve">. Кто есть кто и кто какую</w:t>
+      </w:r>
+      <w:r>
+        <w:t xml:space="preserve"> </w:t>
+      </w:r>
+      <w:r>
+        <w:t xml:space="preserve">серию ведёт — видно и настраивается во вкладке «Управление» (панель «Команда» и</w:t>
+      </w:r>
+      <w:r>
+        <w:t xml:space="preserve"> </w:t>
+      </w:r>
+      <w:r>
+        <w:t xml:space="preserve">кнопка «Кто ведёт» у каждой серии).</w:t>
       </w:r>
     </w:p>
     <w:p>
@@ -3318,43 +3672,37 @@
         <w:t xml:space="preserve"> </w:t>
       </w:r>
       <w:r>
-        <w:t xml:space="preserve">назначенной серии он одобряет кадры (в том числе мастер-кадр, а это открывает</w:t>
-      </w:r>
-      <w:r>
-        <w:t xml:space="preserve"> </w:t>
-      </w:r>
-      <w:r>
-        <w:t xml:space="preserve">всю сцену), правит запросы, отправляет на переделку с комментарием и сам</w:t>
-      </w:r>
-      <w:r>
-        <w:t xml:space="preserve"> </w:t>
-      </w:r>
-      <w:r>
-        <w:t xml:space="preserve">выкачивает готовое — и по одному кадру, и всё одобренное разом кнопкой в шапке,</w:t>
-      </w:r>
-      <w:r>
-        <w:t xml:space="preserve"> </w:t>
-      </w:r>
-      <w:r>
-        <w:t xml:space="preserve">чтобы делать из этого видео. Чужие серии он не видит вовсе: в его дашборде</w:t>
-      </w:r>
-      <w:r>
-        <w:t xml:space="preserve"> </w:t>
-      </w:r>
-      <w:r>
-        <w:t xml:space="preserve">открыты только назначенные ему, а если серий у него несколько — он переключает</w:t>
-      </w:r>
-      <w:r>
-        <w:t xml:space="preserve"> </w:t>
-      </w:r>
-      <w:r>
-        <w:t xml:space="preserve">их списком в шапке. Пока ему не назначили ни одной, дашборд так и напишет, что</w:t>
-      </w:r>
-      <w:r>
-        <w:t xml:space="preserve"> </w:t>
-      </w:r>
-      <w:r>
-        <w:t xml:space="preserve">серий нет и надо обратиться к режиссёру.</w:t>
+        <w:t xml:space="preserve">назначенной серии он одобряет кадры (в том числе мастер-кадр — это открывает всю</w:t>
+      </w:r>
+      <w:r>
+        <w:t xml:space="preserve"> </w:t>
+      </w:r>
+      <w:r>
+        <w:t xml:space="preserve">сцену), правит промты, отправляет на переделку с комментарием и сам выкачивает</w:t>
+      </w:r>
+      <w:r>
+        <w:t xml:space="preserve"> </w:t>
+      </w:r>
+      <w:r>
+        <w:t xml:space="preserve">готовое, чтобы делать из этого видео. Чужие серии он не видит вовсе: в его</w:t>
+      </w:r>
+      <w:r>
+        <w:t xml:space="preserve"> </w:t>
+      </w:r>
+      <w:r>
+        <w:t xml:space="preserve">дашборде открыты только назначенные. Если серий у него несколько — он переключает</w:t>
+      </w:r>
+      <w:r>
+        <w:t xml:space="preserve"> </w:t>
+      </w:r>
+      <w:r>
+        <w:t xml:space="preserve">их селектором «СЕРИЯ». Пока ему не назначили ни одной, дашборд так и напишет:</w:t>
+      </w:r>
+      <w:r>
+        <w:t xml:space="preserve"> </w:t>
+      </w:r>
+      <w:r>
+        <w:t xml:space="preserve">«Вам пока не назначено ни одной серии — обратитесь к режиссёру».</w:t>
       </w:r>
     </w:p>
     <w:p>
@@ -3372,19 +3720,19 @@
         <w:t xml:space="preserve"> </w:t>
       </w:r>
       <w:r>
-        <w:t xml:space="preserve">— вас список закреплённых серий не ограничивает, это</w:t>
-      </w:r>
-      <w:r>
-        <w:t xml:space="preserve"> </w:t>
-      </w:r>
-      <w:r>
-        <w:t xml:space="preserve">роль режиссёра. В «Кадрах» переключаетесь между сериями тем же списком в шапке,</w:t>
-      </w:r>
-      <w:r>
-        <w:t xml:space="preserve"> </w:t>
-      </w:r>
-      <w:r>
-        <w:t xml:space="preserve">а из «Управления» можно открыть кадры любой серии кнопкой «Открыть кадры».</w:t>
+        <w:t xml:space="preserve">— вас список закреплённых серий не ограничивает, это роль</w:t>
+      </w:r>
+      <w:r>
+        <w:t xml:space="preserve"> </w:t>
+      </w:r>
+      <w:r>
+        <w:t xml:space="preserve">режиссёра. В «Кадрах» переключаетесь между сериями селектором «СЕРИЯ», а из</w:t>
+      </w:r>
+      <w:r>
+        <w:t xml:space="preserve"> </w:t>
+      </w:r>
+      <w:r>
+        <w:t xml:space="preserve">«Управления» можно открыть кадры любой серии кнопкой «Открыть кадры».</w:t>
       </w:r>
     </w:p>
     <w:p>
@@ -3417,77 +3765,60 @@
         <w:t xml:space="preserve">То есть аниматор двигает работу вперёд, а вы подтверждаете результат.</w:t>
       </w:r>
     </w:p>
+    <w:bookmarkEnd w:id="32"/>
+    <w:bookmarkStart w:id="33" w:name="про-мастер-кадр"/>
+    <w:p>
+      <w:pPr>
+        <w:pStyle w:val="Heading2"/>
+      </w:pPr>
+      <w:r>
+        <w:t xml:space="preserve">Про мастер-кадр</w:t>
+      </w:r>
+    </w:p>
+    <w:p>
+      <w:pPr>
+        <w:pStyle w:val="FirstParagraph"/>
+      </w:pPr>
+      <w:r>
+        <w:t xml:space="preserve">Первый кадр каждой сцены — главный,</w:t>
+      </w:r>
+      <w:r>
+        <w:t xml:space="preserve"> </w:t>
+      </w:r>
+      <w:r>
+        <w:rPr>
+          <w:b/>
+          <w:bCs/>
+        </w:rPr>
+        <w:t xml:space="preserve">мастер-кадр</w:t>
+      </w:r>
+      <w:r>
+        <w:t xml:space="preserve">. Пока его не одобрили,</w:t>
+      </w:r>
+      <w:r>
+        <w:t xml:space="preserve"> </w:t>
+      </w:r>
+      <w:r>
+        <w:t xml:space="preserve">остальные кадры сцены не генерируются, а стоят со статусом «Ждут мастер-кадр».</w:t>
+      </w:r>
+      <w:r>
+        <w:t xml:space="preserve"> </w:t>
+      </w:r>
+      <w:r>
+        <w:t xml:space="preserve">Так задумано: сначала утверждаем свет, палитру и стиль сцены на одном кадре, и</w:t>
+      </w:r>
+      <w:r>
+        <w:t xml:space="preserve"> </w:t>
+      </w:r>
+      <w:r>
+        <w:t xml:space="preserve">только потом делаем остальные по его образцу.</w:t>
+      </w:r>
+    </w:p>
     <w:p>
       <w:pPr>
         <w:pStyle w:val="BodyText"/>
       </w:pPr>
       <w:r>
-        <w:t xml:space="preserve">Кто за какой серией закреплён — видно и настраивается во вкладке «Управление»:</w:t>
-      </w:r>
-      <w:r>
-        <w:t xml:space="preserve"> </w:t>
-      </w:r>
-      <w:r>
-        <w:t xml:space="preserve">кнопка</w:t>
-      </w:r>
-      <w:r>
-        <w:t xml:space="preserve"> </w:t>
-      </w:r>
-      <w:r>
-        <w:rPr>
-          <w:b/>
-          <w:bCs/>
-        </w:rPr>
-        <w:t xml:space="preserve">«Кто ведёт»</w:t>
-      </w:r>
-      <w:r>
-        <w:t xml:space="preserve"> </w:t>
-      </w:r>
-      <w:r>
-        <w:t xml:space="preserve">у каждой серии.</w:t>
-      </w:r>
-    </w:p>
-    <w:p>
-      <w:pPr>
-        <w:pStyle w:val="BodyText"/>
-      </w:pPr>
-      <w:r>
-        <w:rPr>
-          <w:b/>
-          <w:bCs/>
-        </w:rPr>
-        <w:t xml:space="preserve">Про мастер-кадр.</w:t>
-      </w:r>
-      <w:r>
-        <w:t xml:space="preserve"> </w:t>
-      </w:r>
-      <w:r>
-        <w:t xml:space="preserve">Первый кадр каждой сцены — главный. Пока его не одобрили,</w:t>
-      </w:r>
-      <w:r>
-        <w:t xml:space="preserve"> </w:t>
-      </w:r>
-      <w:r>
-        <w:t xml:space="preserve">остальные кадры сцены не генерируются. Так задумано: сначала утверждаем свет,</w:t>
-      </w:r>
-      <w:r>
-        <w:t xml:space="preserve"> </w:t>
-      </w:r>
-      <w:r>
-        <w:t xml:space="preserve">палитру и стиль сцены на одном кадре, и только потом делаем остальные двадцать по</w:t>
-      </w:r>
-      <w:r>
-        <w:t xml:space="preserve"> </w:t>
-      </w:r>
-      <w:r>
-        <w:t xml:space="preserve">его образцу.</w:t>
-      </w:r>
-    </w:p>
-    <w:p>
-      <w:pPr>
-        <w:pStyle w:val="BodyText"/>
-      </w:pPr>
-      <w:r>
         <w:t xml:space="preserve">Одобрить мастер-кадр может любой, кто ведёт эту серию, — и вы, и аниматор; сцена</w:t>
       </w:r>
       <w:r>
@@ -3507,19 +3838,19 @@
         <w:t xml:space="preserve">мастер-кадры смотрят в первую очередь</w:t>
       </w:r>
       <w:r>
-        <w:t xml:space="preserve">: пока он</w:t>
-      </w:r>
-      <w:r>
-        <w:t xml:space="preserve"> </w:t>
-      </w:r>
-      <w:r>
-        <w:t xml:space="preserve">висит, вся сцена стоит. Если аниматора на серии нет или он не отвечает, откройте</w:t>
-      </w:r>
-      <w:r>
-        <w:t xml:space="preserve"> </w:t>
-      </w:r>
-      <w:r>
-        <w:t xml:space="preserve">сцену сами.</w:t>
+        <w:t xml:space="preserve">: пока он висит,</w:t>
+      </w:r>
+      <w:r>
+        <w:t xml:space="preserve"> </w:t>
+      </w:r>
+      <w:r>
+        <w:t xml:space="preserve">вся сцена стоит. Если аниматора на серии нет или он не отвечает, откройте сцену</w:t>
+      </w:r>
+      <w:r>
+        <w:t xml:space="preserve"> </w:t>
+      </w:r>
+      <w:r>
+        <w:t xml:space="preserve">сами.</w:t>
       </w:r>
     </w:p>
     <w:p>
@@ -3529,9 +3860,9 @@
         </w:pict>
       </w:r>
     </w:p>
-    <w:bookmarkEnd w:id="32"/>
     <w:bookmarkEnd w:id="33"/>
-    <w:bookmarkStart w:id="34" w:name="часть-5.-если-что-то-пошло-не-так"/>
+    <w:bookmarkEnd w:id="34"/>
+    <w:bookmarkStart w:id="35" w:name="часть-5.-если-что-то-пошло-не-так"/>
     <w:p>
       <w:pPr>
         <w:pStyle w:val="Heading1"/>
@@ -3555,13 +3886,13 @@
         <w:t xml:space="preserve"> </w:t>
       </w:r>
       <w:r>
-        <w:t xml:space="preserve">Откройте окно Chrome с профилем «Конвейер» (аватар справа вверху → выберите</w:t>
-      </w:r>
-      <w:r>
-        <w:t xml:space="preserve"> </w:t>
-      </w:r>
-      <w:r>
-        <w:t xml:space="preserve">«Конвейер») и войдите под общим аккаунтом команды. Скажите Claude «готово».</w:t>
+        <w:t xml:space="preserve">Откройте ярлык «Chrome — Воркер» на рабочем столе и войдите под общим аккаунтом</w:t>
+      </w:r>
+      <w:r>
+        <w:t xml:space="preserve"> </w:t>
+      </w:r>
+      <w:r>
+        <w:t xml:space="preserve">команды. Скажите воркеру «готово».</w:t>
       </w:r>
     </w:p>
     <w:p>
@@ -3579,7 +3910,7 @@
         <w:t xml:space="preserve"> </w:t>
       </w:r>
       <w:r>
-        <w:t xml:space="preserve">Это нормально, лимит выдаётся на сутки. Claude подождёт и продолжит сам, либо</w:t>
+        <w:t xml:space="preserve">Это нормально, лимит выдаётся на сутки. Воркер подождёт и продолжит сам либо</w:t>
       </w:r>
       <w:r>
         <w:t xml:space="preserve"> </w:t>
@@ -3597,19 +3928,25 @@
           <w:b/>
           <w:bCs/>
         </w:rPr>
-        <w:t xml:space="preserve">Claude остановился и чего-то ждёт.</w:t>
-      </w:r>
-      <w:r>
-        <w:t xml:space="preserve"> </w:t>
-      </w:r>
-      <w:r>
-        <w:t xml:space="preserve">Посмотрите последнее сообщение в чате — там сказано, что от вас нужно. Обычно</w:t>
-      </w:r>
-      <w:r>
-        <w:t xml:space="preserve"> </w:t>
-      </w:r>
-      <w:r>
-        <w:t xml:space="preserve">войти в аккаунт или подтвердить действие. Сделайте и напишите «готово».</w:t>
+        <w:t xml:space="preserve">Воркер остановился и чего-то ждёт.</w:t>
+      </w:r>
+      <w:r>
+        <w:t xml:space="preserve"> </w:t>
+      </w:r>
+      <w:r>
+        <w:t xml:space="preserve">Так и должно быть на логине, капче и подтверждении — это не поломка. Посмотрите</w:t>
+      </w:r>
+      <w:r>
+        <w:t xml:space="preserve"> </w:t>
+      </w:r>
+      <w:r>
+        <w:t xml:space="preserve">последнее сообщение в чате приложения Claude: там сказано, что от вас нужно.</w:t>
+      </w:r>
+      <w:r>
+        <w:t xml:space="preserve"> </w:t>
+      </w:r>
+      <w:r>
+        <w:t xml:space="preserve">Сделайте и напишите «готово» — воркер продолжит с того же места.</w:t>
       </w:r>
     </w:p>
     <w:p>
@@ -3627,19 +3964,19 @@
         <w:t xml:space="preserve"> </w:t>
       </w:r>
       <w:r>
-        <w:t xml:space="preserve">Ничего не потеряно: сделанные кадры уже сохранены. Проверьте, что окно Chrome с</w:t>
-      </w:r>
-      <w:r>
-        <w:t xml:space="preserve"> </w:t>
-      </w:r>
-      <w:r>
-        <w:t xml:space="preserve">профилем «Конвейер» открыто, и запустите задачу заново — Claude продолжит с того</w:t>
-      </w:r>
-      <w:r>
-        <w:t xml:space="preserve"> </w:t>
-      </w:r>
-      <w:r>
-        <w:t xml:space="preserve">места, где остановился.</w:t>
+        <w:t xml:space="preserve">Уже опубликованные кадры не потеряны — они сохранены в дашборде. Проверьте, что</w:t>
+      </w:r>
+      <w:r>
+        <w:t xml:space="preserve"> </w:t>
+      </w:r>
+      <w:r>
+        <w:t xml:space="preserve">«Chrome — Воркер» открыт, и запустите задачу заново. Недоделанную сцену воркер</w:t>
+      </w:r>
+      <w:r>
+        <w:t xml:space="preserve"> </w:t>
+      </w:r>
+      <w:r>
+        <w:t xml:space="preserve">начнёт заново, но готовые сцены не тронет.</w:t>
       </w:r>
     </w:p>
     <w:p>
@@ -3657,13 +3994,13 @@
         <w:t xml:space="preserve"> </w:t>
       </w:r>
       <w:r>
-        <w:t xml:space="preserve">Подождите 10 минут: после отправки страница обновляется не сразу. Потом обновите</w:t>
-      </w:r>
-      <w:r>
-        <w:t xml:space="preserve"> </w:t>
-      </w:r>
-      <w:r>
-        <w:t xml:space="preserve">страницу сочетанием</w:t>
+        <w:t xml:space="preserve">Воркер публикует сцену целиком, а не по одному кадру, — подождите, пока он</w:t>
+      </w:r>
+      <w:r>
+        <w:t xml:space="preserve"> </w:t>
+      </w:r>
+      <w:r>
+        <w:t xml:space="preserve">закончит сцену. Потом обновите страницу сочетанием</w:t>
       </w:r>
       <w:r>
         <w:t xml:space="preserve"> </w:t>
@@ -3676,13 +4013,13 @@
         <w:t xml:space="preserve">Ctrl+F5</w:t>
       </w:r>
       <w:r>
-        <w:t xml:space="preserve">. Если через полчаса пусто — проверьте в чате, не</w:t>
-      </w:r>
-      <w:r>
-        <w:t xml:space="preserve"> </w:t>
-      </w:r>
-      <w:r>
-        <w:t xml:space="preserve">завершился ли прогон ошибкой.</w:t>
+        <w:t xml:space="preserve">. Если через</w:t>
+      </w:r>
+      <w:r>
+        <w:t xml:space="preserve"> </w:t>
+      </w:r>
+      <w:r>
+        <w:t xml:space="preserve">полчаса пусто — проверьте в чате, не завершился ли прогон ошибкой.</w:t>
       </w:r>
     </w:p>
     <w:p>
@@ -3700,19 +4037,19 @@
         <w:t xml:space="preserve"> </w:t>
       </w:r>
       <w:r>
-        <w:t xml:space="preserve">Отправьте на переделку и напишите, что именно разъехалось: лицо, одежда, цвет.</w:t>
-      </w:r>
-      <w:r>
-        <w:t xml:space="preserve"> </w:t>
-      </w:r>
-      <w:r>
-        <w:t xml:space="preserve">Если так происходит с одним и тем же героем постоянно — скорее всего, ему нужен</w:t>
-      </w:r>
-      <w:r>
-        <w:t xml:space="preserve"> </w:t>
-      </w:r>
-      <w:r>
-        <w:t xml:space="preserve">референс получше (чистый turnaround на белом фоне).</w:t>
+        <w:t xml:space="preserve">Отправьте на переделку («Переделать») и напишите, что именно разъехалось: лицо,</w:t>
+      </w:r>
+      <w:r>
+        <w:t xml:space="preserve"> </w:t>
+      </w:r>
+      <w:r>
+        <w:t xml:space="preserve">одежда, цвет. Если так происходит с одним и тем же героем постоянно — скорее</w:t>
+      </w:r>
+      <w:r>
+        <w:t xml:space="preserve"> </w:t>
+      </w:r>
+      <w:r>
+        <w:t xml:space="preserve">всего, ему нужен референс получше (чистый turnaround на белом фоне).</w:t>
       </w:r>
     </w:p>
     <w:p>
@@ -3778,7 +4115,95 @@
           <w:b/>
           <w:bCs/>
         </w:rPr>
-        <w:t xml:space="preserve">Загрузил материалы, а Claude их не видит.</w:t>
+        <w:t xml:space="preserve">Дашборд вообще не открывается после долгого простоя.</w:t>
+      </w:r>
+      <w:r>
+        <w:t xml:space="preserve"> </w:t>
+      </w:r>
+      <w:r>
+        <w:t xml:space="preserve">Если конвейером не пользовались неделю и дольше, наша база могла «уснуть» —</w:t>
+      </w:r>
+      <w:r>
+        <w:t xml:space="preserve"> </w:t>
+      </w:r>
+      <w:r>
+        <w:t xml:space="preserve">бесплатный тариф усыпляет её от простоя. Разбудить просто: зайдите на</w:t>
+      </w:r>
+      <w:r>
+        <w:t xml:space="preserve"> </w:t>
+      </w:r>
+      <w:r>
+        <w:rPr>
+          <w:b/>
+          <w:bCs/>
+        </w:rPr>
+        <w:t xml:space="preserve">supabase.com</w:t>
+      </w:r>
+      <w:r>
+        <w:t xml:space="preserve">, откройте проект</w:t>
+      </w:r>
+      <w:r>
+        <w:t xml:space="preserve"> </w:t>
+      </w:r>
+      <w:r>
+        <w:rPr>
+          <w:b/>
+          <w:bCs/>
+        </w:rPr>
+        <w:t xml:space="preserve">amintako</w:t>
+      </w:r>
+      <w:r>
+        <w:t xml:space="preserve"> </w:t>
+      </w:r>
+      <w:r>
+        <w:t xml:space="preserve">и нажмите кнопку</w:t>
+      </w:r>
+      <w:r>
+        <w:t xml:space="preserve"> </w:t>
+      </w:r>
+      <w:r>
+        <w:rPr>
+          <w:b/>
+          <w:bCs/>
+        </w:rPr>
+        <w:t xml:space="preserve">Resume</w:t>
+      </w:r>
+      <w:r>
+        <w:t xml:space="preserve"> </w:t>
+      </w:r>
+      <w:r>
+        <w:t xml:space="preserve">(или</w:t>
+      </w:r>
+      <w:r>
+        <w:t xml:space="preserve"> </w:t>
+      </w:r>
+      <w:r>
+        <w:rPr>
+          <w:b/>
+          <w:bCs/>
+        </w:rPr>
+        <w:t xml:space="preserve">Restore</w:t>
+      </w:r>
+      <w:r>
+        <w:t xml:space="preserve">). Через пару минут база оживёт, и дашборд снова заработает. Если</w:t>
+      </w:r>
+      <w:r>
+        <w:t xml:space="preserve"> </w:t>
+      </w:r>
+      <w:r>
+        <w:t xml:space="preserve">кнопки не нашли или не помогло — напишите Исе.</w:t>
+      </w:r>
+    </w:p>
+    <w:p>
+      <w:pPr>
+        <w:pStyle w:val="BodyText"/>
+      </w:pPr>
+      <w:r>
+        <w:rPr>
+          <w:b/>
+          <w:bCs/>
+        </w:rPr>
+        <w:t xml:space="preserve">Загрузил материалы, а воркер их не видит.</w:t>
       </w:r>
       <w:r>
         <w:t xml:space="preserve"> </w:t>
@@ -3790,19 +4215,19 @@
         <w:t xml:space="preserve"> </w:t>
       </w:r>
       <w:r>
-        <w:t xml:space="preserve">посмотрите его отчёт в ленте событий — там сказано, что он забрал. Если файлов в</w:t>
-      </w:r>
-      <w:r>
-        <w:t xml:space="preserve"> </w:t>
-      </w:r>
-      <w:r>
-        <w:t xml:space="preserve">отчёте нет, проверьте во вкладке «Управление», что они действительно загрузились</w:t>
-      </w:r>
-      <w:r>
-        <w:t xml:space="preserve"> </w:t>
-      </w:r>
-      <w:r>
-        <w:t xml:space="preserve">и в ту серию, с которой идёт работа.</w:t>
+        <w:t xml:space="preserve">посмотрите его отчёт в «Ленте воркера» — там сказано, что он забрал. Если файлов</w:t>
+      </w:r>
+      <w:r>
+        <w:t xml:space="preserve"> </w:t>
+      </w:r>
+      <w:r>
+        <w:t xml:space="preserve">в отчёте нет, проверьте во вкладке «Управление», что они действительно</w:t>
+      </w:r>
+      <w:r>
+        <w:t xml:space="preserve"> </w:t>
+      </w:r>
+      <w:r>
+        <w:t xml:space="preserve">загрузились и в ту серию, с которой идёт работа.</w:t>
       </w:r>
     </w:p>
     <w:p>
@@ -3826,13 +4251,13 @@
         <w:t xml:space="preserve"> </w:t>
       </w:r>
       <w:r>
-        <w:t xml:space="preserve">с картинками положили документ; выбран не тот раздел. Если написано про</w:t>
-      </w:r>
-      <w:r>
-        <w:t xml:space="preserve"> </w:t>
-      </w:r>
-      <w:r>
-        <w:t xml:space="preserve">хранилище или про базу — напишите Исе, это уже не к вам.</w:t>
+        <w:t xml:space="preserve">с картинками положили документ; выбран не тот раздел. Если написано про хранилище</w:t>
+      </w:r>
+      <w:r>
+        <w:t xml:space="preserve"> </w:t>
+      </w:r>
+      <w:r>
+        <w:t xml:space="preserve">или про базу — напишите Исе, это уже не к вам.</w:t>
       </w:r>
     </w:p>
     <w:p>
@@ -3844,7 +4269,7 @@
           <w:b/>
           <w:bCs/>
         </w:rPr>
-        <w:t xml:space="preserve">Claude просит переименовать референс или спрашивает, какой файл оставить.</w:t>
+        <w:t xml:space="preserve">Воркер просит переименовать референс или спрашивает, какой файл оставить.</w:t>
       </w:r>
       <w:r>
         <w:t xml:space="preserve"> </w:t>
@@ -3886,7 +4311,7 @@
         <w:t xml:space="preserve"> </w:t>
       </w:r>
       <w:r>
-        <w:t xml:space="preserve">что видите, и последнее сообщение из чата Claude.</w:t>
+        <w:t xml:space="preserve">что видите, и последнее сообщение из чата приложения Claude.</w:t>
       </w:r>
     </w:p>
     <w:p>
@@ -3896,8 +4321,8 @@
         </w:pict>
       </w:r>
     </w:p>
-    <w:bookmarkEnd w:id="34"/>
-    <w:bookmarkStart w:id="35" w:name="часть-6.-чего-делать-не-нужно"/>
+    <w:bookmarkEnd w:id="35"/>
+    <w:bookmarkStart w:id="36" w:name="часть-6.-чего-делать-не-нужно"/>
     <w:p>
       <w:pPr>
         <w:pStyle w:val="Heading1"/>
@@ -3919,16 +4344,16 @@
           <w:b/>
           <w:bCs/>
         </w:rPr>
-        <w:t xml:space="preserve">Не закрывайте окно браузера</w:t>
-      </w:r>
-      <w:r>
-        <w:t xml:space="preserve">, пока идёт генерация. Claude работает именно в</w:t>
-      </w:r>
-      <w:r>
-        <w:t xml:space="preserve"> </w:t>
-      </w:r>
-      <w:r>
-        <w:t xml:space="preserve">нём — закрытое окно обрывает работу посреди сцены.</w:t>
+        <w:t xml:space="preserve">Не закрывайте «Chrome — Воркер»</w:t>
+      </w:r>
+      <w:r>
+        <w:t xml:space="preserve">, пока идёт генерация. Воркер рисует именно в</w:t>
+      </w:r>
+      <w:r>
+        <w:t xml:space="preserve"> </w:t>
+      </w:r>
+      <w:r>
+        <w:t xml:space="preserve">этом окне — закрытое окно обрывает работу посреди сцены.</w:t>
       </w:r>
     </w:p>
     <w:p>
@@ -3956,7 +4381,7 @@
         <w:t xml:space="preserve"> </w:t>
       </w:r>
       <w:r>
-        <w:t xml:space="preserve">выключить — дождитесь, пока Claude напишет, что прогон завершён.</w:t>
+        <w:t xml:space="preserve">выключить — дождитесь, пока воркер напишет, что прогон завершён.</w:t>
       </w:r>
     </w:p>
     <w:p>
@@ -3972,54 +4397,19 @@
           <w:b/>
           <w:bCs/>
         </w:rPr>
-        <w:t xml:space="preserve">Не меняйте файлы в папке</w:t>
-      </w:r>
-      <w:r>
-        <w:rPr>
-          <w:b/>
-          <w:bCs/>
-        </w:rPr>
-        <w:t xml:space="preserve"> </w:t>
-      </w:r>
-      <w:r>
-        <w:rPr>
-          <w:rStyle w:val="VerbatimChar"/>
-          <w:b/>
-          <w:bCs/>
-        </w:rPr>
-        <w:t xml:space="preserve">C:\amintako</w:t>
-      </w:r>
-      <w:r>
-        <w:rPr>
-          <w:b/>
-          <w:bCs/>
-        </w:rPr>
-        <w:t xml:space="preserve"> </w:t>
-      </w:r>
-      <w:r>
-        <w:rPr>
-          <w:b/>
-          <w:bCs/>
-        </w:rPr>
-        <w:t xml:space="preserve">руками</w:t>
-      </w:r>
-      <w:r>
-        <w:t xml:space="preserve"> </w:t>
-      </w:r>
-      <w:r>
-        <w:t xml:space="preserve">— не переименовывайте, не</w:t>
-      </w:r>
-      <w:r>
-        <w:t xml:space="preserve"> </w:t>
-      </w:r>
-      <w:r>
-        <w:t xml:space="preserve">удаляйте, не перекладывайте. Новые материалы загружайте через дашборд,</w:t>
-      </w:r>
-      <w:r>
-        <w:t xml:space="preserve"> </w:t>
-      </w:r>
-      <w:r>
-        <w:t xml:space="preserve">остальное Claude раскладывает сам.</w:t>
+        <w:t xml:space="preserve">Не закрывайте крышку ноутбука</w:t>
+      </w:r>
+      <w:r>
+        <w:t xml:space="preserve"> </w:t>
+      </w:r>
+      <w:r>
+        <w:t xml:space="preserve">— от этого компьютер засыпает, даже если</w:t>
+      </w:r>
+      <w:r>
+        <w:t xml:space="preserve"> </w:t>
+      </w:r>
+      <w:r>
+        <w:t xml:space="preserve">засыпание по времени отключено.</w:t>
       </w:r>
     </w:p>
     <w:p>
@@ -4035,46 +4425,54 @@
           <w:b/>
           <w:bCs/>
         </w:rPr>
-        <w:t xml:space="preserve">Не переименовывайте готовые кадры</w:t>
-      </w:r>
-      <w:r>
-        <w:t xml:space="preserve"> </w:t>
-      </w:r>
-      <w:r>
-        <w:t xml:space="preserve">в папках</w:t>
-      </w:r>
-      <w:r>
+        <w:t xml:space="preserve">Не меняйте файлы в папке</w:t>
+      </w:r>
+      <w:r>
+        <w:rPr>
+          <w:b/>
+          <w:bCs/>
+        </w:rPr>
         <w:t xml:space="preserve"> </w:t>
       </w:r>
       <w:r>
         <w:rPr>
           <w:rStyle w:val="VerbatimChar"/>
-        </w:rPr>
-        <w:t xml:space="preserve">images</w:t>
-      </w:r>
-      <w:r>
-        <w:t xml:space="preserve"> </w:t>
-      </w:r>
-      <w:r>
-        <w:t xml:space="preserve">и</w:t>
-      </w:r>
-      <w:r>
-        <w:t xml:space="preserve"> </w:t>
-      </w:r>
-      <w:r>
-        <w:rPr>
-          <w:rStyle w:val="VerbatimChar"/>
-        </w:rPr>
-        <w:t xml:space="preserve">previews</w:t>
-      </w:r>
-      <w:r>
-        <w:t xml:space="preserve">: по именам</w:t>
-      </w:r>
-      <w:r>
-        <w:t xml:space="preserve"> </w:t>
-      </w:r>
-      <w:r>
-        <w:t xml:space="preserve">дашборд их находит.</w:t>
+          <w:b/>
+          <w:bCs/>
+        </w:rPr>
+        <w:t xml:space="preserve">%USERPROFILE%\amintako</w:t>
+      </w:r>
+      <w:r>
+        <w:rPr>
+          <w:b/>
+          <w:bCs/>
+        </w:rPr>
+        <w:t xml:space="preserve"> </w:t>
+      </w:r>
+      <w:r>
+        <w:rPr>
+          <w:b/>
+          <w:bCs/>
+        </w:rPr>
+        <w:t xml:space="preserve">руками</w:t>
+      </w:r>
+      <w:r>
+        <w:t xml:space="preserve"> </w:t>
+      </w:r>
+      <w:r>
+        <w:t xml:space="preserve">— не</w:t>
+      </w:r>
+      <w:r>
+        <w:t xml:space="preserve"> </w:t>
+      </w:r>
+      <w:r>
+        <w:t xml:space="preserve">переименовывайте, не удаляйте, не перекладывайте. Новые материалы загружайте</w:t>
+      </w:r>
+      <w:r>
+        <w:t xml:space="preserve"> </w:t>
+      </w:r>
+      <w:r>
+        <w:t xml:space="preserve">через дашборд, остальное воркер раскладывает сам.</w:t>
       </w:r>
     </w:p>
     <w:p>
@@ -4090,19 +4488,19 @@
           <w:b/>
           <w:bCs/>
         </w:rPr>
-        <w:t xml:space="preserve">Не работайте в профиле «Конвейер»</w:t>
-      </w:r>
-      <w:r>
-        <w:t xml:space="preserve"> </w:t>
-      </w:r>
-      <w:r>
-        <w:t xml:space="preserve">своими личными делами и не выходите в нём</w:t>
-      </w:r>
-      <w:r>
-        <w:t xml:space="preserve"> </w:t>
-      </w:r>
-      <w:r>
-        <w:t xml:space="preserve">из общих аккаунтов.</w:t>
+        <w:t xml:space="preserve">Не работайте в профиле «Chrome — Воркер»</w:t>
+      </w:r>
+      <w:r>
+        <w:t xml:space="preserve"> </w:t>
+      </w:r>
+      <w:r>
+        <w:t xml:space="preserve">своими личными делами и не выходите</w:t>
+      </w:r>
+      <w:r>
+        <w:t xml:space="preserve"> </w:t>
+      </w:r>
+      <w:r>
+        <w:t xml:space="preserve">в нём из общих аккаунтов.</w:t>
       </w:r>
     </w:p>
     <w:p>
@@ -4127,7 +4525,7 @@
         <w:t xml:space="preserve">в общий чат.</w:t>
       </w:r>
     </w:p>
-    <w:bookmarkEnd w:id="35"/>
+    <w:bookmarkEnd w:id="36"/>
     <w:sectPr>
       <w:footnotePr>
         <w:numRestart w:val="eachSect"/>
@@ -4575,6 +4973,12 @@
     </w:lvlOverride>
   </w:num>
   <w:num w:numId="1003">
+    <w:abstractNumId w:val="991"/>
+  </w:num>
+  <w:num w:numId="1004">
+    <w:abstractNumId w:val="991"/>
+  </w:num>
+  <w:num w:numId="1005">
     <w:abstractNumId w:val="99411"/>
     <w:lvlOverride w:ilvl="0">
       <w:startOverride w:val="1"/>
@@ -4604,7 +5008,40 @@
       <w:startOverride w:val="1"/>
     </w:lvlOverride>
   </w:num>
-  <w:num w:numId="1004">
+  <w:num w:numId="1006">
+    <w:abstractNumId w:val="99414"/>
+    <w:lvlOverride w:ilvl="0">
+      <w:startOverride w:val="4"/>
+    </w:lvlOverride>
+    <w:lvlOverride w:ilvl="1">
+      <w:startOverride w:val="4"/>
+    </w:lvlOverride>
+    <w:lvlOverride w:ilvl="2">
+      <w:startOverride w:val="4"/>
+    </w:lvlOverride>
+    <w:lvlOverride w:ilvl="3">
+      <w:startOverride w:val="4"/>
+    </w:lvlOverride>
+    <w:lvlOverride w:ilvl="4">
+      <w:startOverride w:val="4"/>
+    </w:lvlOverride>
+    <w:lvlOverride w:ilvl="5">
+      <w:startOverride w:val="4"/>
+    </w:lvlOverride>
+    <w:lvlOverride w:ilvl="6">
+      <w:startOverride w:val="4"/>
+    </w:lvlOverride>
+    <w:lvlOverride w:ilvl="7">
+      <w:startOverride w:val="4"/>
+    </w:lvlOverride>
+    <w:lvlOverride w:ilvl="8">
+      <w:startOverride w:val="4"/>
+    </w:lvlOverride>
+  </w:num>
+  <w:num w:numId="1007">
+    <w:abstractNumId w:val="991"/>
+  </w:num>
+  <w:num w:numId="1008">
     <w:abstractNumId w:val="99411"/>
     <w:lvlOverride w:ilvl="0">
       <w:startOverride w:val="1"/>
@@ -4634,131 +5071,11 @@
       <w:startOverride w:val="1"/>
     </w:lvlOverride>
   </w:num>
-  <w:num w:numId="1005">
-    <w:abstractNumId w:val="991"/>
-  </w:num>
-  <w:num w:numId="1006">
-    <w:abstractNumId w:val="99411"/>
-    <w:lvlOverride w:ilvl="0">
-      <w:startOverride w:val="1"/>
-    </w:lvlOverride>
-    <w:lvlOverride w:ilvl="1">
-      <w:startOverride w:val="1"/>
-    </w:lvlOverride>
-    <w:lvlOverride w:ilvl="2">
-      <w:startOverride w:val="1"/>
-    </w:lvlOverride>
-    <w:lvlOverride w:ilvl="3">
-      <w:startOverride w:val="1"/>
-    </w:lvlOverride>
-    <w:lvlOverride w:ilvl="4">
-      <w:startOverride w:val="1"/>
-    </w:lvlOverride>
-    <w:lvlOverride w:ilvl="5">
-      <w:startOverride w:val="1"/>
-    </w:lvlOverride>
-    <w:lvlOverride w:ilvl="6">
-      <w:startOverride w:val="1"/>
-    </w:lvlOverride>
-    <w:lvlOverride w:ilvl="7">
-      <w:startOverride w:val="1"/>
-    </w:lvlOverride>
-    <w:lvlOverride w:ilvl="8">
-      <w:startOverride w:val="1"/>
-    </w:lvlOverride>
-  </w:num>
-  <w:num w:numId="1007">
-    <w:abstractNumId w:val="99411"/>
-    <w:lvlOverride w:ilvl="0">
-      <w:startOverride w:val="1"/>
-    </w:lvlOverride>
-    <w:lvlOverride w:ilvl="1">
-      <w:startOverride w:val="1"/>
-    </w:lvlOverride>
-    <w:lvlOverride w:ilvl="2">
-      <w:startOverride w:val="1"/>
-    </w:lvlOverride>
-    <w:lvlOverride w:ilvl="3">
-      <w:startOverride w:val="1"/>
-    </w:lvlOverride>
-    <w:lvlOverride w:ilvl="4">
-      <w:startOverride w:val="1"/>
-    </w:lvlOverride>
-    <w:lvlOverride w:ilvl="5">
-      <w:startOverride w:val="1"/>
-    </w:lvlOverride>
-    <w:lvlOverride w:ilvl="6">
-      <w:startOverride w:val="1"/>
-    </w:lvlOverride>
-    <w:lvlOverride w:ilvl="7">
-      <w:startOverride w:val="1"/>
-    </w:lvlOverride>
-    <w:lvlOverride w:ilvl="8">
-      <w:startOverride w:val="1"/>
-    </w:lvlOverride>
-  </w:num>
-  <w:num w:numId="1008">
-    <w:abstractNumId w:val="99414"/>
-    <w:lvlOverride w:ilvl="0">
-      <w:startOverride w:val="4"/>
-    </w:lvlOverride>
-    <w:lvlOverride w:ilvl="1">
-      <w:startOverride w:val="4"/>
-    </w:lvlOverride>
-    <w:lvlOverride w:ilvl="2">
-      <w:startOverride w:val="4"/>
-    </w:lvlOverride>
-    <w:lvlOverride w:ilvl="3">
-      <w:startOverride w:val="4"/>
-    </w:lvlOverride>
-    <w:lvlOverride w:ilvl="4">
-      <w:startOverride w:val="4"/>
-    </w:lvlOverride>
-    <w:lvlOverride w:ilvl="5">
-      <w:startOverride w:val="4"/>
-    </w:lvlOverride>
-    <w:lvlOverride w:ilvl="6">
-      <w:startOverride w:val="4"/>
-    </w:lvlOverride>
-    <w:lvlOverride w:ilvl="7">
-      <w:startOverride w:val="4"/>
-    </w:lvlOverride>
-    <w:lvlOverride w:ilvl="8">
-      <w:startOverride w:val="4"/>
-    </w:lvlOverride>
-  </w:num>
   <w:num w:numId="1009">
     <w:abstractNumId w:val="991"/>
   </w:num>
   <w:num w:numId="1010">
-    <w:abstractNumId w:val="99411"/>
-    <w:lvlOverride w:ilvl="0">
-      <w:startOverride w:val="1"/>
-    </w:lvlOverride>
-    <w:lvlOverride w:ilvl="1">
-      <w:startOverride w:val="1"/>
-    </w:lvlOverride>
-    <w:lvlOverride w:ilvl="2">
-      <w:startOverride w:val="1"/>
-    </w:lvlOverride>
-    <w:lvlOverride w:ilvl="3">
-      <w:startOverride w:val="1"/>
-    </w:lvlOverride>
-    <w:lvlOverride w:ilvl="4">
-      <w:startOverride w:val="1"/>
-    </w:lvlOverride>
-    <w:lvlOverride w:ilvl="5">
-      <w:startOverride w:val="1"/>
-    </w:lvlOverride>
-    <w:lvlOverride w:ilvl="6">
-      <w:startOverride w:val="1"/>
-    </w:lvlOverride>
-    <w:lvlOverride w:ilvl="7">
-      <w:startOverride w:val="1"/>
-    </w:lvlOverride>
-    <w:lvlOverride w:ilvl="8">
-      <w:startOverride w:val="1"/>
-    </w:lvlOverride>
+    <w:abstractNumId w:val="991"/>
   </w:num>
   <w:num w:numId="1011">
     <w:abstractNumId w:val="991"/>
